--- a/public/chapter-15/Chapitre_15_Colon_et_rectum_version_complete_zones_reflexes_revisees.docx
+++ b/public/chapter-15/Chapitre_15_Colon_et_rectum_version_complete_zones_reflexes_revisees.docx
@@ -1,6 +1,6 @@
 
 <file path=word/document.xml><?xml version="1.0" encoding="utf-8"?>
-<w:document xmlns:wpc="http://schemas.microsoft.com/office/word/2010/wordprocessingCanvas" xmlns:cx="http://schemas.microsoft.com/office/drawing/2014/chartex" xmlns:cx1="http://schemas.microsoft.com/office/drawing/2015/9/8/chartex" xmlns:cx2="http://schemas.microsoft.com/office/drawing/2015/10/21/chartex" xmlns:cx3="http://schemas.microsoft.com/office/drawing/2016/5/9/chartex" xmlns:cx4="http://schemas.microsoft.com/office/drawing/2016/5/10/chartex" xmlns:cx5="http://schemas.microsoft.com/office/drawing/2016/5/11/chartex" xmlns:cx6="http://schemas.microsoft.com/office/drawing/2016/5/12/chartex" xmlns:cx7="http://schemas.microsoft.com/office/drawing/2016/5/13/chartex" xmlns:cx8="http://schemas.microsoft.com/office/drawing/2016/5/14/chartex" xmlns:mc="http://schemas.openxmlformats.org/markup-compatibility/2006" xmlns:aink="http://schemas.microsoft.com/office/drawing/2016/ink" xmlns:am3d="http://schemas.microsoft.com/office/drawing/2017/model3d" xmlns:o="urn:schemas-microsoft-com:office:office" xmlns:oel="http://schemas.microsoft.com/office/2019/extlst" xmlns:r="http://schemas.openxmlformats.org/officeDocument/2006/relationships" xmlns:m="http://schemas.openxmlformats.org/officeDocument/2006/math" xmlns:v="urn:schemas-microsoft-com:vml" xmlns:wp14="http://schemas.microsoft.com/office/word/2010/wordprocessingDrawing" xmlns:wp="http://schemas.openxmlformats.org/drawingml/2006/wordprocessingDrawing" xmlns:w10="urn:schemas-microsoft-com:office:word" xmlns:w="http://schemas.openxmlformats.org/wordprocessingml/2006/main" xmlns:w14="http://schemas.microsoft.com/office/word/2010/wordml" xmlns:w15="http://schemas.microsoft.com/office/word/2012/wordml" xmlns:w16cei="http://schemas.microsoft.com/office/word/2026/wordml/cei" xmlns:w16cex="http://schemas.microsoft.com/office/word/2018/wordml/cex" xmlns:w16cid="http://schemas.microsoft.com/office/word/2016/wordml/cid" xmlns:w16="http://schemas.microsoft.com/office/word/2018/wordml" xmlns:w16du="http://schemas.microsoft.com/office/word/2023/wordml/word16du" xmlns:w16sdtdh="http://schemas.microsoft.com/office/word/2020/wordml/sdtdatahash" xmlns:w16sdtfl="http://schemas.microsoft.com/office/word/2024/wordml/sdtformatlock" xmlns:w16se="http://schemas.microsoft.com/office/word/2015/wordml/symex" xmlns:wpg="http://schemas.microsoft.com/office/word/2010/wordprocessingGroup" xmlns:wpi="http://schemas.microsoft.com/office/word/2010/wordprocessingInk" xmlns:wne="http://schemas.microsoft.com/office/word/2006/wordml" xmlns:wps="http://schemas.microsoft.com/office/word/2010/wordprocessingShape" mc:Ignorable="w14 w15 w16se w16cid w16 w16cex w16sdtdh w16sdtfl w16du wp14">
+<w:document xmlns:wpc="http://schemas.microsoft.com/office/word/2010/wordprocessingCanvas" xmlns:cx="http://schemas.microsoft.com/office/drawing/2014/chartex" xmlns:cx1="http://schemas.microsoft.com/office/drawing/2015/9/8/chartex" xmlns:cx2="http://schemas.microsoft.com/office/drawing/2015/10/21/chartex" xmlns:cx3="http://schemas.microsoft.com/office/drawing/2016/5/9/chartex" xmlns:cx4="http://schemas.microsoft.com/office/drawing/2016/5/10/chartex" xmlns:cx5="http://schemas.microsoft.com/office/drawing/2016/5/11/chartex" xmlns:cx6="http://schemas.microsoft.com/office/drawing/2016/5/12/chartex" xmlns:cx7="http://schemas.microsoft.com/office/drawing/2016/5/13/chartex" xmlns:cx8="http://schemas.microsoft.com/office/drawing/2016/5/14/chartex" xmlns:mc="http://schemas.openxmlformats.org/markup-compatibility/2006" xmlns:aink="http://schemas.microsoft.com/office/drawing/2016/ink" xmlns:am3d="http://schemas.microsoft.com/office/drawing/2017/model3d" xmlns:o="urn:schemas-microsoft-com:office:office" xmlns:oel="http://schemas.microsoft.com/office/2019/extlst" xmlns:r="http://schemas.openxmlformats.org/officeDocument/2006/relationships" xmlns:m="http://schemas.openxmlformats.org/officeDocument/2006/math" xmlns:v="urn:schemas-microsoft-com:vml" xmlns:wp14="http://schemas.microsoft.com/office/word/2010/wordprocessingDrawing" xmlns:wp="http://schemas.openxmlformats.org/drawingml/2006/wordprocessingDrawing" xmlns:w10="urn:schemas-microsoft-com:office:word" xmlns:w="http://schemas.openxmlformats.org/wordprocessingml/2006/main" xmlns:w14="http://schemas.microsoft.com/office/word/2010/wordml" xmlns:w15="http://schemas.microsoft.com/office/word/2012/wordml" xmlns:w16cex="http://schemas.microsoft.com/office/word/2018/wordml/cex" xmlns:w16cid="http://schemas.microsoft.com/office/word/2016/wordml/cid" xmlns:w16="http://schemas.microsoft.com/office/word/2018/wordml" xmlns:w16du="http://schemas.microsoft.com/office/word/2023/wordml/word16du" xmlns:w16sdtdh="http://schemas.microsoft.com/office/word/2020/wordml/sdtdatahash" xmlns:w16sdtfl="http://schemas.microsoft.com/office/word/2024/wordml/sdtformatlock" xmlns:w16se="http://schemas.microsoft.com/office/word/2015/wordml/symex" xmlns:wpg="http://schemas.microsoft.com/office/word/2010/wordprocessingGroup" xmlns:wpi="http://schemas.microsoft.com/office/word/2010/wordprocessingInk" xmlns:wne="http://schemas.microsoft.com/office/word/2006/wordml" xmlns:wps="http://schemas.microsoft.com/office/word/2010/wordprocessingShape" mc:Ignorable="w14 w15 w16se w16cid w16 w16cex w16sdtdh w16sdtfl w16du wp14">
   <w:body>
     <w:p>
       <w:pPr>
@@ -9,6 +9,8 @@
       </w:pPr>
       <w:r>
         <w:t>Chapitre 15</w:t>
+      </w:r>
+      <w:r>
         <w:br/>
         <w:t>Côlon et rectum</w:t>
       </w:r>
@@ -16,11 +18,6 @@
     <w:p>
       <w:pPr>
         <w:pStyle w:val="Heading1"/>
-        <w:keepNext/>
-        <w:keepLines/>
-        <w:numPr>
-          <w:numId w:val="0"/>
-        </w:numPr>
       </w:pPr>
       <w:r>
         <w:t>1. Présentation</w:t>
@@ -38,7 +35,7 @@
         </w:rPr>
       </w:pPr>
       <w:r>
-        <w:t>Le côlon, ou gros intestin, forme un cadre qui entoure l’intestin grêle. Il s’étend de la jonction iléo-caecale, au rectum et sa longueur est d’environ 1.50m chez l’adulte. (figure 15.1)</w:t>
+        <w:t xml:space="preserve">Le côlon, ou gros intestin, forme un cadre qui entoure l’intestin grêle. Il s’étend de la jonction iléo-caecale, au rectum et sa longueur est d’environ 1.50m chez l’adulte. </w:t>
       </w:r>
     </w:p>
     <w:p>
@@ -75,15 +72,7 @@
           <w:sz w:val="24"/>
           <w:szCs w:val="24"/>
         </w:rPr>
-        <w:t>Sa paroi plus épaisse</w:t>
-      </w:r>
-      <w:r>
-        <w:rPr>
-          <w:rFonts w:ascii="Times New Roman" w:hAnsi="Times New Roman" w:cs="Times New Roman"/>
-          <w:sz w:val="24"/>
-          <w:szCs w:val="24"/>
-        </w:rPr>
-        <w:t> ;</w:t>
+        <w:t>Sa paroi plus épaisse ;</w:t>
       </w:r>
     </w:p>
     <w:p>
@@ -161,11 +150,6 @@
     <w:p>
       <w:pPr>
         <w:pStyle w:val="Heading1"/>
-        <w:keepNext/>
-        <w:keepLines/>
-        <w:numPr>
-          <w:numId w:val="0"/>
-        </w:numPr>
       </w:pPr>
       <w:r>
         <w:t>2. Situation</w:t>
@@ -281,41 +265,15 @@
           <w:sz w:val="24"/>
           <w:szCs w:val="24"/>
         </w:rPr>
-        <w:t>S</w:t>
-      </w:r>
-      <w:r>
-        <w:rPr>
-          <w:rFonts w:ascii="Times New Roman" w:hAnsi="Times New Roman" w:cs="Times New Roman"/>
-          <w:b/>
-          <w:sz w:val="24"/>
-          <w:szCs w:val="24"/>
-        </w:rPr>
-        <w:t>igmoïde</w:t>
-      </w:r>
-      <w:r>
-        <w:rPr>
-          <w:rFonts w:ascii="Times New Roman" w:hAnsi="Times New Roman" w:cs="Times New Roman"/>
-          <w:b/>
-          <w:sz w:val="24"/>
-          <w:szCs w:val="24"/>
-        </w:rPr>
-        <w:t> </w:t>
-      </w:r>
-      <w:r>
-        <w:rPr>
-          <w:rFonts w:ascii="Times New Roman" w:hAnsi="Times New Roman" w:cs="Times New Roman"/>
-          <w:sz w:val="24"/>
-          <w:szCs w:val="24"/>
-        </w:rPr>
-        <w:t xml:space="preserve">: il </w:t>
-      </w:r>
-      <w:r>
-        <w:rPr>
-          <w:rFonts w:ascii="Times New Roman" w:hAnsi="Times New Roman" w:cs="Times New Roman"/>
-          <w:sz w:val="24"/>
-          <w:szCs w:val="24"/>
-        </w:rPr>
-        <w:t>pénètre dans la partie supérieure de la cavité pelvienne. Au niveau de la 3</w:t>
+        <w:t>Sigmoïde </w:t>
+      </w:r>
+      <w:r>
+        <w:rPr>
+          <w:rFonts w:ascii="Times New Roman" w:hAnsi="Times New Roman" w:cs="Times New Roman"/>
+          <w:sz w:val="24"/>
+          <w:szCs w:val="24"/>
+        </w:rPr>
+        <w:t>: il pénètre dans la partie supérieure de la cavité pelvienne. Au niveau de la 3</w:t>
       </w:r>
       <w:r>
         <w:rPr>
@@ -372,24 +330,15 @@
     <w:p>
       <w:pPr>
         <w:pStyle w:val="Heading1"/>
-        <w:keepNext/>
-        <w:keepLines/>
-        <w:numPr>
-          <w:numId w:val="0"/>
-        </w:numPr>
-      </w:pPr>
-      <w:r>
+      </w:pPr>
+      <w:r>
+        <w:lastRenderedPageBreak/>
         <w:t>3. Anatomie</w:t>
       </w:r>
     </w:p>
     <w:p>
       <w:pPr>
         <w:pStyle w:val="Heading2"/>
-        <w:keepNext/>
-        <w:keepLines/>
-        <w:numPr>
-          <w:numId w:val="0"/>
-        </w:numPr>
         <w:jc w:val="both"/>
         <w:rPr>
           <w:rFonts w:ascii="Times New Roman" w:hAnsi="Times New Roman" w:cs="Times New Roman"/>
@@ -417,55 +366,7 @@
           <w:sz w:val="24"/>
           <w:szCs w:val="24"/>
         </w:rPr>
-        <w:t>D</w:t>
-      </w:r>
-      <w:r>
-        <w:rPr>
-          <w:rFonts w:ascii="Times New Roman" w:hAnsi="Times New Roman" w:cs="Times New Roman"/>
-          <w:sz w:val="24"/>
-          <w:szCs w:val="24"/>
-        </w:rPr>
-        <w:t>ans la fosse iliaque droite,</w:t>
-      </w:r>
-      <w:r>
-        <w:rPr>
-          <w:rFonts w:ascii="Times New Roman" w:hAnsi="Times New Roman" w:cs="Times New Roman"/>
-          <w:sz w:val="24"/>
-          <w:szCs w:val="24"/>
-        </w:rPr>
-        <w:t xml:space="preserve"> il est</w:t>
-      </w:r>
-      <w:r>
-        <w:rPr>
-          <w:rFonts w:ascii="Times New Roman" w:hAnsi="Times New Roman" w:cs="Times New Roman"/>
-          <w:sz w:val="24"/>
-          <w:szCs w:val="24"/>
-        </w:rPr>
-        <w:t xml:space="preserve"> 2 à 3cm au-dessous de</w:t>
-      </w:r>
-      <w:r>
-        <w:rPr>
-          <w:rFonts w:ascii="Times New Roman" w:hAnsi="Times New Roman" w:cs="Times New Roman"/>
-          <w:sz w:val="24"/>
-          <w:szCs w:val="24"/>
-        </w:rPr>
-        <w:t xml:space="preserve"> la jonction iléo-caecale</w:t>
-      </w:r>
-      <w:r>
-        <w:rPr>
-          <w:rFonts w:ascii="Times New Roman" w:hAnsi="Times New Roman" w:cs="Times New Roman"/>
-          <w:sz w:val="24"/>
-          <w:szCs w:val="24"/>
-        </w:rPr>
-        <w:t>, et à deux travers de doigt au-dessus du ligament inguinal.</w:t>
-      </w:r>
-      <w:r>
-        <w:rPr>
-          <w:rFonts w:ascii="Times New Roman" w:hAnsi="Times New Roman" w:cs="Times New Roman"/>
-          <w:sz w:val="24"/>
-          <w:szCs w:val="24"/>
-        </w:rPr>
-        <w:t xml:space="preserve"> </w:t>
+        <w:t xml:space="preserve">Dans la fosse iliaque droite, il est 2 à 3cm au-dessous de la jonction iléo-caecale, et à deux travers de doigt au-dessus du ligament inguinal. </w:t>
       </w:r>
     </w:p>
     <w:p>
@@ -484,50 +385,12 @@
           <w:sz w:val="24"/>
           <w:szCs w:val="24"/>
         </w:rPr>
-        <w:lastRenderedPageBreak/>
-        <w:t>Recouvert par le péritoine, il est mobile et flottant, simplement relié à la paroi abdominale laté</w:t>
-      </w:r>
-      <w:r>
-        <w:rPr>
-          <w:rFonts w:ascii="Times New Roman" w:hAnsi="Times New Roman" w:cs="Times New Roman"/>
-          <w:sz w:val="24"/>
-          <w:szCs w:val="24"/>
-        </w:rPr>
-        <w:t>rale par des replis péritonéaux. Ces replis sont</w:t>
-      </w:r>
-      <w:r>
-        <w:rPr>
-          <w:rFonts w:ascii="Times New Roman" w:hAnsi="Times New Roman" w:cs="Times New Roman"/>
-          <w:sz w:val="24"/>
-          <w:szCs w:val="24"/>
-        </w:rPr>
-        <w:t xml:space="preserve"> particulièrement palpable</w:t>
-      </w:r>
-      <w:r>
-        <w:rPr>
-          <w:rFonts w:ascii="Times New Roman" w:hAnsi="Times New Roman" w:cs="Times New Roman"/>
-          <w:sz w:val="24"/>
-          <w:szCs w:val="24"/>
-        </w:rPr>
-        <w:t>s</w:t>
-      </w:r>
-      <w:r>
-        <w:rPr>
-          <w:rFonts w:ascii="Times New Roman" w:hAnsi="Times New Roman" w:cs="Times New Roman"/>
-          <w:sz w:val="24"/>
-          <w:szCs w:val="24"/>
-        </w:rPr>
-        <w:t xml:space="preserve"> chez les personnes souffrant de colopathie fonctionnelle. Chez la femme, le caecum est souvent placé caudalement près de l’ovaire.</w:t>
+        <w:t>Recouvert par le péritoine, il est mobile et flottant, simplement relié à la paroi abdominale latérale par des replis péritonéaux. Ces replis sont particulièrement palpables chez les personnes souffrant de colopathie fonctionnelle. Chez la femme, le caecum est souvent placé caudalement près de l’ovaire.</w:t>
       </w:r>
     </w:p>
     <w:p>
       <w:pPr>
         <w:pStyle w:val="Heading3"/>
-        <w:keepNext/>
-        <w:keepLines/>
-        <w:numPr>
-          <w:numId w:val="0"/>
-        </w:numPr>
         <w:rPr>
           <w:rFonts w:ascii="Times New Roman" w:hAnsi="Times New Roman" w:cs="Times New Roman"/>
           <w:sz w:val="24"/>
@@ -554,23 +417,7 @@
           <w:sz w:val="24"/>
           <w:szCs w:val="24"/>
         </w:rPr>
-        <w:t>L’iléum s’a</w:t>
-      </w:r>
-      <w:r>
-        <w:rPr>
-          <w:rFonts w:ascii="Times New Roman" w:hAnsi="Times New Roman" w:cs="Times New Roman"/>
-          <w:sz w:val="24"/>
-          <w:szCs w:val="24"/>
-        </w:rPr>
-        <w:t>bouche dans le caecum, en</w:t>
-      </w:r>
-      <w:r>
-        <w:rPr>
-          <w:rFonts w:ascii="Times New Roman" w:hAnsi="Times New Roman" w:cs="Times New Roman"/>
-          <w:sz w:val="24"/>
-          <w:szCs w:val="24"/>
-        </w:rPr>
-        <w:t xml:space="preserve"> deux replis qui forment la </w:t>
+        <w:t xml:space="preserve">L’iléum s’abouche dans le caecum, en deux replis qui forment la </w:t>
       </w:r>
       <w:r>
         <w:rPr>
@@ -587,63 +434,7 @@
           <w:sz w:val="24"/>
           <w:szCs w:val="24"/>
         </w:rPr>
-        <w:t>.</w:t>
-      </w:r>
-      <w:r>
-        <w:rPr>
-          <w:rFonts w:ascii="Times New Roman" w:hAnsi="Times New Roman" w:cs="Times New Roman"/>
-          <w:sz w:val="24"/>
-          <w:szCs w:val="24"/>
-        </w:rPr>
-        <w:t xml:space="preserve"> </w:t>
-      </w:r>
-      <w:r>
-        <w:rPr>
-          <w:rFonts w:ascii="Times New Roman" w:hAnsi="Times New Roman" w:cs="Times New Roman"/>
-          <w:sz w:val="24"/>
-          <w:szCs w:val="24"/>
-        </w:rPr>
-        <w:t xml:space="preserve"> Celle-ci, </w:t>
-      </w:r>
-      <w:r>
-        <w:rPr>
-          <w:rFonts w:ascii="Times New Roman" w:hAnsi="Times New Roman" w:cs="Times New Roman"/>
-          <w:sz w:val="24"/>
-          <w:szCs w:val="24"/>
-        </w:rPr>
-        <w:t xml:space="preserve">est </w:t>
-      </w:r>
-      <w:r>
-        <w:rPr>
-          <w:rFonts w:ascii="Times New Roman" w:hAnsi="Times New Roman" w:cs="Times New Roman"/>
-          <w:sz w:val="24"/>
-          <w:szCs w:val="24"/>
-        </w:rPr>
-        <w:t>située à hauteur d</w:t>
-      </w:r>
-      <w:r>
-        <w:rPr>
-          <w:rFonts w:ascii="Times New Roman" w:hAnsi="Times New Roman" w:cs="Times New Roman"/>
-          <w:sz w:val="24"/>
-          <w:szCs w:val="24"/>
-        </w:rPr>
-        <w:t>e la vertèbre S1. Q</w:t>
-      </w:r>
-      <w:r>
-        <w:rPr>
-          <w:rFonts w:ascii="Times New Roman" w:hAnsi="Times New Roman" w:cs="Times New Roman"/>
-          <w:sz w:val="24"/>
-          <w:szCs w:val="24"/>
-        </w:rPr>
-        <w:t>uand le caecum est plein ou contracté, les deux replis de la valvule iléo-caecale se tendent et empêchent le reflux caeco-iléal.</w:t>
-      </w:r>
-      <w:r>
-        <w:rPr>
-          <w:rFonts w:ascii="Times New Roman" w:hAnsi="Times New Roman" w:cs="Times New Roman"/>
-          <w:sz w:val="24"/>
-          <w:szCs w:val="24"/>
-        </w:rPr>
-        <w:t xml:space="preserve"> </w:t>
+        <w:t xml:space="preserve">.  Celle-ci, est située à hauteur de la vertèbre S1. Quand le caecum est plein ou contracté, les deux replis de la valvule iléo-caecale se tendent et empêchent le reflux caeco-iléal. </w:t>
       </w:r>
     </w:p>
     <w:p>
@@ -685,11 +476,6 @@
     <w:p>
       <w:pPr>
         <w:pStyle w:val="Heading3"/>
-        <w:keepNext/>
-        <w:keepLines/>
-        <w:numPr>
-          <w:numId w:val="0"/>
-        </w:numPr>
         <w:rPr>
           <w:rFonts w:ascii="Times New Roman" w:hAnsi="Times New Roman" w:cs="Times New Roman"/>
           <w:b w:val="0"/>
@@ -713,7 +499,23 @@
         </w:rPr>
       </w:pPr>
       <w:r>
-        <w:t>Effectivement, il ressemble à un ver de 6 à 12cm de long pour un diamètre entre 5 à 8mm. Il est situé 2 à 3cm sous la jonction iléo-caecale. Il est majoritairement rétro-caecal,  à la réunion des trois bandelettes longitudinales (ou taeniae coli). (figure15.1)</w:t>
+        <w:t>Effectivement, il ressemble à un ver de 6 à 12cm de long pour un diamètre entre 5 à 8mm. Il est situé 2 à 3cm sous la jonction iléo-caecale. Il est majoritairement rétro-</w:t>
+      </w:r>
+      <w:proofErr w:type="gramStart"/>
+      <w:r>
+        <w:t>caecal,  à</w:t>
+      </w:r>
+      <w:proofErr w:type="gramEnd"/>
+      <w:r>
+        <w:t xml:space="preserve"> la réunion des trois bandelettes longitudinales (ou taeniae </w:t>
+      </w:r>
+      <w:proofErr w:type="gramStart"/>
+      <w:r>
+        <w:t>coli</w:t>
+      </w:r>
+      <w:proofErr w:type="gramEnd"/>
+      <w:r>
+        <w:t xml:space="preserve">). </w:t>
       </w:r>
     </w:p>
     <w:p>
@@ -745,39 +547,7 @@
           <w:sz w:val="24"/>
           <w:szCs w:val="24"/>
         </w:rPr>
-        <w:t>:</w:t>
-      </w:r>
-      <w:r>
-        <w:rPr>
-          <w:rFonts w:ascii="Times New Roman" w:hAnsi="Times New Roman" w:cs="Times New Roman"/>
-          <w:sz w:val="24"/>
-          <w:szCs w:val="24"/>
-        </w:rPr>
-        <w:t xml:space="preserve"> il peut parfoi</w:t>
-      </w:r>
-      <w:r>
-        <w:rPr>
-          <w:rFonts w:ascii="Times New Roman" w:hAnsi="Times New Roman" w:cs="Times New Roman"/>
-          <w:sz w:val="24"/>
-          <w:szCs w:val="24"/>
-        </w:rPr>
-        <w:t>s</w:t>
-      </w:r>
-      <w:r>
-        <w:rPr>
-          <w:rFonts w:ascii="Times New Roman" w:hAnsi="Times New Roman" w:cs="Times New Roman"/>
-          <w:sz w:val="24"/>
-          <w:szCs w:val="24"/>
-        </w:rPr>
-        <w:t xml:space="preserve"> être</w:t>
-      </w:r>
-      <w:r>
-        <w:rPr>
-          <w:rFonts w:ascii="Times New Roman" w:hAnsi="Times New Roman" w:cs="Times New Roman"/>
-          <w:sz w:val="24"/>
-          <w:szCs w:val="24"/>
-        </w:rPr>
-        <w:t xml:space="preserve"> </w:t>
+        <w:t xml:space="preserve">: il peut parfois être </w:t>
       </w:r>
       <w:r>
         <w:rPr>
@@ -794,15 +564,7 @@
           <w:sz w:val="24"/>
           <w:szCs w:val="24"/>
         </w:rPr>
-        <w:t>, pénétrant dans la cavité pelvienne. Plus rarement, il peut se situer dans l’hypochondre droit</w:t>
-      </w:r>
-      <w:r>
-        <w:rPr>
-          <w:rFonts w:ascii="Times New Roman" w:hAnsi="Times New Roman" w:cs="Times New Roman"/>
-          <w:sz w:val="24"/>
-          <w:szCs w:val="24"/>
-        </w:rPr>
-        <w:t xml:space="preserve">, </w:t>
+        <w:t xml:space="preserve">, pénétrant dans la cavité pelvienne. Plus rarement, il peut se situer dans l’hypochondre droit, </w:t>
       </w:r>
       <w:r>
         <w:rPr>
@@ -836,31 +598,7 @@
           <w:sz w:val="24"/>
           <w:szCs w:val="24"/>
         </w:rPr>
-        <w:t>,</w:t>
-      </w:r>
-      <w:r>
-        <w:rPr>
-          <w:rFonts w:ascii="Times New Roman" w:hAnsi="Times New Roman" w:cs="Times New Roman"/>
-          <w:sz w:val="24"/>
-          <w:szCs w:val="24"/>
-        </w:rPr>
-        <w:t xml:space="preserve"> par mauvaise rotation des anses intestinales pendant l’emb</w:t>
-      </w:r>
-      <w:r>
-        <w:rPr>
-          <w:rFonts w:ascii="Times New Roman" w:hAnsi="Times New Roman" w:cs="Times New Roman"/>
-          <w:sz w:val="24"/>
-          <w:szCs w:val="24"/>
-        </w:rPr>
-        <w:t>r</w:t>
-      </w:r>
-      <w:r>
-        <w:rPr>
-          <w:rFonts w:ascii="Times New Roman" w:hAnsi="Times New Roman" w:cs="Times New Roman"/>
-          <w:sz w:val="24"/>
-          <w:szCs w:val="24"/>
-        </w:rPr>
-        <w:t>yogénèse.</w:t>
+        <w:t>, par mauvaise rotation des anses intestinales pendant l’embryogénèse.</w:t>
       </w:r>
       <w:r>
         <w:rPr>
@@ -894,53 +632,362 @@
           <w:sz w:val="24"/>
           <w:szCs w:val="24"/>
         </w:rPr>
-        <w:t>L’appendice vermiforme</w:t>
-      </w:r>
-      <w:r>
-        <w:rPr>
-          <w:rFonts w:ascii="Times New Roman" w:hAnsi="Times New Roman" w:cs="Times New Roman"/>
+        <w:t>L’appendice vermiforme est intra-péritonéal</w:t>
+      </w:r>
+      <w:r>
+        <w:rPr>
+          <w:rFonts w:ascii="Times New Roman" w:hAnsi="Times New Roman" w:cs="Times New Roman"/>
+          <w:sz w:val="24"/>
+          <w:szCs w:val="24"/>
+        </w:rPr>
+        <w:t xml:space="preserve">. Il est relié à l’iléum par le méso-appendiculaire. Il est relié à l’ovaire par le ligament appendico-ovarien. </w:t>
+      </w:r>
+    </w:p>
+    <w:p>
+      <w:pPr>
+        <w:pStyle w:val="ListParagraph"/>
+        <w:numPr>
+          <w:ilvl w:val="0"/>
+          <w:numId w:val="14"/>
+        </w:numPr>
+        <w:jc w:val="both"/>
+        <w:rPr>
+          <w:rFonts w:ascii="Times New Roman" w:hAnsi="Times New Roman" w:cs="Times New Roman"/>
+          <w:sz w:val="24"/>
+          <w:szCs w:val="24"/>
+        </w:rPr>
+      </w:pPr>
+      <w:r>
+        <w:rPr>
+          <w:rFonts w:ascii="Times New Roman" w:hAnsi="Times New Roman" w:cs="Times New Roman"/>
+          <w:b/>
+          <w:sz w:val="24"/>
+          <w:szCs w:val="24"/>
+        </w:rPr>
+        <w:t>Fonction de l’appendice vermiforme</w:t>
+      </w:r>
+      <w:r>
+        <w:rPr>
+          <w:rFonts w:ascii="Times New Roman" w:hAnsi="Times New Roman" w:cs="Times New Roman"/>
+          <w:sz w:val="24"/>
+          <w:szCs w:val="24"/>
+        </w:rPr>
+        <w:t xml:space="preserve"> : c’est un organe lymphoïde qui constitue un réservoir protégé de bactéries amies (ou commensales, </w:t>
+      </w:r>
+      <w:r>
+        <w:rPr>
+          <w:rFonts w:ascii="Times New Roman" w:hAnsi="Times New Roman" w:cs="Times New Roman"/>
+          <w:b/>
+          <w:sz w:val="24"/>
+          <w:szCs w:val="24"/>
+        </w:rPr>
+        <w:t xml:space="preserve">Cf. Microbiote, page….) </w:t>
+      </w:r>
+      <w:r>
+        <w:rPr>
+          <w:rFonts w:ascii="Times New Roman" w:hAnsi="Times New Roman" w:cs="Times New Roman"/>
+          <w:sz w:val="24"/>
+          <w:szCs w:val="24"/>
+        </w:rPr>
+        <w:t>utiles pour combattre les bactéries pathogènes, surtout quand les individus vivent dans un environnement souillé ou ayant une mauvaise hygiène de vie.</w:t>
+      </w:r>
+    </w:p>
+    <w:p>
+      <w:pPr>
+        <w:pStyle w:val="ListParagraph"/>
+        <w:numPr>
+          <w:ilvl w:val="0"/>
+          <w:numId w:val="14"/>
+        </w:numPr>
+        <w:jc w:val="both"/>
+        <w:rPr>
+          <w:rFonts w:ascii="Times New Roman" w:hAnsi="Times New Roman" w:cs="Times New Roman"/>
+          <w:sz w:val="24"/>
+          <w:szCs w:val="24"/>
+        </w:rPr>
+      </w:pPr>
+      <w:r>
+        <w:rPr>
           <w:b/>
           <w:bCs/>
-          <w:sz w:val="24"/>
-          <w:szCs w:val="24"/>
-        </w:rPr>
-        <w:t xml:space="preserve"> est intra-péritonéal</w:t>
-      </w:r>
-      <w:r>
-        <w:rPr>
-          <w:rFonts w:ascii="Times New Roman" w:hAnsi="Times New Roman" w:cs="Times New Roman"/>
-          <w:sz w:val="24"/>
-          <w:szCs w:val="24"/>
-        </w:rPr>
-        <w:t>. Il</w:t>
-      </w:r>
-      <w:r>
-        <w:rPr>
-          <w:rFonts w:ascii="Times New Roman" w:hAnsi="Times New Roman" w:cs="Times New Roman"/>
-          <w:sz w:val="24"/>
-          <w:szCs w:val="24"/>
-        </w:rPr>
-        <w:t xml:space="preserve"> est relié à l’iléum par le méso-appendiculai</w:t>
-      </w:r>
-      <w:r>
-        <w:rPr>
-          <w:rFonts w:ascii="Times New Roman" w:hAnsi="Times New Roman" w:cs="Times New Roman"/>
-          <w:sz w:val="24"/>
-          <w:szCs w:val="24"/>
-        </w:rPr>
-        <w:t>re. Il est relié</w:t>
-      </w:r>
-      <w:r>
-        <w:rPr>
-          <w:rFonts w:ascii="Times New Roman" w:hAnsi="Times New Roman" w:cs="Times New Roman"/>
-          <w:sz w:val="24"/>
-          <w:szCs w:val="24"/>
-        </w:rPr>
-        <w:t xml:space="preserve"> à l’ovaire par le ligament appendico-ovarien.</w:t>
-      </w:r>
-      <w:r>
-        <w:rPr>
-          <w:rFonts w:ascii="Times New Roman" w:hAnsi="Times New Roman" w:cs="Times New Roman"/>
+        </w:rPr>
+        <w:t>Point de McBurney</w:t>
+      </w:r>
+      <w:r>
+        <w:t xml:space="preserve"> : </w:t>
+      </w:r>
+      <w:r>
+        <w:rPr>
+          <w:rFonts w:ascii="Times New Roman" w:hAnsi="Times New Roman" w:cs="Times New Roman"/>
+          <w:sz w:val="24"/>
+          <w:szCs w:val="24"/>
+        </w:rPr>
+        <w:t>il est situé au 1/3 distal de la ligne ombilico-épine iliaque antéro-supérieure droite. Sa douleur à la palpation signe l’inflammation de l’appendice vermiforme.</w:t>
+      </w:r>
+    </w:p>
+    <w:p>
+      <w:pPr>
+        <w:jc w:val="both"/>
+        <w:rPr>
+          <w:rFonts w:ascii="Times New Roman" w:hAnsi="Times New Roman" w:cs="Times New Roman"/>
+          <w:b/>
+          <w:sz w:val="24"/>
+          <w:szCs w:val="24"/>
+        </w:rPr>
+      </w:pPr>
+      <w:r>
+        <w:rPr>
+          <w:rFonts w:ascii="Times New Roman" w:hAnsi="Times New Roman" w:cs="Times New Roman"/>
+          <w:b/>
+          <w:sz w:val="24"/>
+          <w:szCs w:val="24"/>
+        </w:rPr>
+        <w:t>Intérêt en ROP </w:t>
+      </w:r>
+    </w:p>
+    <w:p>
+      <w:pPr>
+        <w:pStyle w:val="ListParagraph"/>
+        <w:numPr>
+          <w:ilvl w:val="0"/>
+          <w:numId w:val="9"/>
+        </w:numPr>
+        <w:jc w:val="both"/>
+        <w:rPr>
+          <w:rFonts w:ascii="Times New Roman" w:hAnsi="Times New Roman" w:cs="Times New Roman"/>
+          <w:sz w:val="24"/>
+          <w:szCs w:val="24"/>
+        </w:rPr>
+      </w:pPr>
+      <w:r>
+        <w:t>Toute adhérence du caecum, à la suite d’appendicectomie, de colopathie fonctionnelle, de côlon irritable ou spasmodique, fait perdre au caecum sa mobilité et entraîne un réflexe caeco-iléal, une fixation de la sacro-iliaque droite et des douleurs projetées au membre inférieur droit.</w:t>
+      </w:r>
+    </w:p>
+    <w:p>
+      <w:pPr>
+        <w:pStyle w:val="ListParagraph"/>
+        <w:numPr>
+          <w:ilvl w:val="0"/>
+          <w:numId w:val="9"/>
+        </w:numPr>
+        <w:jc w:val="both"/>
+        <w:rPr>
+          <w:rFonts w:ascii="Times New Roman" w:hAnsi="Times New Roman" w:cs="Times New Roman"/>
+          <w:sz w:val="24"/>
+          <w:szCs w:val="24"/>
+        </w:rPr>
+      </w:pPr>
+      <w:r>
+        <w:rPr>
+          <w:rFonts w:ascii="Times New Roman" w:hAnsi="Times New Roman" w:cs="Times New Roman"/>
+          <w:sz w:val="24"/>
+          <w:szCs w:val="24"/>
+        </w:rPr>
+        <w:t>A la suite d’appendicectomie, l’ovaire droit peut perdre sa mobilité et être source de difficultés de procréation. Il faut vérifier la zone réflexe du caecum et de l’ovaire après une appendicectomie.</w:t>
+      </w:r>
+    </w:p>
+    <w:p>
+      <w:pPr>
+        <w:pStyle w:val="ListParagraph"/>
+        <w:numPr>
+          <w:ilvl w:val="0"/>
+          <w:numId w:val="9"/>
+        </w:numPr>
+        <w:jc w:val="both"/>
+        <w:rPr>
+          <w:rFonts w:ascii="Times New Roman" w:hAnsi="Times New Roman" w:cs="Times New Roman"/>
+          <w:sz w:val="24"/>
+          <w:szCs w:val="24"/>
+        </w:rPr>
+      </w:pPr>
+      <w:r>
+        <w:rPr>
+          <w:rFonts w:ascii="Times New Roman" w:hAnsi="Times New Roman" w:cs="Times New Roman"/>
+          <w:sz w:val="24"/>
+          <w:szCs w:val="24"/>
+        </w:rPr>
+        <w:lastRenderedPageBreak/>
+        <w:t>Toute lombo-sciatalgie droite, surtout s’il n’y a pas de notion de traumatisme ou sursollicitation vertébrale, doit nous conduire à vérifier la zone réflexe du caecum.</w:t>
+      </w:r>
+    </w:p>
+    <w:p>
+      <w:pPr>
+        <w:jc w:val="both"/>
+        <w:rPr>
+          <w:rFonts w:ascii="Times New Roman" w:hAnsi="Times New Roman" w:cs="Times New Roman"/>
+          <w:sz w:val="24"/>
+          <w:szCs w:val="24"/>
+        </w:rPr>
+      </w:pPr>
+    </w:p>
+    <w:p>
+      <w:pPr>
+        <w:jc w:val="both"/>
+        <w:rPr>
+          <w:rFonts w:ascii="Times New Roman" w:hAnsi="Times New Roman" w:cs="Times New Roman"/>
+          <w:sz w:val="24"/>
+          <w:szCs w:val="24"/>
+        </w:rPr>
+      </w:pPr>
+    </w:p>
+    <w:p>
+      <w:pPr>
+        <w:pStyle w:val="Heading2"/>
+        <w:jc w:val="both"/>
+        <w:rPr>
+          <w:rFonts w:ascii="Times New Roman" w:hAnsi="Times New Roman" w:cs="Times New Roman"/>
+          <w:sz w:val="24"/>
+          <w:szCs w:val="24"/>
+        </w:rPr>
+      </w:pPr>
+      <w:r>
+        <w:t>3.2. Côlon ascendant</w:t>
+      </w:r>
+    </w:p>
+    <w:p>
+      <w:pPr>
+        <w:pStyle w:val="ListParagraph"/>
+        <w:ind w:left="284"/>
+        <w:jc w:val="both"/>
+        <w:rPr>
+          <w:rFonts w:ascii="Times New Roman" w:hAnsi="Times New Roman" w:cs="Times New Roman"/>
+          <w:b/>
+          <w:sz w:val="24"/>
+          <w:szCs w:val="24"/>
+        </w:rPr>
+      </w:pPr>
+    </w:p>
+    <w:p>
+      <w:pPr>
+        <w:pStyle w:val="ListParagraph"/>
+        <w:ind w:left="284"/>
+        <w:jc w:val="both"/>
+        <w:rPr>
+          <w:rFonts w:ascii="Times New Roman" w:hAnsi="Times New Roman" w:cs="Times New Roman"/>
+          <w:b/>
+          <w:sz w:val="24"/>
+          <w:szCs w:val="24"/>
+        </w:rPr>
+      </w:pPr>
+    </w:p>
+    <w:p>
+      <w:pPr>
+        <w:pStyle w:val="ListParagraph"/>
+        <w:ind w:left="284"/>
+        <w:jc w:val="both"/>
+        <w:rPr>
+          <w:rFonts w:ascii="Times New Roman" w:hAnsi="Times New Roman" w:cs="Times New Roman"/>
+          <w:sz w:val="24"/>
+          <w:szCs w:val="24"/>
+        </w:rPr>
+      </w:pPr>
+      <w:r>
+        <w:rPr>
+          <w:rFonts w:ascii="Times New Roman" w:hAnsi="Times New Roman" w:cs="Times New Roman"/>
+          <w:b/>
+          <w:sz w:val="24"/>
+          <w:szCs w:val="24"/>
+        </w:rPr>
+        <w:t>Intérêt en ROP</w:t>
+      </w:r>
+      <w:r>
+        <w:rPr>
+          <w:rFonts w:ascii="Times New Roman" w:hAnsi="Times New Roman" w:cs="Times New Roman"/>
+          <w:sz w:val="24"/>
+          <w:szCs w:val="24"/>
+        </w:rPr>
+        <w:t xml:space="preserve">  </w:t>
+      </w:r>
+    </w:p>
+    <w:p>
+      <w:pPr>
+        <w:pStyle w:val="ListParagraph"/>
+        <w:ind w:left="284"/>
+        <w:jc w:val="both"/>
+      </w:pPr>
+      <w:r>
+        <w:t>Les dysfonctions du côlon ascendant et ses rapports avec le psoas et le plexus lombaire expliquent les douleurs lombaires et sacro-iliaques droites.</w:t>
+      </w:r>
+    </w:p>
+    <w:p>
+      <w:pPr>
+        <w:pStyle w:val="ListParagraph"/>
+        <w:ind w:left="284"/>
+        <w:jc w:val="both"/>
+        <w:rPr>
+          <w:rFonts w:ascii="Times New Roman" w:hAnsi="Times New Roman" w:cs="Times New Roman"/>
+          <w:sz w:val="24"/>
+          <w:szCs w:val="24"/>
+        </w:rPr>
+      </w:pPr>
+    </w:p>
+    <w:p>
+      <w:pPr>
+        <w:pStyle w:val="Heading2"/>
+        <w:jc w:val="both"/>
+        <w:rPr>
+          <w:rFonts w:ascii="Times New Roman" w:hAnsi="Times New Roman" w:cs="Times New Roman"/>
+          <w:sz w:val="24"/>
+          <w:szCs w:val="24"/>
+        </w:rPr>
+      </w:pPr>
+      <w:r>
+        <w:t>3.3. Angle colique droit (ou angle hépatique)</w:t>
+      </w:r>
+    </w:p>
+    <w:p>
+      <w:pPr>
+        <w:pStyle w:val="ListParagraph"/>
+        <w:ind w:left="927"/>
+        <w:jc w:val="both"/>
+        <w:rPr>
+          <w:rFonts w:ascii="Times New Roman" w:hAnsi="Times New Roman" w:cs="Times New Roman"/>
+          <w:sz w:val="24"/>
+          <w:szCs w:val="24"/>
+        </w:rPr>
+      </w:pPr>
+    </w:p>
+    <w:p>
+      <w:pPr>
+        <w:pStyle w:val="ListParagraph"/>
+        <w:ind w:left="284"/>
+        <w:jc w:val="both"/>
+        <w:rPr>
+          <w:rFonts w:ascii="Times New Roman" w:hAnsi="Times New Roman" w:cs="Times New Roman"/>
+          <w:b/>
+          <w:sz w:val="24"/>
+          <w:szCs w:val="24"/>
+        </w:rPr>
+      </w:pPr>
+      <w:r>
+        <w:rPr>
+          <w:rFonts w:ascii="Times New Roman" w:hAnsi="Times New Roman" w:cs="Times New Roman"/>
+          <w:sz w:val="24"/>
+          <w:szCs w:val="24"/>
+        </w:rPr>
+        <w:t>Il mesure 70 à 80mm. Il est situé, dans un plan frontal, sous le lobe droit du foie, à hauteur de la 8</w:t>
+      </w:r>
+      <w:r>
+        <w:rPr>
+          <w:rFonts w:ascii="Times New Roman" w:hAnsi="Times New Roman" w:cs="Times New Roman"/>
+          <w:sz w:val="24"/>
+          <w:szCs w:val="24"/>
+          <w:vertAlign w:val="superscript"/>
+        </w:rPr>
+        <w:t>ème</w:t>
+      </w:r>
+      <w:r>
+        <w:rPr>
+          <w:rFonts w:ascii="Times New Roman" w:hAnsi="Times New Roman" w:cs="Times New Roman"/>
+          <w:sz w:val="24"/>
+          <w:szCs w:val="24"/>
+        </w:rPr>
+        <w:t xml:space="preserve"> côte droite. Il est relié, par des ligaments péritonéaux, au foie, à la vésicule biliaire, au diaphragme et au rein droit.</w:t>
+      </w:r>
+      <w:r>
+        <w:rPr>
+          <w:rFonts w:ascii="Times New Roman" w:hAnsi="Times New Roman" w:cs="Times New Roman"/>
+          <w:b/>
           <w:sz w:val="24"/>
           <w:szCs w:val="24"/>
         </w:rPr>
@@ -950,245 +997,7 @@
     <w:p>
       <w:pPr>
         <w:pStyle w:val="ListParagraph"/>
-        <w:numPr>
-          <w:ilvl w:val="0"/>
-          <w:numId w:val="14"/>
-        </w:numPr>
-        <w:jc w:val="both"/>
-        <w:rPr>
-          <w:rFonts w:ascii="Times New Roman" w:hAnsi="Times New Roman" w:cs="Times New Roman"/>
-          <w:sz w:val="24"/>
-          <w:szCs w:val="24"/>
-        </w:rPr>
-      </w:pPr>
-      <w:r>
-        <w:rPr>
-          <w:rFonts w:ascii="Times New Roman" w:hAnsi="Times New Roman" w:cs="Times New Roman"/>
-          <w:b/>
-          <w:sz w:val="24"/>
-          <w:szCs w:val="24"/>
-        </w:rPr>
-        <w:t>Fonction de l’appendice vermiforme</w:t>
-      </w:r>
-      <w:r>
-        <w:rPr>
-          <w:rFonts w:ascii="Times New Roman" w:hAnsi="Times New Roman" w:cs="Times New Roman"/>
-          <w:sz w:val="24"/>
-          <w:szCs w:val="24"/>
-        </w:rPr>
-        <w:t> : c’est un organe lymphoïde qui constitue un réservoir protégé de b</w:t>
-      </w:r>
-      <w:r>
-        <w:rPr>
-          <w:rFonts w:ascii="Times New Roman" w:hAnsi="Times New Roman" w:cs="Times New Roman"/>
-          <w:sz w:val="24"/>
-          <w:szCs w:val="24"/>
-        </w:rPr>
-        <w:t>actéries amies (ou commensales,</w:t>
-      </w:r>
-      <w:r>
-        <w:rPr>
-          <w:rFonts w:ascii="Times New Roman" w:hAnsi="Times New Roman" w:cs="Times New Roman"/>
-          <w:sz w:val="24"/>
-          <w:szCs w:val="24"/>
-        </w:rPr>
-        <w:t xml:space="preserve"> </w:t>
-      </w:r>
-      <w:r>
-        <w:rPr>
-          <w:rFonts w:ascii="Times New Roman" w:hAnsi="Times New Roman" w:cs="Times New Roman"/>
-          <w:b/>
-          <w:sz w:val="24"/>
-          <w:szCs w:val="24"/>
-        </w:rPr>
-        <w:t xml:space="preserve">Cf. Microbiote, page….) </w:t>
-      </w:r>
-      <w:r>
-        <w:rPr>
-          <w:rFonts w:ascii="Times New Roman" w:hAnsi="Times New Roman" w:cs="Times New Roman"/>
-          <w:sz w:val="24"/>
-          <w:szCs w:val="24"/>
-        </w:rPr>
-        <w:t>utiles pour combattre les bactéries pathogènes, surtout quand les individus vivent dans un environnement souillé ou ayant une mauvaise hygiène de vie.</w:t>
-      </w:r>
-    </w:p>
-    <w:p>
-      <w:pPr>
-        <w:pStyle w:val="ListParagraph"/>
-        <w:numPr>
-          <w:ilvl w:val="0"/>
-          <w:numId w:val="14"/>
-        </w:numPr>
-        <w:jc w:val="both"/>
-        <w:rPr>
-          <w:rFonts w:ascii="Times New Roman" w:hAnsi="Times New Roman" w:cs="Times New Roman"/>
-          <w:sz w:val="24"/>
-          <w:szCs w:val="24"/>
-        </w:rPr>
-      </w:pPr>
-      <w:r>
-        <w:rPr>
-          <w:b/>
-          <w:bCs/>
-        </w:rPr>
-        <w:t>Point de McBurney</w:t>
-      </w:r>
-      <w:r>
-        <w:t xml:space="preserve"> : </w:t>
-      </w:r>
-      <w:r>
-        <w:rPr>
-          <w:rFonts w:ascii="Times New Roman" w:hAnsi="Times New Roman" w:cs="Times New Roman"/>
-          <w:sz w:val="24"/>
-          <w:szCs w:val="24"/>
-        </w:rPr>
-        <w:t>il est situé au 1/3 distal de la ligne ombilico-épine iliaque antéro-supérieure droite. Sa douleur à la palpation signe l’inflammation de l’appendice vermiforme.</w:t>
-      </w:r>
-    </w:p>
-    <w:p>
-      <w:pPr>
-        <w:jc w:val="both"/>
-        <w:rPr>
-          <w:rFonts w:ascii="Times New Roman" w:hAnsi="Times New Roman" w:cs="Times New Roman"/>
-          <w:b/>
-          <w:sz w:val="24"/>
-          <w:szCs w:val="24"/>
-        </w:rPr>
-      </w:pPr>
-      <w:r>
-        <w:rPr>
-          <w:rFonts w:ascii="Times New Roman" w:hAnsi="Times New Roman" w:cs="Times New Roman"/>
-          <w:b/>
-          <w:sz w:val="24"/>
-          <w:szCs w:val="24"/>
-        </w:rPr>
-        <w:t>Intérêt en ROP </w:t>
-      </w:r>
-    </w:p>
-    <w:p>
-      <w:pPr>
-        <w:pStyle w:val="ListParagraph"/>
-        <w:numPr>
-          <w:ilvl w:val="0"/>
-          <w:numId w:val="9"/>
-        </w:numPr>
-        <w:jc w:val="both"/>
-        <w:rPr>
-          <w:rFonts w:ascii="Times New Roman" w:hAnsi="Times New Roman" w:cs="Times New Roman"/>
-          <w:sz w:val="24"/>
-          <w:szCs w:val="24"/>
-        </w:rPr>
-      </w:pPr>
-      <w:r>
-        <w:t>Toute adhérence du caecum, à la suite d’appendicectomie, de colopathie fonctionnelle, de côlon irritable ou spasmodique, fait perdre au caecum sa mobilité et entraîne un réflexe caeco-iléal, une fixation de la sacro-iliaque droite et des douleurs projetées au membre inférieur droit.</w:t>
-      </w:r>
-    </w:p>
-    <w:p>
-      <w:pPr>
-        <w:pStyle w:val="ListParagraph"/>
-        <w:numPr>
-          <w:ilvl w:val="0"/>
-          <w:numId w:val="9"/>
-        </w:numPr>
-        <w:jc w:val="both"/>
-        <w:rPr>
-          <w:rFonts w:ascii="Times New Roman" w:hAnsi="Times New Roman" w:cs="Times New Roman"/>
-          <w:sz w:val="24"/>
-          <w:szCs w:val="24"/>
-        </w:rPr>
-      </w:pPr>
-      <w:r>
-        <w:rPr>
-          <w:rFonts w:ascii="Times New Roman" w:hAnsi="Times New Roman" w:cs="Times New Roman"/>
-          <w:sz w:val="24"/>
-          <w:szCs w:val="24"/>
-        </w:rPr>
-        <w:t>A la suite d’appendicectomie, l’ovaire droit peut perdre sa mobilité et être source de difficultés de procréation. Il faut vérifier la zone réflexe du caecum et de l’ovaire après une appendicectomie</w:t>
-      </w:r>
-      <w:r>
-        <w:rPr>
-          <w:rFonts w:ascii="Times New Roman" w:hAnsi="Times New Roman" w:cs="Times New Roman"/>
-          <w:sz w:val="24"/>
-          <w:szCs w:val="24"/>
-        </w:rPr>
-        <w:t>.</w:t>
-      </w:r>
-    </w:p>
-    <w:p>
-      <w:pPr>
-        <w:pStyle w:val="ListParagraph"/>
-        <w:numPr>
-          <w:ilvl w:val="0"/>
-          <w:numId w:val="9"/>
-        </w:numPr>
-        <w:jc w:val="both"/>
-        <w:rPr>
-          <w:rFonts w:ascii="Times New Roman" w:hAnsi="Times New Roman" w:cs="Times New Roman"/>
-          <w:sz w:val="24"/>
-          <w:szCs w:val="24"/>
-        </w:rPr>
-      </w:pPr>
-      <w:r>
-        <w:rPr>
-          <w:rFonts w:ascii="Times New Roman" w:hAnsi="Times New Roman" w:cs="Times New Roman"/>
-          <w:sz w:val="24"/>
-          <w:szCs w:val="24"/>
-        </w:rPr>
-        <w:t xml:space="preserve">Toute lombo-sciatalgie droite, surtout s’il n’y a pas </w:t>
-      </w:r>
-      <w:r>
-        <w:rPr>
-          <w:rFonts w:ascii="Times New Roman" w:hAnsi="Times New Roman" w:cs="Times New Roman"/>
-          <w:sz w:val="24"/>
-          <w:szCs w:val="24"/>
-        </w:rPr>
-        <w:t>de notion de traumatisme ou</w:t>
-      </w:r>
-      <w:r>
-        <w:rPr>
-          <w:rFonts w:ascii="Times New Roman" w:hAnsi="Times New Roman" w:cs="Times New Roman"/>
-          <w:sz w:val="24"/>
-          <w:szCs w:val="24"/>
-        </w:rPr>
-        <w:t xml:space="preserve"> </w:t>
-      </w:r>
-      <w:r>
-        <w:rPr>
-          <w:rFonts w:ascii="Times New Roman" w:hAnsi="Times New Roman" w:cs="Times New Roman"/>
-          <w:sz w:val="24"/>
-          <w:szCs w:val="24"/>
-        </w:rPr>
-        <w:t>s</w:t>
-      </w:r>
-      <w:r>
-        <w:rPr>
-          <w:rFonts w:ascii="Times New Roman" w:hAnsi="Times New Roman" w:cs="Times New Roman"/>
-          <w:sz w:val="24"/>
-          <w:szCs w:val="24"/>
-        </w:rPr>
-        <w:t>ur</w:t>
-      </w:r>
-      <w:r>
-        <w:rPr>
-          <w:rFonts w:ascii="Times New Roman" w:hAnsi="Times New Roman" w:cs="Times New Roman"/>
-          <w:sz w:val="24"/>
-          <w:szCs w:val="24"/>
-        </w:rPr>
-        <w:t>sollicitation vertébrale, doit nous conduire à vérifier la zone réflexe du caecum.</w:t>
-      </w:r>
-    </w:p>
-    <w:p>
-      <w:pPr>
-        <w:jc w:val="both"/>
-        <w:rPr>
-          <w:rFonts w:ascii="Times New Roman" w:hAnsi="Times New Roman" w:cs="Times New Roman"/>
-          <w:sz w:val="24"/>
-          <w:szCs w:val="24"/>
-        </w:rPr>
-      </w:pPr>
-    </w:p>
-    <w:p>
-      <w:pPr>
+        <w:ind w:left="284"/>
         <w:jc w:val="both"/>
         <w:rPr>
           <w:rFonts w:ascii="Times New Roman" w:hAnsi="Times New Roman" w:cs="Times New Roman"/>
@@ -1200,229 +1009,19 @@
     <w:p>
       <w:pPr>
         <w:pStyle w:val="Heading2"/>
-        <w:keepNext/>
-        <w:keepLines/>
-        <w:numPr>
-          <w:numId w:val="0"/>
-        </w:numPr>
-        <w:jc w:val="both"/>
-        <w:rPr>
-          <w:rFonts w:ascii="Times New Roman" w:hAnsi="Times New Roman" w:cs="Times New Roman"/>
-          <w:sz w:val="24"/>
-          <w:szCs w:val="24"/>
-        </w:rPr>
-      </w:pPr>
-      <w:r>
-        <w:t>3.2. Côlon ascendant</w:t>
-      </w:r>
-    </w:p>
-    <w:p>
-      <w:pPr>
-        <w:pStyle w:val="ListParagraph"/>
-        <w:ind w:left="284"/>
-        <w:jc w:val="both"/>
-        <w:rPr>
-          <w:rFonts w:ascii="Times New Roman" w:hAnsi="Times New Roman" w:cs="Times New Roman"/>
-          <w:b/>
-          <w:sz w:val="24"/>
-          <w:szCs w:val="24"/>
-        </w:rPr>
-      </w:pPr>
-    </w:p>
-    <w:p>
-      <w:pPr>
-        <w:pStyle w:val="ListParagraph"/>
-        <w:ind w:left="284"/>
-        <w:jc w:val="both"/>
-        <w:rPr>
-          <w:rFonts w:ascii="Times New Roman" w:hAnsi="Times New Roman" w:cs="Times New Roman"/>
-          <w:b/>
-          <w:sz w:val="24"/>
-          <w:szCs w:val="24"/>
-        </w:rPr>
-      </w:pPr>
-    </w:p>
-    <w:p>
-      <w:pPr>
-        <w:pStyle w:val="ListParagraph"/>
-        <w:ind w:left="284"/>
-        <w:jc w:val="both"/>
-        <w:rPr>
-          <w:rFonts w:ascii="Times New Roman" w:hAnsi="Times New Roman" w:cs="Times New Roman"/>
-          <w:sz w:val="24"/>
-          <w:szCs w:val="24"/>
-        </w:rPr>
-      </w:pPr>
-      <w:r>
-        <w:rPr>
-          <w:rFonts w:ascii="Times New Roman" w:hAnsi="Times New Roman" w:cs="Times New Roman"/>
-          <w:b/>
-          <w:sz w:val="24"/>
-          <w:szCs w:val="24"/>
-        </w:rPr>
-        <w:t>Intérêt en ROP</w:t>
-      </w:r>
-      <w:r>
-        <w:rPr>
-          <w:rFonts w:ascii="Times New Roman" w:hAnsi="Times New Roman" w:cs="Times New Roman"/>
-          <w:sz w:val="24"/>
-          <w:szCs w:val="24"/>
-        </w:rPr>
-        <w:t> </w:t>
-      </w:r>
-      <w:r>
-        <w:rPr>
-          <w:rFonts w:ascii="Times New Roman" w:hAnsi="Times New Roman" w:cs="Times New Roman"/>
-          <w:sz w:val="24"/>
-          <w:szCs w:val="24"/>
-        </w:rPr>
-        <w:t xml:space="preserve"> </w:t>
-      </w:r>
-    </w:p>
-    <w:p>
-      <w:pPr>
-        <w:pStyle w:val="ListParagraph"/>
-        <w:ind w:left="284"/>
-        <w:jc w:val="both"/>
-      </w:pPr>
-      <w:r>
-        <w:t>Les dysfonctions du côlon ascendant et ses rapports avec le psoas et le plexus lombaire expliquent les douleurs lombaires et sacro-iliaques droites.</w:t>
-      </w:r>
-    </w:p>
-    <w:p>
-      <w:pPr>
-        <w:pStyle w:val="ListParagraph"/>
-        <w:ind w:left="284"/>
-        <w:jc w:val="both"/>
-        <w:rPr>
-          <w:rFonts w:ascii="Times New Roman" w:hAnsi="Times New Roman" w:cs="Times New Roman"/>
-          <w:sz w:val="24"/>
-          <w:szCs w:val="24"/>
-        </w:rPr>
-      </w:pPr>
-    </w:p>
-    <w:p>
-      <w:pPr>
-        <w:pStyle w:val="Heading2"/>
-        <w:keepNext/>
-        <w:keepLines/>
-        <w:numPr>
-          <w:numId w:val="0"/>
-        </w:numPr>
-        <w:jc w:val="both"/>
-        <w:rPr>
-          <w:rFonts w:ascii="Times New Roman" w:hAnsi="Times New Roman" w:cs="Times New Roman"/>
-          <w:sz w:val="24"/>
-          <w:szCs w:val="24"/>
-        </w:rPr>
-      </w:pPr>
-      <w:r>
-        <w:t>3.3. Angle colique droit (ou angle hépatique)</w:t>
-      </w:r>
-    </w:p>
-    <w:p>
-      <w:pPr>
-        <w:pStyle w:val="ListParagraph"/>
-        <w:ind w:left="927"/>
-        <w:jc w:val="both"/>
-        <w:rPr>
-          <w:rFonts w:ascii="Times New Roman" w:hAnsi="Times New Roman" w:cs="Times New Roman"/>
-          <w:sz w:val="24"/>
-          <w:szCs w:val="24"/>
-        </w:rPr>
-      </w:pPr>
-    </w:p>
-    <w:p>
-      <w:pPr>
-        <w:pStyle w:val="ListParagraph"/>
-        <w:ind w:left="284"/>
-        <w:jc w:val="both"/>
-        <w:rPr>
-          <w:rFonts w:ascii="Times New Roman" w:hAnsi="Times New Roman" w:cs="Times New Roman"/>
-          <w:b/>
-          <w:sz w:val="24"/>
-          <w:szCs w:val="24"/>
-        </w:rPr>
-      </w:pPr>
-      <w:r>
-        <w:rPr>
-          <w:rFonts w:ascii="Times New Roman" w:hAnsi="Times New Roman" w:cs="Times New Roman"/>
-          <w:sz w:val="24"/>
-          <w:szCs w:val="24"/>
-        </w:rPr>
-        <w:t>I</w:t>
-      </w:r>
-      <w:r>
-        <w:rPr>
-          <w:rFonts w:ascii="Times New Roman" w:hAnsi="Times New Roman" w:cs="Times New Roman"/>
-          <w:sz w:val="24"/>
-          <w:szCs w:val="24"/>
-        </w:rPr>
-        <w:t>l mesure 70 à 80mm. Il est situé, dans un plan frontal, sous le lobe droit du foie</w:t>
-      </w:r>
-      <w:r>
-        <w:rPr>
-          <w:rFonts w:ascii="Times New Roman" w:hAnsi="Times New Roman" w:cs="Times New Roman"/>
-          <w:sz w:val="24"/>
-          <w:szCs w:val="24"/>
-        </w:rPr>
-        <w:t>,</w:t>
-      </w:r>
-      <w:r>
-        <w:rPr>
-          <w:rFonts w:ascii="Times New Roman" w:hAnsi="Times New Roman" w:cs="Times New Roman"/>
-          <w:sz w:val="24"/>
-          <w:szCs w:val="24"/>
-        </w:rPr>
-        <w:t xml:space="preserve"> à hauteur de la 8</w:t>
-      </w:r>
-      <w:r>
-        <w:rPr>
-          <w:rFonts w:ascii="Times New Roman" w:hAnsi="Times New Roman" w:cs="Times New Roman"/>
-          <w:sz w:val="24"/>
-          <w:szCs w:val="24"/>
-          <w:vertAlign w:val="superscript"/>
-        </w:rPr>
-        <w:t>ème</w:t>
-      </w:r>
-      <w:r>
-        <w:rPr>
-          <w:rFonts w:ascii="Times New Roman" w:hAnsi="Times New Roman" w:cs="Times New Roman"/>
-          <w:sz w:val="24"/>
-          <w:szCs w:val="24"/>
-        </w:rPr>
-        <w:t xml:space="preserve"> côte droite. Il est relié, par des ligaments péritonéaux, au foie, à la vésicule biliaire, au diaphragme et au rein droit.</w:t>
-      </w:r>
-      <w:r>
-        <w:rPr>
-          <w:rFonts w:ascii="Times New Roman" w:hAnsi="Times New Roman" w:cs="Times New Roman"/>
-          <w:b/>
-          <w:sz w:val="24"/>
-          <w:szCs w:val="24"/>
-        </w:rPr>
-        <w:t xml:space="preserve"> </w:t>
-      </w:r>
-    </w:p>
-    <w:p>
-      <w:pPr>
-        <w:pStyle w:val="ListParagraph"/>
-        <w:ind w:left="284"/>
-        <w:jc w:val="both"/>
-        <w:rPr>
-          <w:rFonts w:ascii="Times New Roman" w:hAnsi="Times New Roman" w:cs="Times New Roman"/>
-          <w:sz w:val="24"/>
-          <w:szCs w:val="24"/>
-        </w:rPr>
-      </w:pPr>
-    </w:p>
-    <w:p>
-      <w:pPr>
-        <w:pStyle w:val="Heading2"/>
-        <w:keepNext/>
-        <w:keepLines/>
-        <w:numPr>
-          <w:numId w:val="0"/>
-        </w:numPr>
+        <w:jc w:val="both"/>
+        <w:rPr>
+          <w:rFonts w:ascii="Times New Roman" w:hAnsi="Times New Roman" w:cs="Times New Roman"/>
+          <w:sz w:val="24"/>
+          <w:szCs w:val="24"/>
+        </w:rPr>
+      </w:pPr>
+      <w:r>
+        <w:t>3.4. Côlon transverse</w:t>
+      </w:r>
+    </w:p>
+    <w:p>
+      <w:pPr>
         <w:jc w:val="both"/>
         <w:rPr>
           <w:rFonts w:ascii="Times New Roman" w:eastAsiaTheme="majorEastAsia" w:hAnsi="Times New Roman" w:cs="Times New Roman"/>
@@ -1433,31 +1032,10 @@
           <w:szCs w:val="24"/>
         </w:rPr>
       </w:pPr>
-      <w:r>
-        <w:t>3.4. Côlon transverse</w:t>
-      </w:r>
-    </w:p>
-    <w:p>
-      <w:pPr>
-        <w:jc w:val="both"/>
-        <w:rPr>
-          <w:rFonts w:ascii="Times New Roman" w:eastAsiaTheme="majorEastAsia" w:hAnsi="Times New Roman" w:cs="Times New Roman"/>
-          <w:b/>
-          <w:bCs/>
-          <w:color w:val="4F81BD" w:themeColor="accent1"/>
-          <w:sz w:val="24"/>
-          <w:szCs w:val="24"/>
-        </w:rPr>
-      </w:pPr>
     </w:p>
     <w:p>
       <w:pPr>
         <w:pStyle w:val="Heading3"/>
-        <w:keepNext/>
-        <w:keepLines/>
-        <w:numPr>
-          <w:numId w:val="0"/>
-        </w:numPr>
         <w:jc w:val="both"/>
         <w:rPr>
           <w:rFonts w:ascii="Times New Roman" w:hAnsi="Times New Roman" w:cs="Times New Roman"/>
@@ -1566,15 +1144,7 @@
           <w:sz w:val="24"/>
           <w:szCs w:val="24"/>
         </w:rPr>
-        <w:t>Quand il est pl</w:t>
-      </w:r>
-      <w:r>
-        <w:rPr>
-          <w:rFonts w:ascii="Times New Roman" w:hAnsi="Times New Roman" w:cs="Times New Roman"/>
-          <w:sz w:val="24"/>
-          <w:szCs w:val="24"/>
-        </w:rPr>
-        <w:t>ein, il est haut et horizontal ;</w:t>
+        <w:t>Quand il est plein, il est haut et horizontal ;</w:t>
       </w:r>
     </w:p>
     <w:p>
@@ -1597,15 +1167,7 @@
           <w:sz w:val="24"/>
           <w:szCs w:val="24"/>
         </w:rPr>
-        <w:t>Quand il e</w:t>
-      </w:r>
-      <w:r>
-        <w:rPr>
-          <w:rFonts w:ascii="Times New Roman" w:hAnsi="Times New Roman" w:cs="Times New Roman"/>
-          <w:sz w:val="24"/>
-          <w:szCs w:val="24"/>
-        </w:rPr>
-        <w:t>st vide, il glisse caudalement. Il peut descendre dans la portion sub-abdominale, voire même dans la cavité pelvienne.</w:t>
+        <w:t>Quand il est vide, il glisse caudalement. Il peut descendre dans la portion sub-abdominale, voire même dans la cavité pelvienne.</w:t>
       </w:r>
     </w:p>
     <w:p>
@@ -1651,11 +1213,6 @@
     <w:p>
       <w:pPr>
         <w:pStyle w:val="Heading2"/>
-        <w:keepNext/>
-        <w:keepLines/>
-        <w:numPr>
-          <w:numId w:val="0"/>
-        </w:numPr>
         <w:jc w:val="both"/>
         <w:rPr>
           <w:rFonts w:ascii="Times New Roman" w:hAnsi="Times New Roman" w:cs="Times New Roman"/>
@@ -1685,15 +1242,7 @@
           <w:sz w:val="24"/>
           <w:szCs w:val="24"/>
         </w:rPr>
-        <w:t>I</w:t>
-      </w:r>
-      <w:r>
-        <w:rPr>
-          <w:rFonts w:ascii="Times New Roman" w:hAnsi="Times New Roman" w:cs="Times New Roman"/>
-          <w:sz w:val="24"/>
-          <w:szCs w:val="24"/>
-        </w:rPr>
-        <w:t>l est situé plus haut que l’angle hépatique, à hauteur de la 8</w:t>
+        <w:t>Il est situé plus haut que l’angle hépatique, à hauteur de la 8</w:t>
       </w:r>
       <w:r>
         <w:rPr>
@@ -1710,71 +1259,7 @@
           <w:sz w:val="24"/>
           <w:szCs w:val="24"/>
         </w:rPr>
-        <w:t xml:space="preserve"> côte gauche et de la vertèbre T</w:t>
-      </w:r>
-      <w:r>
-        <w:rPr>
-          <w:rFonts w:ascii="Times New Roman" w:hAnsi="Times New Roman" w:cs="Times New Roman"/>
-          <w:sz w:val="24"/>
-          <w:szCs w:val="24"/>
-        </w:rPr>
-        <w:t>h</w:t>
-      </w:r>
-      <w:r>
-        <w:rPr>
-          <w:rFonts w:ascii="Times New Roman" w:hAnsi="Times New Roman" w:cs="Times New Roman"/>
-          <w:sz w:val="24"/>
-          <w:szCs w:val="24"/>
-        </w:rPr>
-        <w:t>11.</w:t>
-      </w:r>
-      <w:r>
-        <w:rPr>
-          <w:rFonts w:ascii="Times New Roman" w:hAnsi="Times New Roman" w:cs="Times New Roman"/>
-          <w:sz w:val="24"/>
-          <w:szCs w:val="24"/>
-        </w:rPr>
-        <w:t xml:space="preserve">  </w:t>
-      </w:r>
-      <w:r>
-        <w:rPr>
-          <w:rFonts w:ascii="Times New Roman" w:hAnsi="Times New Roman" w:cs="Times New Roman"/>
-          <w:sz w:val="24"/>
-          <w:szCs w:val="24"/>
-        </w:rPr>
-        <w:t>Il sert de berceau à la rate. Il est rattaché à l’estom</w:t>
-      </w:r>
-      <w:r>
-        <w:rPr>
-          <w:rFonts w:ascii="Times New Roman" w:hAnsi="Times New Roman" w:cs="Times New Roman"/>
-          <w:sz w:val="24"/>
-          <w:szCs w:val="24"/>
-        </w:rPr>
-        <w:t>ac</w:t>
-      </w:r>
-      <w:r>
-        <w:rPr>
-          <w:rFonts w:ascii="Times New Roman" w:hAnsi="Times New Roman" w:cs="Times New Roman"/>
-          <w:sz w:val="24"/>
-          <w:szCs w:val="24"/>
-        </w:rPr>
-        <w:t>, à la queue du pancréas, au ligament triangulaire gauche du foie, au rein gauche et au di</w:t>
-      </w:r>
-      <w:r>
-        <w:rPr>
-          <w:rFonts w:ascii="Times New Roman" w:hAnsi="Times New Roman" w:cs="Times New Roman"/>
-          <w:sz w:val="24"/>
-          <w:szCs w:val="24"/>
-        </w:rPr>
-        <w:t>aphragme dont le ligament phrénico-</w:t>
-      </w:r>
-      <w:r>
-        <w:rPr>
-          <w:rFonts w:ascii="Times New Roman" w:hAnsi="Times New Roman" w:cs="Times New Roman"/>
-          <w:sz w:val="24"/>
-          <w:szCs w:val="24"/>
-        </w:rPr>
-        <w:t>colique soutient la rate.</w:t>
+        <w:t xml:space="preserve"> côte gauche et de la vertèbre Th11.  Il sert de berceau à la rate. Il est rattaché à l’estomac, à la queue du pancréas, au ligament triangulaire gauche du foie, au rein gauche et au diaphragme dont le ligament phrénico-colique soutient la rate.</w:t>
       </w:r>
     </w:p>
     <w:p>
@@ -1825,11 +1310,6 @@
     <w:p>
       <w:pPr>
         <w:pStyle w:val="Heading2"/>
-        <w:keepNext/>
-        <w:keepLines/>
-        <w:numPr>
-          <w:numId w:val="0"/>
-        </w:numPr>
         <w:jc w:val="both"/>
         <w:rPr>
           <w:rStyle w:val="Heading2Char"/>
@@ -1902,11 +1382,6 @@
     <w:p>
       <w:pPr>
         <w:pStyle w:val="Heading2"/>
-        <w:keepNext/>
-        <w:keepLines/>
-        <w:numPr>
-          <w:numId w:val="0"/>
-        </w:numPr>
         <w:jc w:val="both"/>
         <w:rPr>
           <w:rStyle w:val="Heading2Char"/>
@@ -1931,7 +1406,7 @@
         </w:rPr>
       </w:pPr>
       <w:r>
-        <w:t xml:space="preserve">Il est intra-péritonéal. Il décrit une large boucle en forme de S (d’où son nom) de 40cm (sigmoïde court) à 80cm (sigmoïde long). Il se dirige dorsalement, médialement et caudalement dans le bassin (figure 15.6) vers le cul-de-sac de Douglas jusqu’à la 3ème vertèbre sacrée, entre le rectum et la vessie chez l’homme, entre le rectum et les organes génitaux chez la femme. </w:t>
+        <w:t xml:space="preserve">Il est intra-péritonéal. Il décrit une large boucle en forme de S (d’où son nom) de 40cm (sigmoïde court) à 80cm (sigmoïde long). Il se dirige dorsalement, médialement et caudalement dans le bassin vers le cul-de-sac de Douglas jusqu’à la 3ème vertèbre sacrée, entre le rectum et la vessie chez l’homme, entre le rectum et les organes génitaux chez la femme. </w:t>
       </w:r>
     </w:p>
     <w:p>
@@ -1951,63 +1426,7 @@
           <w:sz w:val="24"/>
           <w:szCs w:val="24"/>
         </w:rPr>
-        <w:t xml:space="preserve">Dans son trajet, il croise le </w:t>
-      </w:r>
-      <w:r>
-        <w:rPr>
-          <w:rFonts w:ascii="Times New Roman" w:hAnsi="Times New Roman" w:cs="Times New Roman"/>
-          <w:sz w:val="24"/>
-          <w:szCs w:val="24"/>
-        </w:rPr>
-        <w:t xml:space="preserve">grand </w:t>
-      </w:r>
-      <w:r>
-        <w:rPr>
-          <w:rFonts w:ascii="Times New Roman" w:hAnsi="Times New Roman" w:cs="Times New Roman"/>
-          <w:sz w:val="24"/>
-          <w:szCs w:val="24"/>
-        </w:rPr>
-        <w:t xml:space="preserve">psoas </w:t>
-      </w:r>
-      <w:r>
-        <w:rPr>
-          <w:rFonts w:ascii="Times New Roman" w:hAnsi="Times New Roman" w:cs="Times New Roman"/>
-          <w:sz w:val="24"/>
-          <w:szCs w:val="24"/>
-        </w:rPr>
-        <w:t>gauche.</w:t>
-      </w:r>
-      <w:r>
-        <w:rPr>
-          <w:rFonts w:ascii="Times New Roman" w:hAnsi="Times New Roman" w:cs="Times New Roman"/>
-          <w:sz w:val="24"/>
-          <w:szCs w:val="24"/>
-        </w:rPr>
-        <w:t xml:space="preserve"> Il prése</w:t>
-      </w:r>
-      <w:r>
-        <w:rPr>
-          <w:rFonts w:ascii="Times New Roman" w:hAnsi="Times New Roman" w:cs="Times New Roman"/>
-          <w:sz w:val="24"/>
-          <w:szCs w:val="24"/>
-        </w:rPr>
-        <w:t>nte peu d’haustrations (bosselur</w:t>
-      </w:r>
-      <w:r>
-        <w:rPr>
-          <w:rFonts w:ascii="Times New Roman" w:hAnsi="Times New Roman" w:cs="Times New Roman"/>
-          <w:sz w:val="24"/>
-          <w:szCs w:val="24"/>
-        </w:rPr>
-        <w:t>es) et seulement deux bandelettes longitudinales. Sa caractéristique est sa très grande mob</w:t>
-      </w:r>
-      <w:r>
-        <w:rPr>
-          <w:rFonts w:ascii="Times New Roman" w:hAnsi="Times New Roman" w:cs="Times New Roman"/>
-          <w:sz w:val="24"/>
-          <w:szCs w:val="24"/>
-        </w:rPr>
-        <w:t>ilité grâce à son</w:t>
+        <w:t>Dans son trajet, il croise le grand psoas gauche. Il présente peu d’haustrations (bosselures) et seulement deux bandelettes longitudinales. Sa caractéristique est sa très grande mobilité grâce à son</w:t>
       </w:r>
       <w:r>
         <w:rPr>
@@ -2016,8 +1435,56 @@
           <w:sz w:val="24"/>
           <w:szCs w:val="24"/>
         </w:rPr>
-        <w:t xml:space="preserve"> méso</w:t>
-      </w:r>
+        <w:t xml:space="preserve"> mésosigmoïde</w:t>
+      </w:r>
+      <w:r>
+        <w:rPr>
+          <w:rFonts w:ascii="Times New Roman" w:hAnsi="Times New Roman" w:cs="Times New Roman"/>
+          <w:sz w:val="24"/>
+          <w:szCs w:val="24"/>
+        </w:rPr>
+        <w:t xml:space="preserve">. </w:t>
+      </w:r>
+    </w:p>
+    <w:p>
+      <w:pPr>
+        <w:jc w:val="both"/>
+        <w:rPr>
+          <w:rStyle w:val="Heading2Char"/>
+          <w:rFonts w:ascii="Times New Roman" w:hAnsi="Times New Roman" w:cs="Times New Roman"/>
+          <w:sz w:val="24"/>
+          <w:szCs w:val="24"/>
+        </w:rPr>
+      </w:pPr>
+    </w:p>
+    <w:p>
+      <w:pPr>
+        <w:pStyle w:val="Heading3"/>
+        <w:jc w:val="both"/>
+        <w:rPr>
+          <w:rFonts w:ascii="Times New Roman" w:hAnsi="Times New Roman" w:cs="Times New Roman"/>
+          <w:sz w:val="24"/>
+          <w:szCs w:val="24"/>
+        </w:rPr>
+      </w:pPr>
+      <w:r>
+        <w:t>3.7.1. Mésosigmoïde</w:t>
+      </w:r>
+    </w:p>
+    <w:p>
+      <w:pPr>
+        <w:pStyle w:val="ListParagraph"/>
+        <w:numPr>
+          <w:ilvl w:val="0"/>
+          <w:numId w:val="28"/>
+        </w:numPr>
+        <w:jc w:val="both"/>
+        <w:rPr>
+          <w:rFonts w:ascii="Times New Roman" w:hAnsi="Times New Roman" w:cs="Times New Roman"/>
+          <w:sz w:val="24"/>
+          <w:szCs w:val="24"/>
+        </w:rPr>
+      </w:pPr>
       <w:r>
         <w:rPr>
           <w:rFonts w:ascii="Times New Roman" w:hAnsi="Times New Roman" w:cs="Times New Roman"/>
@@ -2025,45 +1492,32 @@
           <w:sz w:val="24"/>
           <w:szCs w:val="24"/>
         </w:rPr>
-        <w:t>sigmoïde</w:t>
-      </w:r>
-      <w:r>
-        <w:rPr>
-          <w:rFonts w:ascii="Times New Roman" w:hAnsi="Times New Roman" w:cs="Times New Roman"/>
-          <w:sz w:val="24"/>
-          <w:szCs w:val="24"/>
-        </w:rPr>
-        <w:t xml:space="preserve">. </w:t>
-      </w:r>
-    </w:p>
-    <w:p>
-      <w:pPr>
-        <w:jc w:val="both"/>
-        <w:rPr>
-          <w:rStyle w:val="Heading2Char"/>
-          <w:rFonts w:ascii="Times New Roman" w:hAnsi="Times New Roman" w:cs="Times New Roman"/>
-          <w:sz w:val="24"/>
-          <w:szCs w:val="24"/>
-        </w:rPr>
-      </w:pPr>
-    </w:p>
-    <w:p>
-      <w:pPr>
-        <w:pStyle w:val="Heading3"/>
-        <w:keepNext/>
-        <w:keepLines/>
-        <w:numPr>
-          <w:numId w:val="0"/>
-        </w:numPr>
-        <w:jc w:val="both"/>
-        <w:rPr>
-          <w:rFonts w:ascii="Times New Roman" w:hAnsi="Times New Roman" w:cs="Times New Roman"/>
-          <w:sz w:val="24"/>
-          <w:szCs w:val="24"/>
-        </w:rPr>
-      </w:pPr>
-      <w:r>
-        <w:t>3.7.1. Mésosigmoïde</w:t>
+        <w:t>Racine principale</w:t>
+      </w:r>
+      <w:r>
+        <w:rPr>
+          <w:rFonts w:ascii="Times New Roman" w:hAnsi="Times New Roman" w:cs="Times New Roman"/>
+          <w:sz w:val="24"/>
+          <w:szCs w:val="24"/>
+        </w:rPr>
+        <w:t xml:space="preserve"> : verticale, elle longe latéralement les trous sacrés antérieurs pour se terminer en avant de la </w:t>
+      </w:r>
+      <w:r>
+        <w:rPr>
+          <w:rFonts w:ascii="Times New Roman" w:hAnsi="Times New Roman" w:cs="Times New Roman"/>
+          <w:sz w:val="24"/>
+          <w:szCs w:val="24"/>
+          <w:vertAlign w:val="superscript"/>
+        </w:rPr>
+        <w:t>3ème</w:t>
+      </w:r>
+      <w:r>
+        <w:rPr>
+          <w:rFonts w:ascii="Times New Roman" w:hAnsi="Times New Roman" w:cs="Times New Roman"/>
+          <w:sz w:val="24"/>
+          <w:szCs w:val="24"/>
+        </w:rPr>
+        <w:t xml:space="preserve"> vertèbre sacrée. Elle  contient les vaisseaux rectaux supérieurs et le plexus hypogastrique supérieur.</w:t>
       </w:r>
     </w:p>
     <w:p>
@@ -2087,23 +1541,122 @@
           <w:sz w:val="24"/>
           <w:szCs w:val="24"/>
         </w:rPr>
-        <w:t>Racine principale</w:t>
-      </w:r>
-      <w:r>
-        <w:rPr>
-          <w:rFonts w:ascii="Times New Roman" w:hAnsi="Times New Roman" w:cs="Times New Roman"/>
-          <w:sz w:val="24"/>
-          <w:szCs w:val="24"/>
-        </w:rPr>
-        <w:t> : verticale, ell</w:t>
-      </w:r>
-      <w:r>
-        <w:rPr>
-          <w:rFonts w:ascii="Times New Roman" w:hAnsi="Times New Roman" w:cs="Times New Roman"/>
-          <w:sz w:val="24"/>
-          <w:szCs w:val="24"/>
-        </w:rPr>
-        <w:t xml:space="preserve">e longe latéralement les trous sacrés antérieurs pour se terminer en avant de la </w:t>
+        <w:t>Racine secondaire</w:t>
+      </w:r>
+      <w:r>
+        <w:rPr>
+          <w:rFonts w:ascii="Times New Roman" w:hAnsi="Times New Roman" w:cs="Times New Roman"/>
+          <w:sz w:val="24"/>
+          <w:szCs w:val="24"/>
+        </w:rPr>
+        <w:t> : oblique caudalement et à gauche,  elle longe le bord médial du muscle psoas et le bord latéral du sacrum.  Elle contient l’artère mésentérique inférieure.</w:t>
+      </w:r>
+    </w:p>
+    <w:p>
+      <w:pPr>
+        <w:pStyle w:val="ListParagraph"/>
+        <w:ind w:left="1353"/>
+        <w:jc w:val="both"/>
+        <w:rPr>
+          <w:rFonts w:ascii="Times New Roman" w:hAnsi="Times New Roman" w:cs="Times New Roman"/>
+          <w:sz w:val="24"/>
+          <w:szCs w:val="24"/>
+        </w:rPr>
+      </w:pPr>
+    </w:p>
+    <w:p>
+      <w:pPr>
+        <w:pStyle w:val="ListParagraph"/>
+        <w:ind w:left="709"/>
+        <w:jc w:val="both"/>
+        <w:rPr>
+          <w:rFonts w:ascii="Times New Roman" w:hAnsi="Times New Roman" w:cs="Times New Roman"/>
+          <w:sz w:val="24"/>
+          <w:szCs w:val="24"/>
+        </w:rPr>
+      </w:pPr>
+      <w:r>
+        <w:rPr>
+          <w:rFonts w:ascii="Times New Roman" w:hAnsi="Times New Roman" w:cs="Times New Roman"/>
+          <w:b/>
+          <w:sz w:val="24"/>
+          <w:szCs w:val="24"/>
+        </w:rPr>
+        <w:t>Intérêt en ROP </w:t>
+      </w:r>
+      <w:r>
+        <w:rPr>
+          <w:rFonts w:ascii="Times New Roman" w:hAnsi="Times New Roman" w:cs="Times New Roman"/>
+          <w:sz w:val="24"/>
+          <w:szCs w:val="24"/>
+        </w:rPr>
+        <w:t>:</w:t>
+      </w:r>
+    </w:p>
+    <w:p>
+      <w:pPr>
+        <w:pStyle w:val="ListParagraph"/>
+        <w:ind w:left="709"/>
+        <w:jc w:val="both"/>
+        <w:rPr>
+          <w:rFonts w:ascii="Times New Roman" w:hAnsi="Times New Roman" w:cs="Times New Roman"/>
+          <w:sz w:val="24"/>
+          <w:szCs w:val="24"/>
+        </w:rPr>
+      </w:pPr>
+      <w:r>
+        <w:rPr>
+          <w:rFonts w:ascii="Times New Roman" w:hAnsi="Times New Roman" w:cs="Times New Roman"/>
+          <w:sz w:val="24"/>
+          <w:szCs w:val="24"/>
+        </w:rPr>
+        <w:t xml:space="preserve"> Le riche réseau neuro-vasculaire du mésosigmoïde est hautement réflexogène, d’où l’intérêt de solliciter sa zone réflexe.</w:t>
+      </w:r>
+    </w:p>
+    <w:p>
+      <w:pPr>
+        <w:pStyle w:val="ListParagraph"/>
+        <w:ind w:left="709"/>
+        <w:jc w:val="both"/>
+        <w:rPr>
+          <w:rFonts w:ascii="Times New Roman" w:hAnsi="Times New Roman" w:cs="Times New Roman"/>
+          <w:sz w:val="24"/>
+          <w:szCs w:val="24"/>
+        </w:rPr>
+      </w:pPr>
+    </w:p>
+    <w:p>
+      <w:pPr>
+        <w:pStyle w:val="Heading2"/>
+        <w:jc w:val="both"/>
+        <w:rPr>
+          <w:rFonts w:ascii="Times New Roman" w:hAnsi="Times New Roman" w:cs="Times New Roman"/>
+          <w:sz w:val="24"/>
+          <w:szCs w:val="24"/>
+        </w:rPr>
+      </w:pPr>
+      <w:r>
+        <w:lastRenderedPageBreak/>
+        <w:t>3.8. Rectum</w:t>
+      </w:r>
+    </w:p>
+    <w:p>
+      <w:pPr>
+        <w:ind w:left="567"/>
+        <w:jc w:val="both"/>
+        <w:rPr>
+          <w:rFonts w:ascii="Times New Roman" w:hAnsi="Times New Roman" w:cs="Times New Roman"/>
+          <w:sz w:val="24"/>
+          <w:szCs w:val="24"/>
+        </w:rPr>
+      </w:pPr>
+      <w:r>
+        <w:rPr>
+          <w:rFonts w:ascii="Times New Roman" w:hAnsi="Times New Roman" w:cs="Times New Roman"/>
+          <w:sz w:val="24"/>
+          <w:szCs w:val="24"/>
+        </w:rPr>
+        <w:t>Il fait suite au sigmoïde, au niveau de la 3</w:t>
       </w:r>
       <w:r>
         <w:rPr>
@@ -2112,55 +1665,65 @@
           <w:szCs w:val="24"/>
           <w:vertAlign w:val="superscript"/>
         </w:rPr>
-        <w:t>3ème</w:t>
-      </w:r>
-      <w:r>
-        <w:rPr>
-          <w:rFonts w:ascii="Times New Roman" w:hAnsi="Times New Roman" w:cs="Times New Roman"/>
-          <w:sz w:val="24"/>
-          <w:szCs w:val="24"/>
-        </w:rPr>
-        <w:t xml:space="preserve"> vertèbre sacrée. Elle </w:t>
-      </w:r>
-      <w:r>
-        <w:rPr>
-          <w:rFonts w:ascii="Times New Roman" w:hAnsi="Times New Roman" w:cs="Times New Roman"/>
-          <w:sz w:val="24"/>
-          <w:szCs w:val="24"/>
-        </w:rPr>
-        <w:t xml:space="preserve"> contient les vaisseaux rectaux supérieurs</w:t>
-      </w:r>
-      <w:r>
-        <w:rPr>
-          <w:rFonts w:ascii="Times New Roman" w:hAnsi="Times New Roman" w:cs="Times New Roman"/>
-          <w:sz w:val="24"/>
-          <w:szCs w:val="24"/>
-        </w:rPr>
-        <w:t xml:space="preserve"> et le plexus hypogastrique supérieur</w:t>
-      </w:r>
-      <w:r>
-        <w:rPr>
-          <w:rFonts w:ascii="Times New Roman" w:hAnsi="Times New Roman" w:cs="Times New Roman"/>
-          <w:sz w:val="24"/>
-          <w:szCs w:val="24"/>
-        </w:rPr>
-        <w:t>.</w:t>
-      </w:r>
-    </w:p>
-    <w:p>
-      <w:pPr>
-        <w:pStyle w:val="ListParagraph"/>
-        <w:numPr>
-          <w:ilvl w:val="0"/>
-          <w:numId w:val="28"/>
-        </w:numPr>
-        <w:jc w:val="both"/>
-        <w:rPr>
-          <w:rFonts w:ascii="Times New Roman" w:hAnsi="Times New Roman" w:cs="Times New Roman"/>
-          <w:sz w:val="24"/>
-          <w:szCs w:val="24"/>
-        </w:rPr>
-      </w:pPr>
+        <w:t>ème</w:t>
+      </w:r>
+      <w:r>
+        <w:rPr>
+          <w:rFonts w:ascii="Times New Roman" w:hAnsi="Times New Roman" w:cs="Times New Roman"/>
+          <w:sz w:val="24"/>
+          <w:szCs w:val="24"/>
+        </w:rPr>
+        <w:t xml:space="preserve"> vertèbre sacrée, et se termine par l’orificeanal. Il n’a ni haustrations ni bandelettes ni appendices omentaux. Sa longueur est de 15cm.</w:t>
+      </w:r>
+    </w:p>
+    <w:p>
+      <w:pPr>
+        <w:pStyle w:val="ListParagraph"/>
+        <w:numPr>
+          <w:ilvl w:val="0"/>
+          <w:numId w:val="26"/>
+        </w:numPr>
+        <w:jc w:val="both"/>
+        <w:rPr>
+          <w:rFonts w:ascii="Times New Roman" w:hAnsi="Times New Roman" w:cs="Times New Roman"/>
+          <w:sz w:val="24"/>
+          <w:szCs w:val="24"/>
+        </w:rPr>
+      </w:pPr>
+      <w:r>
+        <w:t xml:space="preserve">Il est rétropéritonéal puis subpéritonéal. Il est en antérieur au sacrum et postérieur au cul-de-sac recto-utérin chez la femme </w:t>
+      </w:r>
+      <w:proofErr w:type="gramStart"/>
+      <w:r>
+        <w:t>ou  au</w:t>
+      </w:r>
+      <w:proofErr w:type="gramEnd"/>
+      <w:r>
+        <w:t xml:space="preserve"> cul-de-sac recto-vésical chez l’homme (anciennement cul-de-sac de Douglas). </w:t>
+      </w:r>
+    </w:p>
+    <w:p>
+      <w:pPr>
+        <w:pStyle w:val="ListParagraph"/>
+        <w:numPr>
+          <w:ilvl w:val="0"/>
+          <w:numId w:val="26"/>
+        </w:numPr>
+        <w:jc w:val="both"/>
+        <w:rPr>
+          <w:rFonts w:ascii="Times New Roman" w:hAnsi="Times New Roman" w:cs="Times New Roman"/>
+          <w:sz w:val="24"/>
+          <w:szCs w:val="24"/>
+        </w:rPr>
+      </w:pPr>
+      <w:r>
+        <w:rPr>
+          <w:rFonts w:ascii="Times New Roman" w:hAnsi="Times New Roman" w:cs="Times New Roman"/>
+          <w:sz w:val="24"/>
+          <w:szCs w:val="24"/>
+        </w:rPr>
+        <w:t xml:space="preserve">Il comprend deux segments orientés dans deux plans différents formant l’angle ano-rectal de 90°appelé </w:t>
+      </w:r>
       <w:r>
         <w:rPr>
           <w:rFonts w:ascii="Times New Roman" w:hAnsi="Times New Roman" w:cs="Times New Roman"/>
@@ -2168,364 +1731,15 @@
           <w:sz w:val="24"/>
           <w:szCs w:val="24"/>
         </w:rPr>
-        <w:t>Racine secondaire</w:t>
-      </w:r>
-      <w:r>
-        <w:rPr>
-          <w:rFonts w:ascii="Times New Roman" w:hAnsi="Times New Roman" w:cs="Times New Roman"/>
-          <w:sz w:val="24"/>
-          <w:szCs w:val="24"/>
-        </w:rPr>
-        <w:t> :</w:t>
-      </w:r>
-      <w:r>
-        <w:rPr>
-          <w:rFonts w:ascii="Times New Roman" w:hAnsi="Times New Roman" w:cs="Times New Roman"/>
-          <w:sz w:val="24"/>
-          <w:szCs w:val="24"/>
-        </w:rPr>
-        <w:t xml:space="preserve"> oblique caudalement et à gauche,  elle longe le bord médial du muscle psoas et le bord latéral du sacrum. </w:t>
-      </w:r>
-      <w:r>
-        <w:rPr>
-          <w:rFonts w:ascii="Times New Roman" w:hAnsi="Times New Roman" w:cs="Times New Roman"/>
-          <w:sz w:val="24"/>
-          <w:szCs w:val="24"/>
-        </w:rPr>
-        <w:t xml:space="preserve"> Elle contient l’artère </w:t>
-      </w:r>
-      <w:r>
-        <w:rPr>
-          <w:rFonts w:ascii="Times New Roman" w:hAnsi="Times New Roman" w:cs="Times New Roman"/>
-          <w:sz w:val="24"/>
-          <w:szCs w:val="24"/>
-        </w:rPr>
-        <w:t>mésentérique inférieu</w:t>
-      </w:r>
-      <w:r>
-        <w:rPr>
-          <w:rFonts w:ascii="Times New Roman" w:hAnsi="Times New Roman" w:cs="Times New Roman"/>
-          <w:sz w:val="24"/>
-          <w:szCs w:val="24"/>
-        </w:rPr>
-        <w:t>re</w:t>
-      </w:r>
-      <w:r>
-        <w:rPr>
-          <w:rFonts w:ascii="Times New Roman" w:hAnsi="Times New Roman" w:cs="Times New Roman"/>
-          <w:sz w:val="24"/>
-          <w:szCs w:val="24"/>
-        </w:rPr>
-        <w:t>.</w:t>
-      </w:r>
-    </w:p>
-    <w:p>
-      <w:pPr>
-        <w:pStyle w:val="ListParagraph"/>
-        <w:ind w:left="1353"/>
-        <w:jc w:val="both"/>
-        <w:rPr>
-          <w:rFonts w:ascii="Times New Roman" w:hAnsi="Times New Roman" w:cs="Times New Roman"/>
-          <w:sz w:val="24"/>
-          <w:szCs w:val="24"/>
-        </w:rPr>
-      </w:pPr>
-    </w:p>
-    <w:p>
-      <w:pPr>
-        <w:pStyle w:val="ListParagraph"/>
-        <w:ind w:left="709"/>
-        <w:jc w:val="both"/>
-        <w:rPr>
-          <w:rFonts w:ascii="Times New Roman" w:hAnsi="Times New Roman" w:cs="Times New Roman"/>
-          <w:sz w:val="24"/>
-          <w:szCs w:val="24"/>
-        </w:rPr>
-      </w:pPr>
-      <w:r>
-        <w:rPr>
-          <w:rFonts w:ascii="Times New Roman" w:hAnsi="Times New Roman" w:cs="Times New Roman"/>
-          <w:b/>
-          <w:sz w:val="24"/>
-          <w:szCs w:val="24"/>
-        </w:rPr>
-        <w:t>Intérêt en ROP</w:t>
-      </w:r>
-      <w:r>
-        <w:rPr>
-          <w:rFonts w:ascii="Times New Roman" w:hAnsi="Times New Roman" w:cs="Times New Roman"/>
-          <w:b/>
-          <w:sz w:val="24"/>
-          <w:szCs w:val="24"/>
-        </w:rPr>
-        <w:t> </w:t>
-      </w:r>
-      <w:r>
-        <w:rPr>
-          <w:rFonts w:ascii="Times New Roman" w:hAnsi="Times New Roman" w:cs="Times New Roman"/>
-          <w:sz w:val="24"/>
-          <w:szCs w:val="24"/>
-        </w:rPr>
-        <w:t>:</w:t>
-      </w:r>
-    </w:p>
-    <w:p>
-      <w:pPr>
-        <w:pStyle w:val="ListParagraph"/>
-        <w:ind w:left="709"/>
-        <w:jc w:val="both"/>
-        <w:rPr>
-          <w:rFonts w:ascii="Times New Roman" w:hAnsi="Times New Roman" w:cs="Times New Roman"/>
-          <w:sz w:val="24"/>
-          <w:szCs w:val="24"/>
-        </w:rPr>
-      </w:pPr>
-      <w:r>
-        <w:rPr>
-          <w:rFonts w:ascii="Times New Roman" w:hAnsi="Times New Roman" w:cs="Times New Roman"/>
-          <w:sz w:val="24"/>
-          <w:szCs w:val="24"/>
-        </w:rPr>
-        <w:lastRenderedPageBreak/>
-        <w:t xml:space="preserve"> </w:t>
-      </w:r>
-      <w:r>
-        <w:rPr>
-          <w:rFonts w:ascii="Times New Roman" w:hAnsi="Times New Roman" w:cs="Times New Roman"/>
-          <w:sz w:val="24"/>
-          <w:szCs w:val="24"/>
-        </w:rPr>
-        <w:t>L</w:t>
-      </w:r>
-      <w:r>
-        <w:rPr>
-          <w:rFonts w:ascii="Times New Roman" w:hAnsi="Times New Roman" w:cs="Times New Roman"/>
-          <w:sz w:val="24"/>
-          <w:szCs w:val="24"/>
-        </w:rPr>
-        <w:t xml:space="preserve">e riche réseau neuro-vasculaire du mésosigmoïde est hautement réflexogène, d’où l’intérêt de solliciter </w:t>
-      </w:r>
-      <w:r>
-        <w:rPr>
-          <w:rFonts w:ascii="Times New Roman" w:hAnsi="Times New Roman" w:cs="Times New Roman"/>
-          <w:sz w:val="24"/>
-          <w:szCs w:val="24"/>
-        </w:rPr>
-        <w:t>sa zone réflexe</w:t>
-      </w:r>
-      <w:r>
-        <w:rPr>
-          <w:rFonts w:ascii="Times New Roman" w:hAnsi="Times New Roman" w:cs="Times New Roman"/>
-          <w:sz w:val="24"/>
-          <w:szCs w:val="24"/>
-        </w:rPr>
-        <w:t>.</w:t>
-      </w:r>
-    </w:p>
-    <w:p>
-      <w:pPr>
-        <w:pStyle w:val="ListParagraph"/>
-        <w:ind w:left="709"/>
-        <w:jc w:val="both"/>
-        <w:rPr>
-          <w:rFonts w:ascii="Times New Roman" w:hAnsi="Times New Roman" w:cs="Times New Roman"/>
-          <w:sz w:val="24"/>
-          <w:szCs w:val="24"/>
-        </w:rPr>
-      </w:pPr>
-    </w:p>
-    <w:p>
-      <w:pPr>
-        <w:pStyle w:val="Heading2"/>
-        <w:keepNext/>
-        <w:keepLines/>
-        <w:numPr>
-          <w:numId w:val="0"/>
-        </w:numPr>
-        <w:jc w:val="both"/>
-        <w:rPr>
-          <w:rFonts w:ascii="Times New Roman" w:hAnsi="Times New Roman" w:cs="Times New Roman"/>
-          <w:sz w:val="24"/>
-          <w:szCs w:val="24"/>
-        </w:rPr>
-      </w:pPr>
-      <w:r>
-        <w:t>3.8. Rectum</w:t>
-      </w:r>
-    </w:p>
-    <w:p>
-      <w:pPr>
-        <w:ind w:left="567"/>
-        <w:jc w:val="both"/>
-        <w:rPr>
-          <w:rFonts w:ascii="Times New Roman" w:hAnsi="Times New Roman" w:cs="Times New Roman"/>
-          <w:sz w:val="24"/>
-          <w:szCs w:val="24"/>
-        </w:rPr>
-      </w:pPr>
-      <w:r>
-        <w:rPr>
-          <w:rFonts w:ascii="Times New Roman" w:hAnsi="Times New Roman" w:cs="Times New Roman"/>
-          <w:sz w:val="24"/>
-          <w:szCs w:val="24"/>
-        </w:rPr>
-        <w:t>Il fait suite au sigmoïde, au niveau de la 3</w:t>
-      </w:r>
-      <w:r>
-        <w:rPr>
-          <w:rFonts w:ascii="Times New Roman" w:hAnsi="Times New Roman" w:cs="Times New Roman"/>
-          <w:sz w:val="24"/>
-          <w:szCs w:val="24"/>
-          <w:vertAlign w:val="superscript"/>
-        </w:rPr>
-        <w:t>ème</w:t>
-      </w:r>
-      <w:r>
-        <w:rPr>
-          <w:rFonts w:ascii="Times New Roman" w:hAnsi="Times New Roman" w:cs="Times New Roman"/>
-          <w:sz w:val="24"/>
-          <w:szCs w:val="24"/>
-        </w:rPr>
-        <w:t xml:space="preserve"> vertèbre sacrée, et se termine par l’orificeanal. Il n’a ni haustrations ni bandelettes ni appendices omentaux. Sa longueur est de 15cm.</w:t>
-      </w:r>
-    </w:p>
-    <w:p>
-      <w:pPr>
-        <w:pStyle w:val="ListParagraph"/>
-        <w:numPr>
-          <w:ilvl w:val="0"/>
-          <w:numId w:val="26"/>
-        </w:numPr>
-        <w:jc w:val="both"/>
-        <w:rPr>
-          <w:rFonts w:ascii="Times New Roman" w:hAnsi="Times New Roman" w:cs="Times New Roman"/>
-          <w:sz w:val="24"/>
-          <w:szCs w:val="24"/>
-        </w:rPr>
-      </w:pPr>
-      <w:r>
-        <w:t>Il est rétropéritonéal puis subpéritonéal. Il est en antérieur au sacrum et postérieur au cul-de-sac recto-utérin chez la femme ou  au cul-de-sac recto-vésical chez l’homme (anciennement cul-de-sac de Douglas). (figure 15.8)</w:t>
-      </w:r>
-    </w:p>
-    <w:p>
-      <w:pPr>
-        <w:pStyle w:val="ListParagraph"/>
-        <w:numPr>
-          <w:ilvl w:val="0"/>
-          <w:numId w:val="26"/>
-        </w:numPr>
-        <w:jc w:val="both"/>
-        <w:rPr>
-          <w:rFonts w:ascii="Times New Roman" w:hAnsi="Times New Roman" w:cs="Times New Roman"/>
-          <w:sz w:val="24"/>
-          <w:szCs w:val="24"/>
-        </w:rPr>
-      </w:pPr>
-      <w:r>
-        <w:rPr>
-          <w:rFonts w:ascii="Times New Roman" w:hAnsi="Times New Roman" w:cs="Times New Roman"/>
-          <w:sz w:val="24"/>
-          <w:szCs w:val="24"/>
-        </w:rPr>
-        <w:t>Il comprend  deux</w:t>
-      </w:r>
-      <w:r>
-        <w:rPr>
-          <w:rFonts w:ascii="Times New Roman" w:hAnsi="Times New Roman" w:cs="Times New Roman"/>
-          <w:sz w:val="24"/>
-          <w:szCs w:val="24"/>
-        </w:rPr>
-        <w:t xml:space="preserve"> segments</w:t>
-      </w:r>
-      <w:r>
-        <w:rPr>
-          <w:rFonts w:ascii="Times New Roman" w:hAnsi="Times New Roman" w:cs="Times New Roman"/>
-          <w:sz w:val="24"/>
-          <w:szCs w:val="24"/>
-        </w:rPr>
-        <w:t xml:space="preserve"> orientés dans deux plans différents</w:t>
-      </w:r>
-      <w:r>
-        <w:rPr>
-          <w:rFonts w:ascii="Times New Roman" w:hAnsi="Times New Roman" w:cs="Times New Roman"/>
-          <w:sz w:val="24"/>
-          <w:szCs w:val="24"/>
-        </w:rPr>
-        <w:t xml:space="preserve"> formant l’</w:t>
-      </w:r>
-      <w:r>
-        <w:rPr>
-          <w:rFonts w:ascii="Times New Roman" w:hAnsi="Times New Roman" w:cs="Times New Roman"/>
-          <w:sz w:val="24"/>
-          <w:szCs w:val="24"/>
-        </w:rPr>
-        <w:t>angle</w:t>
-      </w:r>
-      <w:r>
-        <w:rPr>
-          <w:rFonts w:ascii="Times New Roman" w:hAnsi="Times New Roman" w:cs="Times New Roman"/>
-          <w:sz w:val="24"/>
-          <w:szCs w:val="24"/>
-        </w:rPr>
-        <w:t xml:space="preserve"> ano-rectal</w:t>
-      </w:r>
-      <w:r>
-        <w:rPr>
-          <w:rFonts w:ascii="Times New Roman" w:hAnsi="Times New Roman" w:cs="Times New Roman"/>
-          <w:sz w:val="24"/>
-          <w:szCs w:val="24"/>
-        </w:rPr>
-        <w:t xml:space="preserve"> de 90°</w:t>
-      </w:r>
-      <w:r>
-        <w:rPr>
-          <w:rFonts w:ascii="Times New Roman" w:hAnsi="Times New Roman" w:cs="Times New Roman"/>
-          <w:sz w:val="24"/>
-          <w:szCs w:val="24"/>
-        </w:rPr>
-        <w:t xml:space="preserve">appelé </w:t>
-      </w:r>
-      <w:r>
-        <w:rPr>
-          <w:rFonts w:ascii="Times New Roman" w:hAnsi="Times New Roman" w:cs="Times New Roman"/>
-          <w:i/>
-          <w:sz w:val="24"/>
-          <w:szCs w:val="24"/>
-        </w:rPr>
-        <w:t>courbure périnéale</w:t>
-      </w:r>
-      <w:r>
-        <w:rPr>
-          <w:rFonts w:ascii="Times New Roman" w:hAnsi="Times New Roman" w:cs="Times New Roman"/>
-          <w:i/>
-          <w:sz w:val="24"/>
-          <w:szCs w:val="24"/>
-        </w:rPr>
-        <w:t xml:space="preserve">, </w:t>
-      </w:r>
-      <w:r>
-        <w:rPr>
-          <w:rFonts w:ascii="Times New Roman" w:hAnsi="Times New Roman" w:cs="Times New Roman"/>
-          <w:sz w:val="24"/>
-          <w:szCs w:val="24"/>
-        </w:rPr>
-        <w:t>ouverte dorsalement et</w:t>
-      </w:r>
-      <w:r>
-        <w:rPr>
-          <w:rFonts w:ascii="Times New Roman" w:hAnsi="Times New Roman" w:cs="Times New Roman"/>
-          <w:sz w:val="24"/>
-          <w:szCs w:val="24"/>
-        </w:rPr>
-        <w:t xml:space="preserve"> </w:t>
-      </w:r>
-      <w:r>
-        <w:rPr>
-          <w:rFonts w:ascii="Times New Roman" w:hAnsi="Times New Roman" w:cs="Times New Roman"/>
-          <w:sz w:val="24"/>
-          <w:szCs w:val="24"/>
-        </w:rPr>
-        <w:t>maintenue par le faisceau puborectal du muscle élévateur de l’anus :</w:t>
+        <w:t xml:space="preserve">courbure périnéale, </w:t>
+      </w:r>
+      <w:r>
+        <w:rPr>
+          <w:rFonts w:ascii="Times New Roman" w:hAnsi="Times New Roman" w:cs="Times New Roman"/>
+          <w:sz w:val="24"/>
+          <w:szCs w:val="24"/>
+        </w:rPr>
+        <w:t>ouverte dorsalement et maintenue par le faisceau puborectal du muscle élévateur de l’anus :</w:t>
       </w:r>
     </w:p>
     <w:p>
@@ -2592,39 +1806,7 @@
           <w:sz w:val="24"/>
           <w:szCs w:val="24"/>
         </w:rPr>
-        <w:t xml:space="preserve">, au-dessus du </w:t>
-      </w:r>
-      <w:r>
-        <w:rPr>
-          <w:rFonts w:ascii="Times New Roman" w:hAnsi="Times New Roman" w:cs="Times New Roman"/>
-          <w:sz w:val="24"/>
-          <w:szCs w:val="24"/>
-        </w:rPr>
-        <w:t>périnée</w:t>
-      </w:r>
-      <w:r>
-        <w:rPr>
-          <w:rFonts w:ascii="Times New Roman" w:hAnsi="Times New Roman" w:cs="Times New Roman"/>
-          <w:sz w:val="24"/>
-          <w:szCs w:val="24"/>
-        </w:rPr>
-        <w:t xml:space="preserve"> et</w:t>
-      </w:r>
-      <w:r>
-        <w:rPr>
-          <w:rFonts w:ascii="Times New Roman" w:hAnsi="Times New Roman" w:cs="Times New Roman"/>
-          <w:sz w:val="24"/>
-          <w:szCs w:val="24"/>
-        </w:rPr>
-        <w:t xml:space="preserve"> qui regarde caudalement</w:t>
-      </w:r>
-      <w:r>
-        <w:rPr>
-          <w:rFonts w:ascii="Times New Roman" w:hAnsi="Times New Roman" w:cs="Times New Roman"/>
-          <w:sz w:val="24"/>
-          <w:szCs w:val="24"/>
-        </w:rPr>
-        <w:t>. Il suit la courbure du sacrum</w:t>
+        <w:t>, au-dessus du périnée et qui regarde caudalement. Il suit la courbure du sacrum</w:t>
       </w:r>
       <w:r>
         <w:rPr>
@@ -2637,28 +1819,68 @@
       <w:r>
         <w:rPr>
           <w:rFonts w:ascii="Times New Roman" w:hAnsi="Times New Roman" w:cs="Times New Roman"/>
+          <w:sz w:val="24"/>
+          <w:szCs w:val="24"/>
+        </w:rPr>
+        <w:t>;</w:t>
+      </w:r>
+    </w:p>
+    <w:p>
+      <w:pPr>
+        <w:pStyle w:val="ListParagraph"/>
+        <w:numPr>
+          <w:ilvl w:val="0"/>
+          <w:numId w:val="19"/>
+        </w:numPr>
+        <w:jc w:val="both"/>
+        <w:rPr>
+          <w:rFonts w:ascii="Times New Roman" w:hAnsi="Times New Roman" w:cs="Times New Roman"/>
+          <w:sz w:val="24"/>
+          <w:szCs w:val="24"/>
+        </w:rPr>
+      </w:pPr>
+      <w:r>
+        <w:rPr>
+          <w:rFonts w:ascii="Times New Roman" w:hAnsi="Times New Roman" w:cs="Times New Roman"/>
           <w:b/>
           <w:sz w:val="24"/>
           <w:szCs w:val="24"/>
         </w:rPr>
-        <w:t>(figure 15.8)</w:t>
-      </w:r>
-      <w:r>
-        <w:rPr>
-          <w:rFonts w:ascii="Times New Roman" w:hAnsi="Times New Roman" w:cs="Times New Roman"/>
-          <w:b/>
-          <w:sz w:val="24"/>
-          <w:szCs w:val="24"/>
-        </w:rPr>
-        <w:t> </w:t>
-      </w:r>
-      <w:r>
-        <w:rPr>
-          <w:rFonts w:ascii="Times New Roman" w:hAnsi="Times New Roman" w:cs="Times New Roman"/>
-          <w:sz w:val="24"/>
-          <w:szCs w:val="24"/>
-        </w:rPr>
-        <w:t>;</w:t>
+        <w:t>Segment périnéal</w:t>
+      </w:r>
+      <w:r>
+        <w:rPr>
+          <w:rFonts w:ascii="Times New Roman" w:hAnsi="Times New Roman" w:cs="Times New Roman"/>
+          <w:i/>
+          <w:sz w:val="24"/>
+          <w:szCs w:val="24"/>
+        </w:rPr>
+        <w:t xml:space="preserve"> </w:t>
+      </w:r>
+      <w:r>
+        <w:rPr>
+          <w:rFonts w:ascii="Times New Roman" w:hAnsi="Times New Roman" w:cs="Times New Roman"/>
+          <w:sz w:val="24"/>
+          <w:szCs w:val="24"/>
+        </w:rPr>
+        <w:t xml:space="preserve">ou </w:t>
+      </w:r>
+      <w:r>
+        <w:rPr>
+          <w:rFonts w:ascii="Times New Roman" w:hAnsi="Times New Roman" w:cs="Times New Roman"/>
+          <w:i/>
+          <w:sz w:val="24"/>
+          <w:szCs w:val="24"/>
+        </w:rPr>
+        <w:t>canal anal</w:t>
+      </w:r>
+      <w:r>
+        <w:rPr>
+          <w:rFonts w:ascii="Times New Roman" w:hAnsi="Times New Roman" w:cs="Times New Roman"/>
+          <w:sz w:val="24"/>
+          <w:szCs w:val="24"/>
+        </w:rPr>
+        <w:t xml:space="preserve">  répondant au triangle ano-rectal du périnée et qui regarde dorsalement.</w:t>
       </w:r>
     </w:p>
     <w:p>
@@ -2675,114 +1897,10 @@
           <w:szCs w:val="24"/>
         </w:rPr>
       </w:pPr>
-      <w:r>
-        <w:rPr>
-          <w:rFonts w:ascii="Times New Roman" w:hAnsi="Times New Roman" w:cs="Times New Roman"/>
-          <w:b/>
-          <w:sz w:val="24"/>
-          <w:szCs w:val="24"/>
-        </w:rPr>
-        <w:t>S</w:t>
-      </w:r>
-      <w:r>
-        <w:rPr>
-          <w:rFonts w:ascii="Times New Roman" w:hAnsi="Times New Roman" w:cs="Times New Roman"/>
-          <w:b/>
-          <w:sz w:val="24"/>
-          <w:szCs w:val="24"/>
-        </w:rPr>
-        <w:t>egment périnéal</w:t>
-      </w:r>
-      <w:r>
-        <w:rPr>
-          <w:rFonts w:ascii="Times New Roman" w:hAnsi="Times New Roman" w:cs="Times New Roman"/>
-          <w:i/>
-          <w:sz w:val="24"/>
-          <w:szCs w:val="24"/>
-        </w:rPr>
-        <w:t xml:space="preserve"> </w:t>
-      </w:r>
-      <w:r>
-        <w:rPr>
-          <w:rFonts w:ascii="Times New Roman" w:hAnsi="Times New Roman" w:cs="Times New Roman"/>
-          <w:sz w:val="24"/>
-          <w:szCs w:val="24"/>
-        </w:rPr>
-        <w:t xml:space="preserve">ou </w:t>
-      </w:r>
-      <w:r>
-        <w:rPr>
-          <w:rFonts w:ascii="Times New Roman" w:hAnsi="Times New Roman" w:cs="Times New Roman"/>
-          <w:i/>
-          <w:sz w:val="24"/>
-          <w:szCs w:val="24"/>
-        </w:rPr>
-        <w:t>canal anal</w:t>
-      </w:r>
-      <w:r>
-        <w:rPr>
-          <w:rFonts w:ascii="Times New Roman" w:hAnsi="Times New Roman" w:cs="Times New Roman"/>
-          <w:sz w:val="24"/>
-          <w:szCs w:val="24"/>
-        </w:rPr>
-        <w:t xml:space="preserve"> </w:t>
-      </w:r>
-      <w:r>
-        <w:rPr>
-          <w:rFonts w:ascii="Times New Roman" w:hAnsi="Times New Roman" w:cs="Times New Roman"/>
-          <w:sz w:val="24"/>
-          <w:szCs w:val="24"/>
-        </w:rPr>
-        <w:t xml:space="preserve"> </w:t>
-      </w:r>
-      <w:r>
-        <w:rPr>
-          <w:rFonts w:ascii="Times New Roman" w:hAnsi="Times New Roman" w:cs="Times New Roman"/>
-          <w:sz w:val="24"/>
-          <w:szCs w:val="24"/>
-        </w:rPr>
-        <w:t xml:space="preserve">répondant au triangle ano-rectal du périnée </w:t>
-      </w:r>
-      <w:r>
-        <w:rPr>
-          <w:rFonts w:ascii="Times New Roman" w:hAnsi="Times New Roman" w:cs="Times New Roman"/>
-          <w:sz w:val="24"/>
-          <w:szCs w:val="24"/>
-        </w:rPr>
-        <w:t xml:space="preserve">et </w:t>
-      </w:r>
-      <w:r>
-        <w:rPr>
-          <w:rFonts w:ascii="Times New Roman" w:hAnsi="Times New Roman" w:cs="Times New Roman"/>
-          <w:sz w:val="24"/>
-          <w:szCs w:val="24"/>
-        </w:rPr>
-        <w:t>qui regarde dorsalement.</w:t>
-      </w:r>
-    </w:p>
-    <w:p>
-      <w:pPr>
-        <w:pStyle w:val="ListParagraph"/>
-        <w:numPr>
-          <w:ilvl w:val="0"/>
-          <w:numId w:val="19"/>
-        </w:numPr>
-        <w:jc w:val="both"/>
-        <w:rPr>
-          <w:rFonts w:ascii="Times New Roman" w:hAnsi="Times New Roman" w:cs="Times New Roman"/>
-          <w:sz w:val="24"/>
-          <w:szCs w:val="24"/>
-        </w:rPr>
-      </w:pPr>
     </w:p>
     <w:p>
       <w:pPr>
         <w:pStyle w:val="Heading3"/>
-        <w:keepNext/>
-        <w:keepLines/>
-        <w:numPr>
-          <w:numId w:val="0"/>
-        </w:numPr>
         <w:jc w:val="both"/>
         <w:rPr>
           <w:rFonts w:ascii="Times New Roman" w:hAnsi="Times New Roman" w:cs="Times New Roman"/>
@@ -2816,7 +1934,15 @@
           <w:sz w:val="24"/>
           <w:szCs w:val="24"/>
         </w:rPr>
-        <w:t>S</w:t>
+        <w:t>Sphincter interne</w:t>
+      </w:r>
+      <w:r>
+        <w:rPr>
+          <w:rFonts w:ascii="Times New Roman" w:hAnsi="Times New Roman" w:cs="Times New Roman"/>
+          <w:sz w:val="24"/>
+          <w:szCs w:val="24"/>
+        </w:rPr>
+        <w:t xml:space="preserve"> : il est formé des muscles lisses du rectum contrôlés par le Parasympathique pelvien et le Sympathique de Th12 à L1. </w:t>
       </w:r>
       <w:r>
         <w:rPr>
@@ -2825,155 +1951,7 @@
           <w:sz w:val="24"/>
           <w:szCs w:val="24"/>
         </w:rPr>
-        <w:t>phincter interne</w:t>
-      </w:r>
-      <w:r>
-        <w:rPr>
-          <w:rFonts w:ascii="Times New Roman" w:hAnsi="Times New Roman" w:cs="Times New Roman"/>
-          <w:sz w:val="24"/>
-          <w:szCs w:val="24"/>
-        </w:rPr>
-        <w:t> :</w:t>
-      </w:r>
-      <w:r>
-        <w:rPr>
-          <w:rFonts w:ascii="Times New Roman" w:hAnsi="Times New Roman" w:cs="Times New Roman"/>
-          <w:sz w:val="24"/>
-          <w:szCs w:val="24"/>
-        </w:rPr>
-        <w:t xml:space="preserve"> i</w:t>
-      </w:r>
-      <w:r>
-        <w:rPr>
-          <w:rFonts w:ascii="Times New Roman" w:hAnsi="Times New Roman" w:cs="Times New Roman"/>
-          <w:sz w:val="24"/>
-          <w:szCs w:val="24"/>
-        </w:rPr>
-        <w:t>l est formé de</w:t>
-      </w:r>
-      <w:r>
-        <w:rPr>
-          <w:rFonts w:ascii="Times New Roman" w:hAnsi="Times New Roman" w:cs="Times New Roman"/>
-          <w:sz w:val="24"/>
-          <w:szCs w:val="24"/>
-        </w:rPr>
-        <w:t>s</w:t>
-      </w:r>
-      <w:r>
-        <w:rPr>
-          <w:rFonts w:ascii="Times New Roman" w:hAnsi="Times New Roman" w:cs="Times New Roman"/>
-          <w:sz w:val="24"/>
-          <w:szCs w:val="24"/>
-        </w:rPr>
-        <w:t xml:space="preserve"> muscles lisses</w:t>
-      </w:r>
-      <w:r>
-        <w:rPr>
-          <w:rFonts w:ascii="Times New Roman" w:hAnsi="Times New Roman" w:cs="Times New Roman"/>
-          <w:sz w:val="24"/>
-          <w:szCs w:val="24"/>
-        </w:rPr>
-        <w:t xml:space="preserve"> du rectum</w:t>
-      </w:r>
-      <w:r>
-        <w:rPr>
-          <w:rFonts w:ascii="Times New Roman" w:hAnsi="Times New Roman" w:cs="Times New Roman"/>
-          <w:sz w:val="24"/>
-          <w:szCs w:val="24"/>
-        </w:rPr>
-        <w:t xml:space="preserve"> </w:t>
-      </w:r>
-      <w:r>
-        <w:rPr>
-          <w:rFonts w:ascii="Times New Roman" w:hAnsi="Times New Roman" w:cs="Times New Roman"/>
-          <w:sz w:val="24"/>
-          <w:szCs w:val="24"/>
-        </w:rPr>
-        <w:t>contrôlé</w:t>
-      </w:r>
-      <w:r>
-        <w:rPr>
-          <w:rFonts w:ascii="Times New Roman" w:hAnsi="Times New Roman" w:cs="Times New Roman"/>
-          <w:sz w:val="24"/>
-          <w:szCs w:val="24"/>
-        </w:rPr>
-        <w:t>s</w:t>
-      </w:r>
-      <w:r>
-        <w:rPr>
-          <w:rFonts w:ascii="Times New Roman" w:hAnsi="Times New Roman" w:cs="Times New Roman"/>
-          <w:sz w:val="24"/>
-          <w:szCs w:val="24"/>
-        </w:rPr>
-        <w:t xml:space="preserve"> par le</w:t>
-      </w:r>
-      <w:r>
-        <w:rPr>
-          <w:rFonts w:ascii="Times New Roman" w:hAnsi="Times New Roman" w:cs="Times New Roman"/>
-          <w:sz w:val="24"/>
-          <w:szCs w:val="24"/>
-        </w:rPr>
-        <w:t xml:space="preserve"> Parasympathique pelvien et l</w:t>
-      </w:r>
-      <w:r>
-        <w:rPr>
-          <w:rFonts w:ascii="Times New Roman" w:hAnsi="Times New Roman" w:cs="Times New Roman"/>
-          <w:sz w:val="24"/>
-          <w:szCs w:val="24"/>
-        </w:rPr>
-        <w:t>e S</w:t>
-      </w:r>
-      <w:r>
-        <w:rPr>
-          <w:rFonts w:ascii="Times New Roman" w:hAnsi="Times New Roman" w:cs="Times New Roman"/>
-          <w:sz w:val="24"/>
-          <w:szCs w:val="24"/>
-        </w:rPr>
-        <w:t>ympathique de Th12 à L1.</w:t>
-      </w:r>
-      <w:r>
-        <w:rPr>
-          <w:rFonts w:ascii="Times New Roman" w:hAnsi="Times New Roman" w:cs="Times New Roman"/>
-          <w:sz w:val="24"/>
-          <w:szCs w:val="24"/>
-        </w:rPr>
-        <w:t xml:space="preserve"> </w:t>
-      </w:r>
-      <w:r>
-        <w:rPr>
-          <w:rFonts w:ascii="Times New Roman" w:hAnsi="Times New Roman" w:cs="Times New Roman"/>
-          <w:b/>
-          <w:sz w:val="24"/>
-          <w:szCs w:val="24"/>
-        </w:rPr>
-        <w:t>(Cf. Chapitre</w:t>
-      </w:r>
-      <w:r>
-        <w:rPr>
-          <w:rFonts w:ascii="Times New Roman" w:hAnsi="Times New Roman" w:cs="Times New Roman"/>
-          <w:b/>
-          <w:sz w:val="24"/>
-          <w:szCs w:val="24"/>
-        </w:rPr>
-        <w:t xml:space="preserve"> 17 </w:t>
-      </w:r>
-      <w:r>
-        <w:rPr>
-          <w:rFonts w:ascii="Times New Roman" w:hAnsi="Times New Roman" w:cs="Times New Roman"/>
-          <w:b/>
-          <w:sz w:val="24"/>
-          <w:szCs w:val="24"/>
-        </w:rPr>
-        <w:t xml:space="preserve">Cavité pelvienne, </w:t>
-      </w:r>
-      <w:r>
-        <w:rPr>
-          <w:rFonts w:ascii="Times New Roman" w:hAnsi="Times New Roman" w:cs="Times New Roman"/>
-          <w:b/>
-          <w:sz w:val="24"/>
-          <w:szCs w:val="24"/>
-        </w:rPr>
-        <w:t>Innervation, page….)</w:t>
+        <w:t>(Cf. Chapitre 17 Cavité pelvienne, Innervation, page….)</w:t>
       </w:r>
     </w:p>
     <w:p>
@@ -2997,7 +1975,15 @@
           <w:sz w:val="24"/>
           <w:szCs w:val="24"/>
         </w:rPr>
-        <w:t>S</w:t>
+        <w:t>Sphincter externe</w:t>
+      </w:r>
+      <w:r>
+        <w:rPr>
+          <w:rFonts w:ascii="Times New Roman" w:hAnsi="Times New Roman" w:cs="Times New Roman"/>
+          <w:sz w:val="24"/>
+          <w:szCs w:val="24"/>
+        </w:rPr>
+        <w:t xml:space="preserve"> : c’est un anneau formé de muscles striés, commandés par le nerf pudendal du système nerveux somatique </w:t>
       </w:r>
       <w:r>
         <w:rPr>
@@ -3006,32 +1992,53 @@
           <w:sz w:val="24"/>
           <w:szCs w:val="24"/>
         </w:rPr>
-        <w:t>phincter externe</w:t>
-      </w:r>
-      <w:r>
-        <w:rPr>
-          <w:rFonts w:ascii="Times New Roman" w:hAnsi="Times New Roman" w:cs="Times New Roman"/>
-          <w:sz w:val="24"/>
-          <w:szCs w:val="24"/>
-        </w:rPr>
-        <w:t xml:space="preserve"> : c’est un anneau formé de muscles striés, commandés par le </w:t>
-      </w:r>
-      <w:r>
-        <w:rPr>
-          <w:rFonts w:ascii="Times New Roman" w:hAnsi="Times New Roman" w:cs="Times New Roman"/>
-          <w:sz w:val="24"/>
-          <w:szCs w:val="24"/>
-        </w:rPr>
-        <w:t xml:space="preserve">nerf pudendal du </w:t>
-      </w:r>
-      <w:r>
-        <w:rPr>
-          <w:rFonts w:ascii="Times New Roman" w:hAnsi="Times New Roman" w:cs="Times New Roman"/>
-          <w:sz w:val="24"/>
-          <w:szCs w:val="24"/>
-        </w:rPr>
-        <w:t xml:space="preserve">système nerveux somatique </w:t>
-      </w:r>
+        <w:t>(Cf. Chapitre17 Cavité pelvienne, Innervation, page….)</w:t>
+      </w:r>
+      <w:r>
+        <w:rPr>
+          <w:rFonts w:ascii="Times New Roman" w:hAnsi="Times New Roman" w:cs="Times New Roman"/>
+          <w:sz w:val="24"/>
+          <w:szCs w:val="24"/>
+        </w:rPr>
+        <w:t>. Il contrôle la continence anale, renforcé par le muscle releveur de l’anus.</w:t>
+      </w:r>
+    </w:p>
+    <w:p>
+      <w:pPr>
+        <w:pStyle w:val="Heading1"/>
+      </w:pPr>
+      <w:r>
+        <w:t>4. Rapports</w:t>
+      </w:r>
+    </w:p>
+    <w:p>
+      <w:pPr>
+        <w:pStyle w:val="Heading2"/>
+        <w:jc w:val="both"/>
+        <w:rPr>
+          <w:rFonts w:ascii="Times New Roman" w:hAnsi="Times New Roman" w:cs="Times New Roman"/>
+          <w:sz w:val="24"/>
+          <w:szCs w:val="24"/>
+        </w:rPr>
+      </w:pPr>
+      <w:r>
+        <w:t>4.1. Cæcum</w:t>
+      </w:r>
+    </w:p>
+    <w:p>
+      <w:pPr>
+        <w:pStyle w:val="ListParagraph"/>
+        <w:numPr>
+          <w:ilvl w:val="0"/>
+          <w:numId w:val="4"/>
+        </w:numPr>
+        <w:jc w:val="both"/>
+        <w:rPr>
+          <w:rFonts w:ascii="Times New Roman" w:hAnsi="Times New Roman" w:cs="Times New Roman"/>
+          <w:sz w:val="24"/>
+          <w:szCs w:val="24"/>
+        </w:rPr>
+      </w:pPr>
       <w:r>
         <w:rPr>
           <w:rFonts w:ascii="Times New Roman" w:hAnsi="Times New Roman" w:cs="Times New Roman"/>
@@ -3039,8 +2046,31 @@
           <w:sz w:val="24"/>
           <w:szCs w:val="24"/>
         </w:rPr>
-        <w:t xml:space="preserve">(Cf. Chapitre17 </w:t>
-      </w:r>
+        <w:t>Dorsalement</w:t>
+      </w:r>
+      <w:r>
+        <w:rPr>
+          <w:rFonts w:ascii="Times New Roman" w:hAnsi="Times New Roman" w:cs="Times New Roman"/>
+          <w:sz w:val="24"/>
+          <w:szCs w:val="24"/>
+        </w:rPr>
+        <w:t xml:space="preserve"> : le péritoine pariétal, le psoas-iliaque recouvert par le fascia iliaca, le 12ème nerf intercostal (ou subcostal) et les nerfs du plexus lombal (nerfs ilioinguinal, iliohypogastrique, génito-fémoral et fémoral. </w:t>
+      </w:r>
+    </w:p>
+    <w:p>
+      <w:pPr>
+        <w:pStyle w:val="ListParagraph"/>
+        <w:numPr>
+          <w:ilvl w:val="0"/>
+          <w:numId w:val="4"/>
+        </w:numPr>
+        <w:jc w:val="both"/>
+        <w:rPr>
+          <w:rFonts w:ascii="Times New Roman" w:hAnsi="Times New Roman" w:cs="Times New Roman"/>
+          <w:sz w:val="24"/>
+          <w:szCs w:val="24"/>
+        </w:rPr>
+      </w:pPr>
       <w:r>
         <w:rPr>
           <w:rFonts w:ascii="Times New Roman" w:hAnsi="Times New Roman" w:cs="Times New Roman"/>
@@ -3048,8 +2078,31 @@
           <w:sz w:val="24"/>
           <w:szCs w:val="24"/>
         </w:rPr>
-        <w:t>Cavité pelvienne, I</w:t>
-      </w:r>
+        <w:t>Ventralement</w:t>
+      </w:r>
+      <w:r>
+        <w:rPr>
+          <w:rFonts w:ascii="Times New Roman" w:hAnsi="Times New Roman" w:cs="Times New Roman"/>
+          <w:sz w:val="24"/>
+          <w:szCs w:val="24"/>
+        </w:rPr>
+        <w:t> : la paroi abdominale antérieure</w:t>
+      </w:r>
+    </w:p>
+    <w:p>
+      <w:pPr>
+        <w:pStyle w:val="ListParagraph"/>
+        <w:numPr>
+          <w:ilvl w:val="0"/>
+          <w:numId w:val="4"/>
+        </w:numPr>
+        <w:jc w:val="both"/>
+        <w:rPr>
+          <w:rFonts w:ascii="Times New Roman" w:hAnsi="Times New Roman" w:cs="Times New Roman"/>
+          <w:sz w:val="24"/>
+          <w:szCs w:val="24"/>
+        </w:rPr>
+      </w:pPr>
       <w:r>
         <w:rPr>
           <w:rFonts w:ascii="Times New Roman" w:hAnsi="Times New Roman" w:cs="Times New Roman"/>
@@ -3057,63 +2110,69 @@
           <w:sz w:val="24"/>
           <w:szCs w:val="24"/>
         </w:rPr>
-        <w:t>nnervation, page….)</w:t>
-      </w:r>
-      <w:r>
-        <w:rPr>
-          <w:rFonts w:ascii="Times New Roman" w:hAnsi="Times New Roman" w:cs="Times New Roman"/>
-          <w:sz w:val="24"/>
-          <w:szCs w:val="24"/>
-        </w:rPr>
-        <w:t>.</w:t>
-      </w:r>
-      <w:r>
-        <w:rPr>
-          <w:rFonts w:ascii="Times New Roman" w:hAnsi="Times New Roman" w:cs="Times New Roman"/>
-          <w:sz w:val="24"/>
-          <w:szCs w:val="24"/>
-        </w:rPr>
-        <w:t xml:space="preserve"> Il contrôle la continence anale, renforcé par le muscle releveur de l’anus.</w:t>
-      </w:r>
-    </w:p>
-    <w:p>
-      <w:pPr>
-        <w:pStyle w:val="Heading1"/>
-        <w:keepNext/>
-        <w:keepLines/>
-        <w:numPr>
-          <w:numId w:val="0"/>
-        </w:numPr>
-      </w:pPr>
-      <w:r>
-        <w:t>4. Rapports</w:t>
+        <w:t>Médialemen</w:t>
+      </w:r>
+      <w:r>
+        <w:rPr>
+          <w:rFonts w:ascii="Times New Roman" w:hAnsi="Times New Roman" w:cs="Times New Roman"/>
+          <w:sz w:val="24"/>
+          <w:szCs w:val="24"/>
+        </w:rPr>
+        <w:t>t : l’iléum par le péritoine</w:t>
+      </w:r>
+    </w:p>
+    <w:p>
+      <w:pPr>
+        <w:pStyle w:val="ListParagraph"/>
+        <w:numPr>
+          <w:ilvl w:val="0"/>
+          <w:numId w:val="4"/>
+        </w:numPr>
+        <w:jc w:val="both"/>
+        <w:rPr>
+          <w:rFonts w:ascii="Times New Roman" w:hAnsi="Times New Roman" w:cs="Times New Roman"/>
+          <w:sz w:val="24"/>
+          <w:szCs w:val="24"/>
+        </w:rPr>
+      </w:pPr>
+      <w:r>
+        <w:rPr>
+          <w:rFonts w:ascii="Times New Roman" w:hAnsi="Times New Roman" w:cs="Times New Roman"/>
+          <w:b/>
+          <w:sz w:val="24"/>
+          <w:szCs w:val="24"/>
+        </w:rPr>
+        <w:t>Latéralement</w:t>
+      </w:r>
+      <w:r>
+        <w:rPr>
+          <w:rFonts w:ascii="Times New Roman" w:hAnsi="Times New Roman" w:cs="Times New Roman"/>
+          <w:sz w:val="24"/>
+          <w:szCs w:val="24"/>
+        </w:rPr>
+        <w:t> : la fosse iliaque, en bas et la paroi abdominale latérale, en haut</w:t>
       </w:r>
     </w:p>
     <w:p>
       <w:pPr>
         <w:pStyle w:val="Heading2"/>
-        <w:keepNext/>
-        <w:keepLines/>
-        <w:numPr>
-          <w:numId w:val="0"/>
-        </w:numPr>
-        <w:jc w:val="both"/>
-        <w:rPr>
-          <w:rFonts w:ascii="Times New Roman" w:hAnsi="Times New Roman" w:cs="Times New Roman"/>
-          <w:sz w:val="24"/>
-          <w:szCs w:val="24"/>
-        </w:rPr>
-      </w:pPr>
-      <w:r>
-        <w:t>4.1. Cæcum</w:t>
-      </w:r>
-    </w:p>
-    <w:p>
-      <w:pPr>
-        <w:pStyle w:val="ListParagraph"/>
-        <w:numPr>
-          <w:ilvl w:val="0"/>
-          <w:numId w:val="4"/>
+        <w:jc w:val="both"/>
+        <w:rPr>
+          <w:rFonts w:ascii="Times New Roman" w:hAnsi="Times New Roman" w:cs="Times New Roman"/>
+          <w:sz w:val="24"/>
+          <w:szCs w:val="24"/>
+        </w:rPr>
+      </w:pPr>
+      <w:r>
+        <w:t>4.2. Côlon ascendant</w:t>
+      </w:r>
+    </w:p>
+    <w:p>
+      <w:pPr>
+        <w:pStyle w:val="ListParagraph"/>
+        <w:numPr>
+          <w:ilvl w:val="0"/>
+          <w:numId w:val="16"/>
         </w:numPr>
         <w:jc w:val="both"/>
         <w:rPr>
@@ -3137,48 +2196,23 @@
           <w:sz w:val="24"/>
           <w:szCs w:val="24"/>
         </w:rPr>
-        <w:t> : le péritoine pariétal, le psoas-iliaque recouvert par le fascia iliaca, le 12ème nerf intercostal (ou subcostal) et les nerfs</w:t>
-      </w:r>
-      <w:r>
-        <w:rPr>
-          <w:rFonts w:ascii="Times New Roman" w:hAnsi="Times New Roman" w:cs="Times New Roman"/>
-          <w:sz w:val="24"/>
-          <w:szCs w:val="24"/>
-        </w:rPr>
-        <w:t xml:space="preserve"> du plexus lombal</w:t>
-      </w:r>
-      <w:r>
-        <w:rPr>
-          <w:rFonts w:ascii="Times New Roman" w:hAnsi="Times New Roman" w:cs="Times New Roman"/>
-          <w:sz w:val="24"/>
-          <w:szCs w:val="24"/>
-        </w:rPr>
-        <w:t xml:space="preserve"> (nerfs ilioinguinal, iliohypogastrique, génit</w:t>
-      </w:r>
-      <w:r>
-        <w:rPr>
-          <w:rFonts w:ascii="Times New Roman" w:hAnsi="Times New Roman" w:cs="Times New Roman"/>
-          <w:sz w:val="24"/>
-          <w:szCs w:val="24"/>
-        </w:rPr>
-        <w:t>o</w:t>
-      </w:r>
-      <w:r>
-        <w:rPr>
-          <w:rFonts w:ascii="Times New Roman" w:hAnsi="Times New Roman" w:cs="Times New Roman"/>
-          <w:sz w:val="24"/>
-          <w:szCs w:val="24"/>
-        </w:rPr>
-        <w:t>-fémoral et fémoral.</w:t>
-      </w:r>
-      <w:r>
-        <w:rPr>
-          <w:rFonts w:ascii="Times New Roman" w:hAnsi="Times New Roman" w:cs="Times New Roman"/>
-          <w:sz w:val="24"/>
-          <w:szCs w:val="24"/>
-        </w:rPr>
-        <w:t xml:space="preserve"> </w:t>
-      </w:r>
+        <w:t> : les muscles carré des lombes et iliaque, le rein droit et le plexus lombal</w:t>
+      </w:r>
+    </w:p>
+    <w:p>
+      <w:pPr>
+        <w:pStyle w:val="ListParagraph"/>
+        <w:numPr>
+          <w:ilvl w:val="0"/>
+          <w:numId w:val="16"/>
+        </w:numPr>
+        <w:jc w:val="both"/>
+        <w:rPr>
+          <w:rFonts w:ascii="Times New Roman" w:hAnsi="Times New Roman" w:cs="Times New Roman"/>
+          <w:sz w:val="24"/>
+          <w:szCs w:val="24"/>
+        </w:rPr>
+      </w:pPr>
       <w:r>
         <w:rPr>
           <w:rFonts w:ascii="Times New Roman" w:hAnsi="Times New Roman" w:cs="Times New Roman"/>
@@ -3186,8 +2220,48 @@
           <w:sz w:val="24"/>
           <w:szCs w:val="24"/>
         </w:rPr>
-        <w:t>(figure 16.6</w:t>
-      </w:r>
+        <w:t>Médialement</w:t>
+      </w:r>
+      <w:r>
+        <w:rPr>
+          <w:rFonts w:ascii="Times New Roman" w:hAnsi="Times New Roman" w:cs="Times New Roman"/>
+          <w:sz w:val="24"/>
+          <w:szCs w:val="24"/>
+        </w:rPr>
+        <w:t> : la 2</w:t>
+      </w:r>
+      <w:r>
+        <w:rPr>
+          <w:rFonts w:ascii="Times New Roman" w:hAnsi="Times New Roman" w:cs="Times New Roman"/>
+          <w:sz w:val="24"/>
+          <w:szCs w:val="24"/>
+          <w:vertAlign w:val="superscript"/>
+        </w:rPr>
+        <w:t>ème</w:t>
+      </w:r>
+      <w:r>
+        <w:rPr>
+          <w:rFonts w:ascii="Times New Roman" w:hAnsi="Times New Roman" w:cs="Times New Roman"/>
+          <w:sz w:val="24"/>
+          <w:szCs w:val="24"/>
+        </w:rPr>
+        <w:t xml:space="preserve"> portion du duodénum, l’iléum, le psoas, l’uretère et les vaisseaux spermatiques ou ovariens</w:t>
+      </w:r>
+    </w:p>
+    <w:p>
+      <w:pPr>
+        <w:pStyle w:val="ListParagraph"/>
+        <w:numPr>
+          <w:ilvl w:val="0"/>
+          <w:numId w:val="16"/>
+        </w:numPr>
+        <w:jc w:val="both"/>
+        <w:rPr>
+          <w:rFonts w:ascii="Times New Roman" w:hAnsi="Times New Roman" w:cs="Times New Roman"/>
+          <w:sz w:val="24"/>
+          <w:szCs w:val="24"/>
+        </w:rPr>
+      </w:pPr>
       <w:r>
         <w:rPr>
           <w:rFonts w:ascii="Times New Roman" w:hAnsi="Times New Roman" w:cs="Times New Roman"/>
@@ -3195,15 +2269,37 @@
           <w:sz w:val="24"/>
           <w:szCs w:val="24"/>
         </w:rPr>
-        <w:t>)</w:t>
-      </w:r>
-    </w:p>
-    <w:p>
-      <w:pPr>
-        <w:pStyle w:val="ListParagraph"/>
-        <w:numPr>
-          <w:ilvl w:val="0"/>
-          <w:numId w:val="4"/>
+        <w:t>Ventralement</w:t>
+      </w:r>
+      <w:r>
+        <w:rPr>
+          <w:rFonts w:ascii="Times New Roman" w:hAnsi="Times New Roman" w:cs="Times New Roman"/>
+          <w:sz w:val="24"/>
+          <w:szCs w:val="24"/>
+        </w:rPr>
+        <w:t> : la paroi abdominale antérieure.</w:t>
+      </w:r>
+    </w:p>
+    <w:p>
+      <w:pPr>
+        <w:pStyle w:val="Heading2"/>
+        <w:jc w:val="both"/>
+        <w:rPr>
+          <w:rFonts w:ascii="Times New Roman" w:hAnsi="Times New Roman" w:cs="Times New Roman"/>
+          <w:sz w:val="24"/>
+          <w:szCs w:val="24"/>
+        </w:rPr>
+      </w:pPr>
+      <w:r>
+        <w:t>4.3. Angle colique droit</w:t>
+      </w:r>
+    </w:p>
+    <w:p>
+      <w:pPr>
+        <w:pStyle w:val="ListParagraph"/>
+        <w:numPr>
+          <w:ilvl w:val="0"/>
+          <w:numId w:val="17"/>
         </w:numPr>
         <w:jc w:val="both"/>
         <w:rPr>
@@ -3219,6 +2315,88 @@
           <w:sz w:val="24"/>
           <w:szCs w:val="24"/>
         </w:rPr>
+        <w:t>Dorsalement</w:t>
+      </w:r>
+      <w:r>
+        <w:rPr>
+          <w:rFonts w:ascii="Times New Roman" w:hAnsi="Times New Roman" w:cs="Times New Roman"/>
+          <w:sz w:val="24"/>
+          <w:szCs w:val="24"/>
+        </w:rPr>
+        <w:t> : le rein droit et la surrénale ;</w:t>
+      </w:r>
+    </w:p>
+    <w:p>
+      <w:pPr>
+        <w:pStyle w:val="ListParagraph"/>
+        <w:numPr>
+          <w:ilvl w:val="0"/>
+          <w:numId w:val="17"/>
+        </w:numPr>
+        <w:jc w:val="both"/>
+        <w:rPr>
+          <w:rFonts w:ascii="Times New Roman" w:hAnsi="Times New Roman" w:cs="Times New Roman"/>
+          <w:sz w:val="24"/>
+          <w:szCs w:val="24"/>
+        </w:rPr>
+      </w:pPr>
+      <w:r>
+        <w:rPr>
+          <w:rFonts w:ascii="Times New Roman" w:hAnsi="Times New Roman" w:cs="Times New Roman"/>
+          <w:b/>
+          <w:sz w:val="24"/>
+          <w:szCs w:val="24"/>
+        </w:rPr>
+        <w:lastRenderedPageBreak/>
+        <w:t>Médialement</w:t>
+      </w:r>
+      <w:r>
+        <w:rPr>
+          <w:rFonts w:ascii="Times New Roman" w:hAnsi="Times New Roman" w:cs="Times New Roman"/>
+          <w:sz w:val="24"/>
+          <w:szCs w:val="24"/>
+        </w:rPr>
+        <w:t> : la 2</w:t>
+      </w:r>
+      <w:r>
+        <w:rPr>
+          <w:rFonts w:ascii="Times New Roman" w:hAnsi="Times New Roman" w:cs="Times New Roman"/>
+          <w:sz w:val="24"/>
+          <w:szCs w:val="24"/>
+          <w:vertAlign w:val="superscript"/>
+        </w:rPr>
+        <w:t>ème</w:t>
+      </w:r>
+      <w:r>
+        <w:rPr>
+          <w:rFonts w:ascii="Times New Roman" w:hAnsi="Times New Roman" w:cs="Times New Roman"/>
+          <w:sz w:val="24"/>
+          <w:szCs w:val="24"/>
+        </w:rPr>
+        <w:t xml:space="preserve"> portion du duodénum et l’uretère ;</w:t>
+      </w:r>
+    </w:p>
+    <w:p>
+      <w:pPr>
+        <w:pStyle w:val="ListParagraph"/>
+        <w:numPr>
+          <w:ilvl w:val="0"/>
+          <w:numId w:val="17"/>
+        </w:numPr>
+        <w:jc w:val="both"/>
+        <w:rPr>
+          <w:rFonts w:ascii="Times New Roman" w:hAnsi="Times New Roman" w:cs="Times New Roman"/>
+          <w:sz w:val="24"/>
+          <w:szCs w:val="24"/>
+        </w:rPr>
+      </w:pPr>
+      <w:r>
+        <w:rPr>
+          <w:rFonts w:ascii="Times New Roman" w:hAnsi="Times New Roman" w:cs="Times New Roman"/>
+          <w:b/>
+          <w:sz w:val="24"/>
+          <w:szCs w:val="24"/>
+        </w:rPr>
         <w:t>Ventralement</w:t>
       </w:r>
       <w:r>
@@ -3227,15 +2405,32 @@
           <w:sz w:val="24"/>
           <w:szCs w:val="24"/>
         </w:rPr>
-        <w:t> : la paroi abdominale antérieure</w:t>
-      </w:r>
-    </w:p>
-    <w:p>
-      <w:pPr>
-        <w:pStyle w:val="ListParagraph"/>
-        <w:numPr>
-          <w:ilvl w:val="0"/>
-          <w:numId w:val="4"/>
+        <w:t> : le foie et le grand omentum et l’extrémité antérieure de la 10</w:t>
+      </w:r>
+      <w:r>
+        <w:rPr>
+          <w:rFonts w:ascii="Times New Roman" w:hAnsi="Times New Roman" w:cs="Times New Roman"/>
+          <w:sz w:val="24"/>
+          <w:szCs w:val="24"/>
+          <w:vertAlign w:val="superscript"/>
+        </w:rPr>
+        <w:t>ème</w:t>
+      </w:r>
+      <w:r>
+        <w:rPr>
+          <w:rFonts w:ascii="Times New Roman" w:hAnsi="Times New Roman" w:cs="Times New Roman"/>
+          <w:sz w:val="24"/>
+          <w:szCs w:val="24"/>
+        </w:rPr>
+        <w:t xml:space="preserve"> côte droite ;</w:t>
+      </w:r>
+    </w:p>
+    <w:p>
+      <w:pPr>
+        <w:pStyle w:val="ListParagraph"/>
+        <w:numPr>
+          <w:ilvl w:val="0"/>
+          <w:numId w:val="17"/>
         </w:numPr>
         <w:jc w:val="both"/>
         <w:rPr>
@@ -3251,38 +2446,6 @@
           <w:sz w:val="24"/>
           <w:szCs w:val="24"/>
         </w:rPr>
-        <w:t>Médialemen</w:t>
-      </w:r>
-      <w:r>
-        <w:rPr>
-          <w:rFonts w:ascii="Times New Roman" w:hAnsi="Times New Roman" w:cs="Times New Roman"/>
-          <w:sz w:val="24"/>
-          <w:szCs w:val="24"/>
-        </w:rPr>
-        <w:t>t : l’iléum par le péritoine</w:t>
-      </w:r>
-    </w:p>
-    <w:p>
-      <w:pPr>
-        <w:pStyle w:val="ListParagraph"/>
-        <w:numPr>
-          <w:ilvl w:val="0"/>
-          <w:numId w:val="4"/>
-        </w:numPr>
-        <w:jc w:val="both"/>
-        <w:rPr>
-          <w:rFonts w:ascii="Times New Roman" w:hAnsi="Times New Roman" w:cs="Times New Roman"/>
-          <w:sz w:val="24"/>
-          <w:szCs w:val="24"/>
-        </w:rPr>
-      </w:pPr>
-      <w:r>
-        <w:rPr>
-          <w:rFonts w:ascii="Times New Roman" w:hAnsi="Times New Roman" w:cs="Times New Roman"/>
-          <w:b/>
-          <w:sz w:val="24"/>
-          <w:szCs w:val="24"/>
-        </w:rPr>
         <w:t>Latéralement</w:t>
       </w:r>
       <w:r>
@@ -3291,370 +2454,12 @@
           <w:sz w:val="24"/>
           <w:szCs w:val="24"/>
         </w:rPr>
-        <w:t> : la fosse iliaque, en bas et la paroi abdominale latérale, en haut</w:t>
+        <w:t> : le cul-de-sac pleural et le diaphragme.</w:t>
       </w:r>
     </w:p>
     <w:p>
       <w:pPr>
         <w:pStyle w:val="Heading2"/>
-        <w:keepNext/>
-        <w:keepLines/>
-        <w:numPr>
-          <w:numId w:val="0"/>
-        </w:numPr>
-        <w:jc w:val="both"/>
-        <w:rPr>
-          <w:rFonts w:ascii="Times New Roman" w:hAnsi="Times New Roman" w:cs="Times New Roman"/>
-          <w:sz w:val="24"/>
-          <w:szCs w:val="24"/>
-        </w:rPr>
-      </w:pPr>
-      <w:r>
-        <w:t>4.2. Côlon ascendant</w:t>
-      </w:r>
-    </w:p>
-    <w:p>
-      <w:pPr>
-        <w:pStyle w:val="ListParagraph"/>
-        <w:numPr>
-          <w:ilvl w:val="0"/>
-          <w:numId w:val="16"/>
-        </w:numPr>
-        <w:jc w:val="both"/>
-        <w:rPr>
-          <w:rFonts w:ascii="Times New Roman" w:hAnsi="Times New Roman" w:cs="Times New Roman"/>
-          <w:sz w:val="24"/>
-          <w:szCs w:val="24"/>
-        </w:rPr>
-      </w:pPr>
-      <w:r>
-        <w:rPr>
-          <w:rFonts w:ascii="Times New Roman" w:hAnsi="Times New Roman" w:cs="Times New Roman"/>
-          <w:b/>
-          <w:sz w:val="24"/>
-          <w:szCs w:val="24"/>
-        </w:rPr>
-        <w:t>Dorsalement</w:t>
-      </w:r>
-      <w:r>
-        <w:rPr>
-          <w:rFonts w:ascii="Times New Roman" w:hAnsi="Times New Roman" w:cs="Times New Roman"/>
-          <w:sz w:val="24"/>
-          <w:szCs w:val="24"/>
-        </w:rPr>
-        <w:t xml:space="preserve"> : les muscles carré des lombes et iliaque, le </w:t>
-      </w:r>
-      <w:r>
-        <w:rPr>
-          <w:rFonts w:ascii="Times New Roman" w:hAnsi="Times New Roman" w:cs="Times New Roman"/>
-          <w:sz w:val="24"/>
-          <w:szCs w:val="24"/>
-        </w:rPr>
-        <w:t>rein droit et le plexus lombal</w:t>
-      </w:r>
-    </w:p>
-    <w:p>
-      <w:pPr>
-        <w:pStyle w:val="ListParagraph"/>
-        <w:numPr>
-          <w:ilvl w:val="0"/>
-          <w:numId w:val="16"/>
-        </w:numPr>
-        <w:jc w:val="both"/>
-        <w:rPr>
-          <w:rFonts w:ascii="Times New Roman" w:hAnsi="Times New Roman" w:cs="Times New Roman"/>
-          <w:sz w:val="24"/>
-          <w:szCs w:val="24"/>
-        </w:rPr>
-      </w:pPr>
-      <w:r>
-        <w:rPr>
-          <w:rFonts w:ascii="Times New Roman" w:hAnsi="Times New Roman" w:cs="Times New Roman"/>
-          <w:b/>
-          <w:sz w:val="24"/>
-          <w:szCs w:val="24"/>
-        </w:rPr>
-        <w:t>Médialement</w:t>
-      </w:r>
-      <w:r>
-        <w:rPr>
-          <w:rFonts w:ascii="Times New Roman" w:hAnsi="Times New Roman" w:cs="Times New Roman"/>
-          <w:sz w:val="24"/>
-          <w:szCs w:val="24"/>
-        </w:rPr>
-        <w:t> : la 2</w:t>
-      </w:r>
-      <w:r>
-        <w:rPr>
-          <w:rFonts w:ascii="Times New Roman" w:hAnsi="Times New Roman" w:cs="Times New Roman"/>
-          <w:sz w:val="24"/>
-          <w:szCs w:val="24"/>
-          <w:vertAlign w:val="superscript"/>
-        </w:rPr>
-        <w:t>ème</w:t>
-      </w:r>
-      <w:r>
-        <w:rPr>
-          <w:rFonts w:ascii="Times New Roman" w:hAnsi="Times New Roman" w:cs="Times New Roman"/>
-          <w:sz w:val="24"/>
-          <w:szCs w:val="24"/>
-        </w:rPr>
-        <w:t xml:space="preserve"> portion du duodénum, l’iléum, le psoas, l’uretère et les vaisseaux spermatiques ou ovariens</w:t>
-      </w:r>
-    </w:p>
-    <w:p>
-      <w:pPr>
-        <w:pStyle w:val="ListParagraph"/>
-        <w:numPr>
-          <w:ilvl w:val="0"/>
-          <w:numId w:val="16"/>
-        </w:numPr>
-        <w:jc w:val="both"/>
-        <w:rPr>
-          <w:rFonts w:ascii="Times New Roman" w:hAnsi="Times New Roman" w:cs="Times New Roman"/>
-          <w:sz w:val="24"/>
-          <w:szCs w:val="24"/>
-        </w:rPr>
-      </w:pPr>
-      <w:r>
-        <w:rPr>
-          <w:rFonts w:ascii="Times New Roman" w:hAnsi="Times New Roman" w:cs="Times New Roman"/>
-          <w:b/>
-          <w:sz w:val="24"/>
-          <w:szCs w:val="24"/>
-        </w:rPr>
-        <w:t>Ventralement</w:t>
-      </w:r>
-      <w:r>
-        <w:rPr>
-          <w:rFonts w:ascii="Times New Roman" w:hAnsi="Times New Roman" w:cs="Times New Roman"/>
-          <w:sz w:val="24"/>
-          <w:szCs w:val="24"/>
-        </w:rPr>
-        <w:t> : la paroi abdominale antérieure.</w:t>
-      </w:r>
-    </w:p>
-    <w:p>
-      <w:pPr>
-        <w:pStyle w:val="Heading2"/>
-        <w:keepNext/>
-        <w:keepLines/>
-        <w:numPr>
-          <w:numId w:val="0"/>
-        </w:numPr>
-        <w:jc w:val="both"/>
-        <w:rPr>
-          <w:rFonts w:ascii="Times New Roman" w:hAnsi="Times New Roman" w:cs="Times New Roman"/>
-          <w:sz w:val="24"/>
-          <w:szCs w:val="24"/>
-        </w:rPr>
-      </w:pPr>
-      <w:r>
-        <w:t>4.3. Angle colique droit</w:t>
-      </w:r>
-    </w:p>
-    <w:p>
-      <w:pPr>
-        <w:pStyle w:val="ListParagraph"/>
-        <w:numPr>
-          <w:ilvl w:val="0"/>
-          <w:numId w:val="17"/>
-        </w:numPr>
-        <w:jc w:val="both"/>
-        <w:rPr>
-          <w:rFonts w:ascii="Times New Roman" w:hAnsi="Times New Roman" w:cs="Times New Roman"/>
-          <w:sz w:val="24"/>
-          <w:szCs w:val="24"/>
-        </w:rPr>
-      </w:pPr>
-      <w:r>
-        <w:rPr>
-          <w:rFonts w:ascii="Times New Roman" w:hAnsi="Times New Roman" w:cs="Times New Roman"/>
-          <w:b/>
-          <w:sz w:val="24"/>
-          <w:szCs w:val="24"/>
-        </w:rPr>
-        <w:t>Dorsalement</w:t>
-      </w:r>
-      <w:r>
-        <w:rPr>
-          <w:rFonts w:ascii="Times New Roman" w:hAnsi="Times New Roman" w:cs="Times New Roman"/>
-          <w:sz w:val="24"/>
-          <w:szCs w:val="24"/>
-        </w:rPr>
-        <w:t> : le rein droit et la surrénale</w:t>
-      </w:r>
-      <w:r>
-        <w:rPr>
-          <w:rFonts w:ascii="Times New Roman" w:hAnsi="Times New Roman" w:cs="Times New Roman"/>
-          <w:sz w:val="24"/>
-          <w:szCs w:val="24"/>
-        </w:rPr>
-        <w:t> ;</w:t>
-      </w:r>
-    </w:p>
-    <w:p>
-      <w:pPr>
-        <w:pStyle w:val="ListParagraph"/>
-        <w:numPr>
-          <w:ilvl w:val="0"/>
-          <w:numId w:val="17"/>
-        </w:numPr>
-        <w:jc w:val="both"/>
-        <w:rPr>
-          <w:rFonts w:ascii="Times New Roman" w:hAnsi="Times New Roman" w:cs="Times New Roman"/>
-          <w:sz w:val="24"/>
-          <w:szCs w:val="24"/>
-        </w:rPr>
-      </w:pPr>
-      <w:r>
-        <w:rPr>
-          <w:rFonts w:ascii="Times New Roman" w:hAnsi="Times New Roman" w:cs="Times New Roman"/>
-          <w:b/>
-          <w:sz w:val="24"/>
-          <w:szCs w:val="24"/>
-        </w:rPr>
-        <w:t>Médialement</w:t>
-      </w:r>
-      <w:r>
-        <w:rPr>
-          <w:rFonts w:ascii="Times New Roman" w:hAnsi="Times New Roman" w:cs="Times New Roman"/>
-          <w:sz w:val="24"/>
-          <w:szCs w:val="24"/>
-        </w:rPr>
-        <w:t> : la 2</w:t>
-      </w:r>
-      <w:r>
-        <w:rPr>
-          <w:rFonts w:ascii="Times New Roman" w:hAnsi="Times New Roman" w:cs="Times New Roman"/>
-          <w:sz w:val="24"/>
-          <w:szCs w:val="24"/>
-          <w:vertAlign w:val="superscript"/>
-        </w:rPr>
-        <w:t>ème</w:t>
-      </w:r>
-      <w:r>
-        <w:rPr>
-          <w:rFonts w:ascii="Times New Roman" w:hAnsi="Times New Roman" w:cs="Times New Roman"/>
-          <w:sz w:val="24"/>
-          <w:szCs w:val="24"/>
-        </w:rPr>
-        <w:t xml:space="preserve"> portion du duodénum et l’uretère</w:t>
-      </w:r>
-      <w:r>
-        <w:rPr>
-          <w:rFonts w:ascii="Times New Roman" w:hAnsi="Times New Roman" w:cs="Times New Roman"/>
-          <w:sz w:val="24"/>
-          <w:szCs w:val="24"/>
-        </w:rPr>
-        <w:t> ;</w:t>
-      </w:r>
-    </w:p>
-    <w:p>
-      <w:pPr>
-        <w:pStyle w:val="ListParagraph"/>
-        <w:numPr>
-          <w:ilvl w:val="0"/>
-          <w:numId w:val="17"/>
-        </w:numPr>
-        <w:jc w:val="both"/>
-        <w:rPr>
-          <w:rFonts w:ascii="Times New Roman" w:hAnsi="Times New Roman" w:cs="Times New Roman"/>
-          <w:sz w:val="24"/>
-          <w:szCs w:val="24"/>
-        </w:rPr>
-      </w:pPr>
-      <w:r>
-        <w:rPr>
-          <w:rFonts w:ascii="Times New Roman" w:hAnsi="Times New Roman" w:cs="Times New Roman"/>
-          <w:b/>
-          <w:sz w:val="24"/>
-          <w:szCs w:val="24"/>
-        </w:rPr>
-        <w:t>Ventralement</w:t>
-      </w:r>
-      <w:r>
-        <w:rPr>
-          <w:rFonts w:ascii="Times New Roman" w:hAnsi="Times New Roman" w:cs="Times New Roman"/>
-          <w:sz w:val="24"/>
-          <w:szCs w:val="24"/>
-        </w:rPr>
-        <w:t> : le foie et le grand omentum et l’extrémité antérieure de la 10</w:t>
-      </w:r>
-      <w:r>
-        <w:rPr>
-          <w:rFonts w:ascii="Times New Roman" w:hAnsi="Times New Roman" w:cs="Times New Roman"/>
-          <w:sz w:val="24"/>
-          <w:szCs w:val="24"/>
-          <w:vertAlign w:val="superscript"/>
-        </w:rPr>
-        <w:t>ème</w:t>
-      </w:r>
-      <w:r>
-        <w:rPr>
-          <w:rFonts w:ascii="Times New Roman" w:hAnsi="Times New Roman" w:cs="Times New Roman"/>
-          <w:sz w:val="24"/>
-          <w:szCs w:val="24"/>
-        </w:rPr>
-        <w:t xml:space="preserve"> côte droite</w:t>
-      </w:r>
-      <w:r>
-        <w:rPr>
-          <w:rFonts w:ascii="Times New Roman" w:hAnsi="Times New Roman" w:cs="Times New Roman"/>
-          <w:sz w:val="24"/>
-          <w:szCs w:val="24"/>
-        </w:rPr>
-        <w:t> ;</w:t>
-      </w:r>
-    </w:p>
-    <w:p>
-      <w:pPr>
-        <w:pStyle w:val="ListParagraph"/>
-        <w:numPr>
-          <w:ilvl w:val="0"/>
-          <w:numId w:val="17"/>
-        </w:numPr>
-        <w:jc w:val="both"/>
-        <w:rPr>
-          <w:rFonts w:ascii="Times New Roman" w:hAnsi="Times New Roman" w:cs="Times New Roman"/>
-          <w:sz w:val="24"/>
-          <w:szCs w:val="24"/>
-        </w:rPr>
-      </w:pPr>
-      <w:r>
-        <w:rPr>
-          <w:rFonts w:ascii="Times New Roman" w:hAnsi="Times New Roman" w:cs="Times New Roman"/>
-          <w:b/>
-          <w:sz w:val="24"/>
-          <w:szCs w:val="24"/>
-        </w:rPr>
-        <w:t>Latéralement</w:t>
-      </w:r>
-      <w:r>
-        <w:rPr>
-          <w:rFonts w:ascii="Times New Roman" w:hAnsi="Times New Roman" w:cs="Times New Roman"/>
-          <w:sz w:val="24"/>
-          <w:szCs w:val="24"/>
-        </w:rPr>
-        <w:t> : le cul-de-sac pleural et le diaphragme</w:t>
-      </w:r>
-      <w:r>
-        <w:rPr>
-          <w:rFonts w:ascii="Times New Roman" w:hAnsi="Times New Roman" w:cs="Times New Roman"/>
-          <w:sz w:val="24"/>
-          <w:szCs w:val="24"/>
-        </w:rPr>
-        <w:t>.</w:t>
-      </w:r>
-    </w:p>
-    <w:p>
-      <w:pPr>
-        <w:pStyle w:val="Heading2"/>
-        <w:keepNext/>
-        <w:keepLines/>
-        <w:numPr>
-          <w:numId w:val="0"/>
-        </w:numPr>
         <w:jc w:val="both"/>
         <w:rPr>
           <w:rFonts w:ascii="Times New Roman" w:hAnsi="Times New Roman" w:cs="Times New Roman"/>
@@ -3696,23 +2501,7 @@
           <w:sz w:val="24"/>
           <w:szCs w:val="24"/>
         </w:rPr>
-        <w:t xml:space="preserve"> : </w:t>
-      </w:r>
-      <w:r>
-        <w:rPr>
-          <w:rFonts w:ascii="Times New Roman" w:hAnsi="Times New Roman" w:cs="Times New Roman"/>
-          <w:sz w:val="24"/>
-          <w:szCs w:val="24"/>
-        </w:rPr>
-        <w:t>le sinus réno-pariétal gauche</w:t>
-      </w:r>
-      <w:r>
-        <w:rPr>
-          <w:rFonts w:ascii="Times New Roman" w:hAnsi="Times New Roman" w:cs="Times New Roman"/>
-          <w:sz w:val="24"/>
-          <w:szCs w:val="24"/>
-        </w:rPr>
-        <w:t> ;</w:t>
+        <w:t> : le sinus réno-pariétal gauche ;</w:t>
       </w:r>
     </w:p>
     <w:p>
@@ -3745,23 +2534,7 @@
           <w:sz w:val="24"/>
           <w:szCs w:val="24"/>
         </w:rPr>
-        <w:t>t</w:t>
-      </w:r>
-      <w:r>
-        <w:rPr>
-          <w:rFonts w:ascii="Times New Roman" w:hAnsi="Times New Roman" w:cs="Times New Roman"/>
-          <w:sz w:val="24"/>
-          <w:szCs w:val="24"/>
-        </w:rPr>
-        <w:t> : le rein et la surrénale gauche, la queue du pancréas</w:t>
-      </w:r>
-      <w:r>
-        <w:rPr>
-          <w:rFonts w:ascii="Times New Roman" w:hAnsi="Times New Roman" w:cs="Times New Roman"/>
-          <w:sz w:val="24"/>
-          <w:szCs w:val="24"/>
-        </w:rPr>
-        <w:t> ;</w:t>
+        <w:t>t : le rein et la surrénale gauche, la queue du pancréas ;</w:t>
       </w:r>
     </w:p>
     <w:p>
@@ -3794,15 +2567,7 @@
           <w:sz w:val="24"/>
           <w:szCs w:val="24"/>
         </w:rPr>
-        <w:t> : le cul-de-sac pleural et le diaphragme</w:t>
-      </w:r>
-      <w:r>
-        <w:rPr>
-          <w:rFonts w:ascii="Times New Roman" w:hAnsi="Times New Roman" w:cs="Times New Roman"/>
-          <w:sz w:val="24"/>
-          <w:szCs w:val="24"/>
-        </w:rPr>
-        <w:t> ;</w:t>
+        <w:t> : le cul-de-sac pleural et le diaphragme ;</w:t>
       </w:r>
     </w:p>
     <w:p>
@@ -3835,15 +2600,7 @@
           <w:sz w:val="24"/>
           <w:szCs w:val="24"/>
         </w:rPr>
-        <w:t> : la rate et la grande courbure de l’estomac</w:t>
-      </w:r>
-      <w:r>
-        <w:rPr>
-          <w:rFonts w:ascii="Times New Roman" w:hAnsi="Times New Roman" w:cs="Times New Roman"/>
-          <w:sz w:val="24"/>
-          <w:szCs w:val="24"/>
-        </w:rPr>
-        <w:t> ;</w:t>
+        <w:t> : la rate et la grande courbure de l’estomac ;</w:t>
       </w:r>
     </w:p>
     <w:p>
@@ -3882,11 +2639,6 @@
     <w:p>
       <w:pPr>
         <w:pStyle w:val="Heading2"/>
-        <w:keepNext/>
-        <w:keepLines/>
-        <w:numPr>
-          <w:numId w:val="0"/>
-        </w:numPr>
         <w:jc w:val="both"/>
         <w:rPr>
           <w:rFonts w:ascii="Times New Roman" w:hAnsi="Times New Roman" w:cs="Times New Roman"/>
@@ -3927,23 +2679,7 @@
           <w:sz w:val="24"/>
           <w:szCs w:val="24"/>
         </w:rPr>
-        <w:t> : les muscles carrés des lombes et le psoas ili</w:t>
-      </w:r>
-      <w:r>
-        <w:rPr>
-          <w:rFonts w:ascii="Times New Roman" w:hAnsi="Times New Roman" w:cs="Times New Roman"/>
-          <w:sz w:val="24"/>
-          <w:szCs w:val="24"/>
-        </w:rPr>
-        <w:t>aque, recouvert par le fascia iliaca, et le plexus lombal</w:t>
-      </w:r>
-      <w:r>
-        <w:rPr>
-          <w:rFonts w:ascii="Times New Roman" w:hAnsi="Times New Roman" w:cs="Times New Roman"/>
-          <w:sz w:val="24"/>
-          <w:szCs w:val="24"/>
-        </w:rPr>
-        <w:t>. Il est latéral au psoas ;</w:t>
+        <w:t> : les muscles carrés des lombes et le psoas iliaque, recouvert par le fascia iliaca, et le plexus lombal. Il est latéral au psoas ;</w:t>
       </w:r>
     </w:p>
     <w:p>
@@ -3975,15 +2711,7 @@
           <w:sz w:val="24"/>
           <w:szCs w:val="24"/>
         </w:rPr>
-        <w:t> : le jéjunu</w:t>
-      </w:r>
-      <w:r>
-        <w:rPr>
-          <w:rFonts w:ascii="Times New Roman" w:hAnsi="Times New Roman" w:cs="Times New Roman"/>
-          <w:sz w:val="24"/>
-          <w:szCs w:val="24"/>
-        </w:rPr>
-        <w:t>m, le rein et l’uretère gauches ;</w:t>
+        <w:t> : le jéjunum, le rein et l’uretère gauches ;</w:t>
       </w:r>
     </w:p>
     <w:p>
@@ -4036,11 +2764,6 @@
     <w:p>
       <w:pPr>
         <w:pStyle w:val="Heading2"/>
-        <w:keepNext/>
-        <w:keepLines/>
-        <w:numPr>
-          <w:numId w:val="0"/>
-        </w:numPr>
         <w:jc w:val="both"/>
         <w:rPr>
           <w:rFonts w:ascii="Times New Roman" w:hAnsi="Times New Roman" w:cs="Times New Roman"/>
@@ -4081,15 +2804,7 @@
           <w:sz w:val="24"/>
           <w:szCs w:val="24"/>
         </w:rPr>
-        <w:t> : l’aileron sacré, l’uretère, les vaisseaux spermatiques ou ovariens, le péritoine</w:t>
-      </w:r>
-      <w:r>
-        <w:rPr>
-          <w:rFonts w:ascii="Times New Roman" w:hAnsi="Times New Roman" w:cs="Times New Roman"/>
-          <w:sz w:val="24"/>
-          <w:szCs w:val="24"/>
-        </w:rPr>
-        <w:t> ;</w:t>
+        <w:t> : l’aileron sacré, l’uretère, les vaisseaux spermatiques ou ovariens, le péritoine ;</w:t>
       </w:r>
     </w:p>
     <w:p>
@@ -4121,15 +2836,7 @@
           <w:sz w:val="24"/>
           <w:szCs w:val="24"/>
         </w:rPr>
-        <w:t> : l’intestin grêle</w:t>
-      </w:r>
-      <w:r>
-        <w:rPr>
-          <w:rFonts w:ascii="Times New Roman" w:hAnsi="Times New Roman" w:cs="Times New Roman"/>
-          <w:sz w:val="24"/>
-          <w:szCs w:val="24"/>
-        </w:rPr>
-        <w:t> ;</w:t>
+        <w:t> : l’intestin grêle ;</w:t>
       </w:r>
     </w:p>
     <w:p>
@@ -4161,47 +2868,7 @@
           <w:sz w:val="24"/>
           <w:szCs w:val="24"/>
         </w:rPr>
-        <w:t xml:space="preserve">: </w:t>
-      </w:r>
-      <w:r>
-        <w:rPr>
-          <w:rFonts w:ascii="Times New Roman" w:hAnsi="Times New Roman" w:cs="Times New Roman"/>
-          <w:sz w:val="24"/>
-          <w:szCs w:val="24"/>
-        </w:rPr>
-        <w:t xml:space="preserve">les </w:t>
-      </w:r>
-      <w:r>
-        <w:rPr>
-          <w:rFonts w:ascii="Times New Roman" w:hAnsi="Times New Roman" w:cs="Times New Roman"/>
-          <w:sz w:val="24"/>
-          <w:szCs w:val="24"/>
-        </w:rPr>
-        <w:t xml:space="preserve">artères et veines iliaques communes et </w:t>
-      </w:r>
-      <w:r>
-        <w:rPr>
-          <w:rFonts w:ascii="Times New Roman" w:hAnsi="Times New Roman" w:cs="Times New Roman"/>
-          <w:sz w:val="24"/>
-          <w:szCs w:val="24"/>
-        </w:rPr>
-        <w:t>l’</w:t>
-      </w:r>
-      <w:r>
-        <w:rPr>
-          <w:rFonts w:ascii="Times New Roman" w:hAnsi="Times New Roman" w:cs="Times New Roman"/>
-          <w:sz w:val="24"/>
-          <w:szCs w:val="24"/>
-        </w:rPr>
-        <w:t>artère sacrée moyenne</w:t>
-      </w:r>
-      <w:r>
-        <w:rPr>
-          <w:rFonts w:ascii="Times New Roman" w:hAnsi="Times New Roman" w:cs="Times New Roman"/>
-          <w:sz w:val="24"/>
-          <w:szCs w:val="24"/>
-        </w:rPr>
-        <w:t> ;</w:t>
+        <w:t>: les artères et veines iliaques communes et l’artère sacrée moyenne ;</w:t>
       </w:r>
     </w:p>
     <w:p>
@@ -4265,15 +2932,7 @@
           <w:sz w:val="24"/>
           <w:szCs w:val="24"/>
         </w:rPr>
-        <w:t> : les organes pelviens</w:t>
-      </w:r>
-      <w:r>
-        <w:rPr>
-          <w:rFonts w:ascii="Times New Roman" w:hAnsi="Times New Roman" w:cs="Times New Roman"/>
-          <w:sz w:val="24"/>
-          <w:szCs w:val="24"/>
-        </w:rPr>
-        <w:t> ;</w:t>
+        <w:t> : les organes pelviens ;</w:t>
       </w:r>
     </w:p>
     <w:p>
@@ -4311,11 +2970,6 @@
     <w:p>
       <w:pPr>
         <w:pStyle w:val="Heading2"/>
-        <w:keepNext/>
-        <w:keepLines/>
-        <w:numPr>
-          <w:numId w:val="0"/>
-        </w:numPr>
         <w:jc w:val="both"/>
         <w:rPr>
           <w:rFonts w:ascii="Times New Roman" w:hAnsi="Times New Roman" w:cs="Times New Roman"/>
@@ -4344,23 +2998,7 @@
           <w:sz w:val="24"/>
           <w:szCs w:val="24"/>
         </w:rPr>
-        <w:t>I</w:t>
-      </w:r>
-      <w:r>
-        <w:rPr>
-          <w:rFonts w:ascii="Times New Roman" w:hAnsi="Times New Roman" w:cs="Times New Roman"/>
-          <w:sz w:val="24"/>
-          <w:szCs w:val="24"/>
-        </w:rPr>
-        <w:t xml:space="preserve">l </w:t>
-      </w:r>
-      <w:r>
-        <w:rPr>
-          <w:rFonts w:ascii="Times New Roman" w:hAnsi="Times New Roman" w:cs="Times New Roman"/>
-          <w:sz w:val="24"/>
-          <w:szCs w:val="24"/>
-        </w:rPr>
-        <w:t xml:space="preserve"> est contenu dans la loge rectale, délimitée par :</w:t>
+        <w:t>Il  est contenu dans la loge rectale, délimitée par :</w:t>
       </w:r>
     </w:p>
     <w:p>
@@ -4392,15 +3030,7 @@
           <w:sz w:val="24"/>
           <w:szCs w:val="24"/>
         </w:rPr>
-        <w:t>t : le péritoine</w:t>
-      </w:r>
-      <w:r>
-        <w:rPr>
-          <w:rFonts w:ascii="Times New Roman" w:hAnsi="Times New Roman" w:cs="Times New Roman"/>
-          <w:sz w:val="24"/>
-          <w:szCs w:val="24"/>
-        </w:rPr>
-        <w:t> ;</w:t>
+        <w:t>t : le péritoine ;</w:t>
       </w:r>
     </w:p>
     <w:p>
@@ -4432,15 +3062,7 @@
           <w:sz w:val="24"/>
           <w:szCs w:val="24"/>
         </w:rPr>
-        <w:t> : le périnée et les fosses ischio-rectales (risque de compression du nerf obturateur)</w:t>
-      </w:r>
-      <w:r>
-        <w:rPr>
-          <w:rFonts w:ascii="Times New Roman" w:hAnsi="Times New Roman" w:cs="Times New Roman"/>
-          <w:sz w:val="24"/>
-          <w:szCs w:val="24"/>
-        </w:rPr>
-        <w:t> ;</w:t>
+        <w:t> : le périnée et les fosses ischio-rectales (risque de compression du nerf obturateur) ;</w:t>
       </w:r>
     </w:p>
     <w:p>
@@ -4472,15 +3094,7 @@
           <w:sz w:val="24"/>
           <w:szCs w:val="24"/>
         </w:rPr>
-        <w:t> : les lames sacro-recto-génito-pubiennes et la fosse ischiatique majeure (risque de compression du nerf sciatique lors des congestions et atteintes du rectum)</w:t>
-      </w:r>
-      <w:r>
-        <w:rPr>
-          <w:rFonts w:ascii="Times New Roman" w:hAnsi="Times New Roman" w:cs="Times New Roman"/>
-          <w:sz w:val="24"/>
-          <w:szCs w:val="24"/>
-        </w:rPr>
-        <w:t> ;</w:t>
+        <w:t> : les lames sacro-recto-génito-pubiennes et la fosse ischiatique majeure (risque de compression du nerf sciatique lors des congestions et atteintes du rectum) ;</w:t>
       </w:r>
     </w:p>
     <w:p>
@@ -4518,24 +3132,15 @@
     <w:p>
       <w:pPr>
         <w:pStyle w:val="Heading1"/>
-        <w:keepNext/>
-        <w:keepLines/>
-        <w:numPr>
-          <w:numId w:val="0"/>
-        </w:numPr>
-      </w:pPr>
-      <w:r>
+      </w:pPr>
+      <w:r>
+        <w:lastRenderedPageBreak/>
         <w:t>5. Vascularisation</w:t>
       </w:r>
     </w:p>
     <w:p>
       <w:pPr>
         <w:pStyle w:val="Heading2"/>
-        <w:keepNext/>
-        <w:keepLines/>
-        <w:numPr>
-          <w:numId w:val="0"/>
-        </w:numPr>
         <w:rPr>
           <w:rFonts w:ascii="Times New Roman" w:hAnsi="Times New Roman" w:cs="Times New Roman"/>
           <w:sz w:val="24"/>
@@ -4600,11 +3205,6 @@
     <w:p>
       <w:pPr>
         <w:pStyle w:val="Heading2"/>
-        <w:keepNext/>
-        <w:keepLines/>
-        <w:numPr>
-          <w:numId w:val="0"/>
-        </w:numPr>
         <w:rPr>
           <w:rFonts w:ascii="Times New Roman" w:hAnsi="Times New Roman" w:cs="Times New Roman"/>
           <w:sz w:val="24"/>
@@ -4630,24 +3230,18 @@
         </w:rPr>
       </w:pPr>
       <w:r>
-        <w:t>Veine mésentérique inférieure : elle draine le côlon descendant, l’angle colique gauche, le sigmoïde et la partie haute du rectum, puis rejoint le plus souvent la veine splénique. La veine splénique et la veine mésentérique supérieure se rejoignent pour former la veine porte (figure 11.5) qui rejoint le foie. Le drainage veineux rectal est mixte : la partie haute appartient au système porte, tandis que les territoires moyen et inférieur communiquent avec le système cave par les veines iliaques internes.</w:t>
+        <w:t>Veine mésentérique inférieure : elle draine le côlon descendant, l’angle colique gauche, le sigmoïde et la partie haute du rectum, puis rejoint le plus souvent la veine splénique. La veine splénique et la veine mésentérique supérieure se rejoignent pour former la veine porte qui rejoint le foie. Le drainage veineux rectal est mixte : la partie haute appartient au système porte, tandis que les territoires moyen et inférieur communiquent avec le système cave par les veines iliaques internes.</w:t>
       </w:r>
     </w:p>
     <w:p>
       <w:pPr>
         <w:pStyle w:val="Heading2"/>
-        <w:keepNext/>
-        <w:keepLines/>
-        <w:jc w:val="both"/>
-        <w:rPr>
-          <w:rFonts w:ascii="Times New Roman" w:hAnsi="Times New Roman" w:cs="Times New Roman"/>
-          <w:b/>
-          <w:sz w:val="24"/>
-          <w:szCs w:val="24"/>
-        </w:rPr>
-        <w:numPr>
-          <w:numId w:val="0"/>
-        </w:numPr>
+        <w:jc w:val="both"/>
+        <w:rPr>
+          <w:rFonts w:ascii="Times New Roman" w:hAnsi="Times New Roman" w:cs="Times New Roman"/>
+          <w:sz w:val="24"/>
+          <w:szCs w:val="24"/>
+        </w:rPr>
       </w:pPr>
       <w:r>
         <w:t>5.3. Conséquences cliniques possibles</w:t>
@@ -4791,15 +3385,7 @@
           <w:sz w:val="24"/>
           <w:szCs w:val="24"/>
         </w:rPr>
-        <w:t> </w:t>
-      </w:r>
-      <w:r>
-        <w:rPr>
-          <w:rFonts w:ascii="Times New Roman" w:hAnsi="Times New Roman" w:cs="Times New Roman"/>
-          <w:sz w:val="24"/>
-          <w:szCs w:val="24"/>
-        </w:rPr>
-        <w:t xml:space="preserve"> </w:t>
+        <w:t xml:space="preserve">  </w:t>
       </w:r>
     </w:p>
     <w:p>
@@ -4818,127 +3404,7 @@
           <w:sz w:val="24"/>
           <w:szCs w:val="24"/>
         </w:rPr>
-        <w:t>P</w:t>
-      </w:r>
-      <w:r>
-        <w:rPr>
-          <w:rFonts w:ascii="Times New Roman" w:hAnsi="Times New Roman" w:cs="Times New Roman"/>
-          <w:sz w:val="24"/>
-          <w:szCs w:val="24"/>
-        </w:rPr>
-        <w:t xml:space="preserve">our </w:t>
-      </w:r>
-      <w:r>
-        <w:rPr>
-          <w:rFonts w:ascii="Times New Roman" w:hAnsi="Times New Roman" w:cs="Times New Roman"/>
-          <w:sz w:val="24"/>
-          <w:szCs w:val="24"/>
-        </w:rPr>
-        <w:t>toute lombo-sciatalgie gauche</w:t>
-      </w:r>
-      <w:r>
-        <w:rPr>
-          <w:rFonts w:ascii="Times New Roman" w:hAnsi="Times New Roman" w:cs="Times New Roman"/>
-          <w:sz w:val="24"/>
-          <w:szCs w:val="24"/>
-        </w:rPr>
-        <w:t>, il est important</w:t>
-      </w:r>
-      <w:r>
-        <w:rPr>
-          <w:rFonts w:ascii="Times New Roman" w:hAnsi="Times New Roman" w:cs="Times New Roman"/>
-          <w:sz w:val="24"/>
-          <w:szCs w:val="24"/>
-        </w:rPr>
-        <w:t xml:space="preserve"> de vérifier les zones réflexes de</w:t>
-      </w:r>
-      <w:r>
-        <w:rPr>
-          <w:rFonts w:ascii="Times New Roman" w:hAnsi="Times New Roman" w:cs="Times New Roman"/>
-          <w:sz w:val="24"/>
-          <w:szCs w:val="24"/>
-        </w:rPr>
-        <w:t xml:space="preserve"> la région recto-sigmoïdienne,</w:t>
-      </w:r>
-      <w:r>
-        <w:rPr>
-          <w:rFonts w:ascii="Times New Roman" w:hAnsi="Times New Roman" w:cs="Times New Roman"/>
-          <w:sz w:val="24"/>
-          <w:szCs w:val="24"/>
-        </w:rPr>
-        <w:t xml:space="preserve"> le foi</w:t>
-      </w:r>
-      <w:r>
-        <w:rPr>
-          <w:rFonts w:ascii="Times New Roman" w:hAnsi="Times New Roman" w:cs="Times New Roman"/>
-          <w:sz w:val="24"/>
-          <w:szCs w:val="24"/>
-        </w:rPr>
-        <w:t>e,</w:t>
-      </w:r>
-      <w:r>
-        <w:rPr>
-          <w:rFonts w:ascii="Times New Roman" w:hAnsi="Times New Roman" w:cs="Times New Roman"/>
-          <w:sz w:val="24"/>
-          <w:szCs w:val="24"/>
-        </w:rPr>
-        <w:t xml:space="preserve"> le rein gauche et</w:t>
-      </w:r>
-      <w:r>
-        <w:rPr>
-          <w:rFonts w:ascii="Times New Roman" w:hAnsi="Times New Roman" w:cs="Times New Roman"/>
-          <w:sz w:val="24"/>
-          <w:szCs w:val="24"/>
-        </w:rPr>
-        <w:t xml:space="preserve"> la veine rénale</w:t>
-      </w:r>
-      <w:r>
-        <w:rPr>
-          <w:rFonts w:ascii="Times New Roman" w:hAnsi="Times New Roman" w:cs="Times New Roman"/>
-          <w:sz w:val="24"/>
-          <w:szCs w:val="24"/>
-        </w:rPr>
-        <w:t xml:space="preserve"> gauche où aboutit</w:t>
-      </w:r>
-      <w:r>
-        <w:rPr>
-          <w:rFonts w:ascii="Times New Roman" w:hAnsi="Times New Roman" w:cs="Times New Roman"/>
-          <w:sz w:val="24"/>
-          <w:szCs w:val="24"/>
-        </w:rPr>
-        <w:t xml:space="preserve"> la veine lombale</w:t>
-      </w:r>
-      <w:r>
-        <w:rPr>
-          <w:rFonts w:ascii="Times New Roman" w:hAnsi="Times New Roman" w:cs="Times New Roman"/>
-          <w:sz w:val="24"/>
-          <w:szCs w:val="24"/>
-        </w:rPr>
-        <w:t xml:space="preserve"> gauche</w:t>
-      </w:r>
-      <w:r>
-        <w:rPr>
-          <w:rFonts w:ascii="Times New Roman" w:hAnsi="Times New Roman" w:cs="Times New Roman"/>
-          <w:sz w:val="24"/>
-          <w:szCs w:val="24"/>
-        </w:rPr>
-        <w:t xml:space="preserve"> qui</w:t>
-      </w:r>
-      <w:r>
-        <w:rPr>
-          <w:rFonts w:ascii="Times New Roman" w:hAnsi="Times New Roman" w:cs="Times New Roman"/>
-          <w:sz w:val="24"/>
-          <w:szCs w:val="24"/>
-        </w:rPr>
-        <w:t xml:space="preserve"> draine le sang veineux lombal</w:t>
-      </w:r>
-      <w:r>
-        <w:rPr>
-          <w:rFonts w:ascii="Times New Roman" w:hAnsi="Times New Roman" w:cs="Times New Roman"/>
-          <w:sz w:val="24"/>
-          <w:szCs w:val="24"/>
-        </w:rPr>
-        <w:t xml:space="preserve">. </w:t>
+        <w:t xml:space="preserve">Pour toute lombo-sciatalgie gauche, il est important de vérifier les zones réflexes de la région recto-sigmoïdienne, le foie, le rein gauche et la veine rénale gauche où aboutit la veine lombale gauche qui draine le sang veineux lombal. </w:t>
       </w:r>
       <w:r>
         <w:rPr>
@@ -4947,26 +3413,12 @@
           <w:sz w:val="24"/>
           <w:szCs w:val="24"/>
         </w:rPr>
-        <w:t xml:space="preserve">(Cf. Chapitre 16 </w:t>
-      </w:r>
-      <w:r>
-        <w:rPr>
-          <w:rFonts w:ascii="Times New Roman" w:hAnsi="Times New Roman" w:cs="Times New Roman"/>
-          <w:b/>
-          <w:sz w:val="24"/>
-          <w:szCs w:val="24"/>
-        </w:rPr>
-        <w:t>Rein)</w:t>
+        <w:t>(Cf. Chapitre 16 Rein)</w:t>
       </w:r>
     </w:p>
     <w:p>
       <w:pPr>
         <w:pStyle w:val="Heading1"/>
-        <w:keepNext/>
-        <w:keepLines/>
-        <w:numPr>
-          <w:numId w:val="0"/>
-        </w:numPr>
       </w:pPr>
       <w:r>
         <w:t>6. Innervation</w:t>
@@ -4975,11 +3427,6 @@
     <w:p>
       <w:pPr>
         <w:pStyle w:val="Heading2"/>
-        <w:keepNext/>
-        <w:keepLines/>
-        <w:numPr>
-          <w:numId w:val="0"/>
-        </w:numPr>
         <w:jc w:val="both"/>
         <w:rPr>
           <w:rFonts w:ascii="Times New Roman" w:hAnsi="Times New Roman" w:cs="Times New Roman"/>
@@ -5008,11 +3455,6 @@
     <w:p>
       <w:pPr>
         <w:pStyle w:val="Heading3"/>
-        <w:keepNext/>
-        <w:keepLines/>
-        <w:numPr>
-          <w:numId w:val="0"/>
-        </w:numPr>
         <w:jc w:val="both"/>
         <w:rPr>
           <w:rFonts w:ascii="Times New Roman" w:hAnsi="Times New Roman" w:cs="Times New Roman"/>
@@ -5040,7 +3482,7 @@
         </w:rPr>
       </w:pPr>
       <w:r>
-        <w:t>Sympathique : les fibres destinées au côlon proviennent globalement des étages thoraco-lombaires, puis rejoignent les plexus prévertébraux : (figure 4.26)</w:t>
+        <w:t xml:space="preserve">Sympathique : les fibres destinées au côlon proviennent globalement des étages thoraco-lombaires, puis rejoignent les plexus prévertébraux : </w:t>
       </w:r>
     </w:p>
     <w:p>
@@ -5057,8 +3499,13 @@
           <w:szCs w:val="24"/>
         </w:rPr>
       </w:pPr>
-      <w:r>
-        <w:t>plexus mésentérique supérieur pour le côlon proximal ;</w:t>
+      <w:proofErr w:type="gramStart"/>
+      <w:r>
+        <w:t>plexus</w:t>
+      </w:r>
+      <w:proofErr w:type="gramEnd"/>
+      <w:r>
+        <w:t xml:space="preserve"> mésentérique supérieur pour le côlon proximal ;</w:t>
       </w:r>
     </w:p>
     <w:p>
@@ -5137,11 +3584,6 @@
     <w:p>
       <w:pPr>
         <w:pStyle w:val="Heading3"/>
-        <w:keepNext/>
-        <w:keepLines/>
-        <w:numPr>
-          <w:numId w:val="0"/>
-        </w:numPr>
         <w:jc w:val="both"/>
         <w:rPr>
           <w:rFonts w:ascii="Times New Roman" w:hAnsi="Times New Roman" w:cs="Times New Roman"/>
@@ -5206,15 +3648,7 @@
           <w:sz w:val="24"/>
           <w:szCs w:val="24"/>
         </w:rPr>
-        <w:t xml:space="preserve">En cas de colopathie, la peau de cette zone </w:t>
-      </w:r>
-      <w:r>
-        <w:rPr>
-          <w:rFonts w:ascii="Times New Roman" w:hAnsi="Times New Roman" w:cs="Times New Roman"/>
-          <w:sz w:val="24"/>
-          <w:szCs w:val="24"/>
-        </w:rPr>
-        <w:t xml:space="preserve"> est indurée et sensible.</w:t>
+        <w:t>En cas de colopathie, la peau de cette zone  est indurée et sensible.</w:t>
       </w:r>
     </w:p>
     <w:p>
@@ -5255,15 +3689,9 @@
     <w:p>
       <w:pPr>
         <w:pStyle w:val="Heading3"/>
-        <w:keepNext/>
-        <w:keepLines/>
-        <w:numPr>
-          <w:numId w:val="0"/>
-        </w:numPr>
-        <w:jc w:val="both"/>
-        <w:rPr>
-          <w:rFonts w:ascii="Times New Roman" w:hAnsi="Times New Roman" w:cs="Times New Roman"/>
-          <w:b/>
+        <w:jc w:val="both"/>
+        <w:rPr>
+          <w:rFonts w:ascii="Times New Roman" w:hAnsi="Times New Roman" w:cs="Times New Roman"/>
           <w:sz w:val="24"/>
           <w:szCs w:val="24"/>
         </w:rPr>
@@ -5275,11 +3703,6 @@
     <w:p>
       <w:pPr>
         <w:pStyle w:val="Heading2"/>
-        <w:keepNext/>
-        <w:keepLines/>
-        <w:numPr>
-          <w:numId w:val="0"/>
-        </w:numPr>
         <w:rPr>
           <w:rFonts w:ascii="Times New Roman" w:hAnsi="Times New Roman" w:cs="Times New Roman"/>
           <w:sz w:val="24"/>
@@ -5305,7 +3728,7 @@
         </w:rPr>
       </w:pPr>
       <w:r>
-        <w:t>Sympathique : les fibres destinées au rectum et au canal anal proviennent surtout des étages thoraco-lombaires bas. Elles rejoignent le plexus mésentérique inférieur puis le plexus hypogastrique supérieur, avant de descendre vers les plexus hypogastriques inférieurs. (figure 4.26)</w:t>
+        <w:t xml:space="preserve">Sympathique : les fibres destinées au rectum et au canal anal proviennent surtout des étages thoraco-lombaires bas. Elles rejoignent le plexus mésentérique inférieur puis le plexus hypogastrique supérieur, avant de descendre vers les plexus hypogastriques inférieurs. </w:t>
       </w:r>
     </w:p>
     <w:p>
@@ -5324,7 +3747,6 @@
         </w:rPr>
       </w:pPr>
       <w:r>
-        <w:lastRenderedPageBreak/>
         <w:t>Parasympathique pelvien : ses fibres sont issues de la moelle sacrale S2-S3-S4. En lecture de surface, leur projection se repère classiquement à hauteur lombaire basse.</w:t>
       </w:r>
     </w:p>
@@ -5350,72 +3772,16 @@
           <w:sz w:val="24"/>
           <w:szCs w:val="24"/>
         </w:rPr>
-        <w:t>P</w:t>
-      </w:r>
-      <w:r>
-        <w:rPr>
-          <w:rFonts w:ascii="Times New Roman" w:hAnsi="Times New Roman" w:cs="Times New Roman"/>
-          <w:b/>
-          <w:sz w:val="24"/>
-          <w:szCs w:val="24"/>
-        </w:rPr>
-        <w:t>lexus hypogastrique supérieur</w:t>
-      </w:r>
-      <w:r>
-        <w:rPr>
-          <w:rFonts w:ascii="Times New Roman" w:hAnsi="Times New Roman" w:cs="Times New Roman"/>
-          <w:sz w:val="24"/>
-          <w:szCs w:val="24"/>
-        </w:rPr>
-        <w:t xml:space="preserve"> : les fibres sympathiques et parasympathiques </w:t>
-      </w:r>
-      <w:r>
-        <w:rPr>
-          <w:rFonts w:ascii="Times New Roman" w:hAnsi="Times New Roman" w:cs="Times New Roman"/>
-          <w:sz w:val="24"/>
-          <w:szCs w:val="24"/>
-        </w:rPr>
-        <w:t xml:space="preserve">venant du plexus mésentérique inférieur </w:t>
-      </w:r>
-      <w:r>
-        <w:rPr>
-          <w:rFonts w:ascii="Times New Roman" w:hAnsi="Times New Roman" w:cs="Times New Roman"/>
-          <w:sz w:val="24"/>
-          <w:szCs w:val="24"/>
-        </w:rPr>
-        <w:t>rejoignent le plexus hypogastrique supérieur</w:t>
-      </w:r>
-      <w:r>
-        <w:rPr>
-          <w:rFonts w:ascii="Times New Roman" w:hAnsi="Times New Roman" w:cs="Times New Roman"/>
-          <w:sz w:val="24"/>
-          <w:szCs w:val="24"/>
-        </w:rPr>
-        <w:t xml:space="preserve"> situé à hauteur de la vertèbre L5</w:t>
-      </w:r>
-      <w:r>
-        <w:rPr>
-          <w:rFonts w:ascii="Times New Roman" w:hAnsi="Times New Roman" w:cs="Times New Roman"/>
-          <w:sz w:val="24"/>
-          <w:szCs w:val="24"/>
-        </w:rPr>
-        <w:t>. Il est à l’origine des nerfs hypogastriques</w:t>
-      </w:r>
-      <w:r>
-        <w:rPr>
-          <w:rFonts w:ascii="Times New Roman" w:hAnsi="Times New Roman" w:cs="Times New Roman"/>
-          <w:sz w:val="24"/>
-          <w:szCs w:val="24"/>
-        </w:rPr>
-        <w:t xml:space="preserve"> droit et gauche</w:t>
-      </w:r>
-      <w:r>
-        <w:rPr>
-          <w:rFonts w:ascii="Times New Roman" w:hAnsi="Times New Roman" w:cs="Times New Roman"/>
-          <w:sz w:val="24"/>
-          <w:szCs w:val="24"/>
-        </w:rPr>
-        <w:t xml:space="preserve">. </w:t>
+        <w:lastRenderedPageBreak/>
+        <w:t>Plexus hypogastrique supérieur</w:t>
+      </w:r>
+      <w:r>
+        <w:rPr>
+          <w:rFonts w:ascii="Times New Roman" w:hAnsi="Times New Roman" w:cs="Times New Roman"/>
+          <w:sz w:val="24"/>
+          <w:szCs w:val="24"/>
+        </w:rPr>
+        <w:t xml:space="preserve"> : les fibres sympathiques et parasympathiques venant du plexus mésentérique inférieur rejoignent le plexus hypogastrique supérieur situé à hauteur de la vertèbre L5. Il est à l’origine des nerfs hypogastriques droit et gauche. </w:t>
       </w:r>
     </w:p>
     <w:p>
@@ -5440,80 +3806,15 @@
           <w:sz w:val="24"/>
           <w:szCs w:val="24"/>
         </w:rPr>
-        <w:t>P</w:t>
-      </w:r>
-      <w:r>
-        <w:rPr>
-          <w:rFonts w:ascii="Times New Roman" w:hAnsi="Times New Roman" w:cs="Times New Roman"/>
-          <w:b/>
-          <w:sz w:val="24"/>
-          <w:szCs w:val="24"/>
-        </w:rPr>
-        <w:t>lexus hypogastrique inférieur</w:t>
-      </w:r>
-      <w:r>
-        <w:rPr>
-          <w:rFonts w:ascii="Times New Roman" w:hAnsi="Times New Roman" w:cs="Times New Roman"/>
-          <w:sz w:val="24"/>
-          <w:szCs w:val="24"/>
-        </w:rPr>
-        <w:t> : les nerfs hypogastriques</w:t>
-      </w:r>
-      <w:r>
-        <w:rPr>
-          <w:rFonts w:ascii="Times New Roman" w:hAnsi="Times New Roman" w:cs="Times New Roman"/>
-          <w:sz w:val="24"/>
-          <w:szCs w:val="24"/>
-        </w:rPr>
-        <w:t xml:space="preserve"> droit et gauche longent la paroi latérale du rectum et rejoignent les plexus hypogastrique inférieur droit et gauche, contenus à l’intérieur des lames sac</w:t>
-      </w:r>
-      <w:r>
-        <w:rPr>
-          <w:rFonts w:ascii="Times New Roman" w:hAnsi="Times New Roman" w:cs="Times New Roman"/>
-          <w:sz w:val="24"/>
-          <w:szCs w:val="24"/>
-        </w:rPr>
-        <w:t>ro-rec</w:t>
-      </w:r>
-      <w:r>
-        <w:rPr>
-          <w:rFonts w:ascii="Times New Roman" w:hAnsi="Times New Roman" w:cs="Times New Roman"/>
-          <w:sz w:val="24"/>
-          <w:szCs w:val="24"/>
-        </w:rPr>
-        <w:t xml:space="preserve">to-génito-pubiennes. </w:t>
-      </w:r>
-      <w:r>
-        <w:rPr>
-          <w:rFonts w:ascii="Times New Roman" w:hAnsi="Times New Roman" w:cs="Times New Roman"/>
-          <w:sz w:val="24"/>
-          <w:szCs w:val="24"/>
-        </w:rPr>
-        <w:t>Ils apporte</w:t>
-      </w:r>
-      <w:r>
-        <w:rPr>
-          <w:rFonts w:ascii="Times New Roman" w:hAnsi="Times New Roman" w:cs="Times New Roman"/>
-          <w:sz w:val="24"/>
-          <w:szCs w:val="24"/>
-        </w:rPr>
-        <w:t xml:space="preserve">nt </w:t>
-      </w:r>
-      <w:r>
-        <w:rPr>
-          <w:rFonts w:ascii="Times New Roman" w:hAnsi="Times New Roman" w:cs="Times New Roman"/>
-          <w:sz w:val="24"/>
-          <w:szCs w:val="24"/>
-        </w:rPr>
-        <w:t>l’innervation sympathique et parasympathique aux organes pelviens.</w:t>
-      </w:r>
-      <w:r>
-        <w:rPr>
-          <w:rFonts w:ascii="Times New Roman" w:hAnsi="Times New Roman" w:cs="Times New Roman"/>
-          <w:sz w:val="24"/>
-          <w:szCs w:val="24"/>
-        </w:rPr>
-        <w:t xml:space="preserve"> </w:t>
+        <w:t>Plexus hypogastrique inférieur</w:t>
+      </w:r>
+      <w:r>
+        <w:rPr>
+          <w:rFonts w:ascii="Times New Roman" w:hAnsi="Times New Roman" w:cs="Times New Roman"/>
+          <w:sz w:val="24"/>
+          <w:szCs w:val="24"/>
+        </w:rPr>
+        <w:t xml:space="preserve"> : les nerfs hypogastriques droit et gauche longent la paroi latérale du rectum et rejoignent les plexus hypogastrique inférieur droit et gauche, contenus à l’intérieur des lames sacro-recto-génito-pubiennes. Ils apportent l’innervation sympathique et parasympathique aux organes pelviens. </w:t>
       </w:r>
     </w:p>
     <w:p>
@@ -5532,10 +3833,7 @@
         </w:rPr>
       </w:pPr>
       <w:r>
-        <w:t>Action du sympathique : fermeture, tonus et relative sécheresse de la muqueuse rectale</w:t>
-      </w:r>
-      <w:r>
-        <w:t xml:space="preserve"> </w:t>
+        <w:t xml:space="preserve">Action du sympathique : fermeture, tonus et relative sécheresse de la muqueuse rectale </w:t>
       </w:r>
     </w:p>
     <w:p>
@@ -5560,11 +3858,6 @@
     <w:p>
       <w:pPr>
         <w:pStyle w:val="Heading1"/>
-        <w:keepNext/>
-        <w:keepLines/>
-        <w:numPr>
-          <w:numId w:val="0"/>
-        </w:numPr>
       </w:pPr>
       <w:r>
         <w:t>7. Physiologie</w:t>
@@ -5573,11 +3866,6 @@
     <w:p>
       <w:pPr>
         <w:pStyle w:val="Heading2"/>
-        <w:keepNext/>
-        <w:keepLines/>
-        <w:numPr>
-          <w:numId w:val="0"/>
-        </w:numPr>
         <w:rPr>
           <w:rFonts w:ascii="Times New Roman" w:hAnsi="Times New Roman" w:cs="Times New Roman"/>
           <w:sz w:val="24"/>
@@ -5605,11 +3893,6 @@
     <w:p>
       <w:pPr>
         <w:pStyle w:val="Heading3"/>
-        <w:keepNext/>
-        <w:keepLines/>
-        <w:numPr>
-          <w:numId w:val="0"/>
-        </w:numPr>
         <w:jc w:val="both"/>
         <w:rPr>
           <w:rFonts w:ascii="Times New Roman" w:hAnsi="Times New Roman" w:cs="Times New Roman"/>
@@ -5695,15 +3978,7 @@
           <w:sz w:val="24"/>
           <w:szCs w:val="24"/>
         </w:rPr>
-        <w:t>les réflexes gastro-coliques lors de l’arrivée des aliments dans l’estomac</w:t>
-      </w:r>
-      <w:r>
-        <w:rPr>
-          <w:rFonts w:ascii="Times New Roman" w:hAnsi="Times New Roman" w:cs="Times New Roman"/>
-          <w:sz w:val="24"/>
-          <w:szCs w:val="24"/>
-        </w:rPr>
-        <w:t> ;</w:t>
+        <w:t>les réflexes gastro-coliques lors de l’arrivée des aliments dans l’estomac ;</w:t>
       </w:r>
     </w:p>
     <w:p>
@@ -5726,15 +4001,7 @@
           <w:sz w:val="24"/>
           <w:szCs w:val="24"/>
         </w:rPr>
-        <w:t>la distension du duodénum par le contenu digestif</w:t>
-      </w:r>
-      <w:r>
-        <w:rPr>
-          <w:rFonts w:ascii="Times New Roman" w:hAnsi="Times New Roman" w:cs="Times New Roman"/>
-          <w:sz w:val="24"/>
-          <w:szCs w:val="24"/>
-        </w:rPr>
-        <w:t> ;</w:t>
+        <w:t>la distension du duodénum par le contenu digestif ;</w:t>
       </w:r>
     </w:p>
     <w:p>
@@ -5757,31 +4024,7 @@
           <w:sz w:val="24"/>
           <w:szCs w:val="24"/>
         </w:rPr>
-        <w:t>la stimulation du nerf v</w:t>
-      </w:r>
-      <w:r>
-        <w:rPr>
-          <w:rFonts w:ascii="Times New Roman" w:hAnsi="Times New Roman" w:cs="Times New Roman"/>
-          <w:sz w:val="24"/>
-          <w:szCs w:val="24"/>
-        </w:rPr>
-        <w:t>ague et du parasympathique sacral</w:t>
-      </w:r>
-      <w:r>
-        <w:rPr>
-          <w:rFonts w:ascii="Times New Roman" w:hAnsi="Times New Roman" w:cs="Times New Roman"/>
-          <w:sz w:val="24"/>
-          <w:szCs w:val="24"/>
-        </w:rPr>
-        <w:t xml:space="preserve"> lors des repas</w:t>
-      </w:r>
-      <w:r>
-        <w:rPr>
-          <w:rFonts w:ascii="Times New Roman" w:hAnsi="Times New Roman" w:cs="Times New Roman"/>
-          <w:sz w:val="24"/>
-          <w:szCs w:val="24"/>
-        </w:rPr>
-        <w:t> ;</w:t>
+        <w:t>la stimulation du nerf vague et du parasympathique sacral lors des repas ;</w:t>
       </w:r>
     </w:p>
     <w:p>
@@ -5804,25 +4047,12 @@
           <w:sz w:val="24"/>
           <w:szCs w:val="24"/>
         </w:rPr>
-        <w:t>au niveau du si</w:t>
-      </w:r>
-      <w:r>
-        <w:rPr>
-          <w:rFonts w:ascii="Times New Roman" w:hAnsi="Times New Roman" w:cs="Times New Roman"/>
-          <w:sz w:val="24"/>
-          <w:szCs w:val="24"/>
-        </w:rPr>
-        <w:t>gmoïde, les contractions deviennent plus fréquentes et annoncent le besoin de déféquer au niveau du rectum et de l’anus.</w:t>
+        <w:t>au niveau du sigmoïde, les contractions deviennent plus fréquentes et annoncent le besoin de déféquer au niveau du rectum et de l’anus.</w:t>
       </w:r>
     </w:p>
     <w:p>
       <w:pPr>
         <w:pStyle w:val="Heading2"/>
-        <w:keepNext/>
-        <w:keepLines/>
-        <w:numPr>
-          <w:numId w:val="0"/>
-        </w:numPr>
         <w:rPr>
           <w:rFonts w:ascii="Times New Roman" w:hAnsi="Times New Roman" w:cs="Times New Roman"/>
           <w:sz w:val="24"/>
@@ -5849,57 +4079,21 @@
           <w:sz w:val="24"/>
           <w:szCs w:val="24"/>
         </w:rPr>
-        <w:t xml:space="preserve">        Le rectum stocke les matières fécales qui sont ensuite éliminées.</w:t>
-      </w:r>
-      <w:r>
-        <w:rPr>
-          <w:rFonts w:ascii="Times New Roman" w:hAnsi="Times New Roman" w:cs="Times New Roman"/>
-          <w:sz w:val="24"/>
-          <w:szCs w:val="24"/>
-        </w:rPr>
-        <w:t xml:space="preserve"> </w:t>
-      </w:r>
-      <w:r>
-        <w:rPr>
-          <w:rFonts w:ascii="Times New Roman" w:hAnsi="Times New Roman" w:cs="Times New Roman"/>
-          <w:sz w:val="24"/>
-          <w:szCs w:val="24"/>
-        </w:rPr>
-        <w:t xml:space="preserve">Cette fonction </w:t>
-      </w:r>
-      <w:r>
-        <w:rPr>
-          <w:rFonts w:ascii="Times New Roman" w:hAnsi="Times New Roman" w:cs="Times New Roman"/>
-          <w:sz w:val="24"/>
-          <w:szCs w:val="24"/>
-        </w:rPr>
-        <w:t xml:space="preserve">    </w:t>
-      </w:r>
-      <w:r>
-        <w:rPr>
-          <w:rFonts w:ascii="Times New Roman" w:hAnsi="Times New Roman" w:cs="Times New Roman"/>
-          <w:sz w:val="24"/>
-          <w:szCs w:val="24"/>
-        </w:rPr>
-        <w:t>est sous le contrôle du SNA qui commande le sphincter interne et du nerf pudendal qui commande le sphincter externe.</w:t>
+        <w:t xml:space="preserve">        Le rectum stocke les matières fécales qui sont ensuite éliminées. Cette fonction     est sous le contrôle du SNA qui commande le sphincter interne et du nerf pudendal qui commande le sphincter externe.</w:t>
       </w:r>
     </w:p>
     <w:p>
       <w:pPr>
         <w:pStyle w:val="Heading3"/>
-        <w:keepNext/>
-        <w:keepLines/>
-        <w:numPr>
-          <w:numId w:val="0"/>
-        </w:numPr>
-        <w:jc w:val="both"/>
-        <w:rPr>
-          <w:rFonts w:ascii="Times New Roman" w:hAnsi="Times New Roman" w:cs="Times New Roman"/>
-          <w:sz w:val="24"/>
-          <w:szCs w:val="24"/>
-        </w:rPr>
-      </w:pPr>
-      <w:r>
+        <w:jc w:val="both"/>
+        <w:rPr>
+          <w:rFonts w:ascii="Times New Roman" w:hAnsi="Times New Roman" w:cs="Times New Roman"/>
+          <w:sz w:val="24"/>
+          <w:szCs w:val="24"/>
+        </w:rPr>
+      </w:pPr>
+      <w:r>
+        <w:lastRenderedPageBreak/>
         <w:t>7.2.1. Sphincter interne</w:t>
       </w:r>
     </w:p>
@@ -5920,11 +4114,6 @@
     <w:p>
       <w:pPr>
         <w:pStyle w:val="Heading3"/>
-        <w:keepNext/>
-        <w:keepLines/>
-        <w:numPr>
-          <w:numId w:val="0"/>
-        </w:numPr>
         <w:jc w:val="both"/>
         <w:rPr>
           <w:rFonts w:ascii="Times New Roman" w:hAnsi="Times New Roman" w:cs="Times New Roman"/>
@@ -5939,8 +4128,6 @@
     <w:p>
       <w:pPr>
         <w:pStyle w:val="Heading3"/>
-        <w:keepNext/>
-        <w:keepLines/>
         <w:ind w:left="360"/>
         <w:jc w:val="both"/>
         <w:rPr>
@@ -5948,9 +4135,6 @@
           <w:sz w:val="24"/>
           <w:szCs w:val="24"/>
         </w:rPr>
-        <w:numPr>
-          <w:numId w:val="0"/>
-        </w:numPr>
       </w:pPr>
       <w:r>
         <w:t>7.2.3. Défécation</w:t>
@@ -5977,15 +4161,7 @@
           <w:sz w:val="24"/>
           <w:szCs w:val="24"/>
         </w:rPr>
-        <w:t>la contraction du rectum et du muscle releveur de l’anus</w:t>
-      </w:r>
-      <w:r>
-        <w:rPr>
-          <w:rFonts w:ascii="Times New Roman" w:hAnsi="Times New Roman" w:cs="Times New Roman"/>
-          <w:sz w:val="24"/>
-          <w:szCs w:val="24"/>
-        </w:rPr>
-        <w:t> ;</w:t>
+        <w:t>la contraction du rectum et du muscle releveur de l’anus ;</w:t>
       </w:r>
     </w:p>
     <w:p>
@@ -6009,15 +4185,7 @@
           <w:sz w:val="24"/>
           <w:szCs w:val="24"/>
         </w:rPr>
-        <w:t>la fermeture recto-sigmoïdienne pour éviter le reflux des matières fécales</w:t>
-      </w:r>
-      <w:r>
-        <w:rPr>
-          <w:rFonts w:ascii="Times New Roman" w:hAnsi="Times New Roman" w:cs="Times New Roman"/>
-          <w:sz w:val="24"/>
-          <w:szCs w:val="24"/>
-        </w:rPr>
-        <w:t> ;</w:t>
+        <w:t>la fermeture recto-sigmoïdienne pour éviter le reflux des matières fécales ;</w:t>
       </w:r>
     </w:p>
     <w:p>
@@ -6041,23 +4209,7 @@
           <w:sz w:val="24"/>
           <w:szCs w:val="24"/>
         </w:rPr>
-        <w:t>la contraction</w:t>
-      </w:r>
-      <w:r>
-        <w:rPr>
-          <w:rFonts w:ascii="Times New Roman" w:hAnsi="Times New Roman" w:cs="Times New Roman"/>
-          <w:sz w:val="24"/>
-          <w:szCs w:val="24"/>
-        </w:rPr>
-        <w:t xml:space="preserve"> du diaphragme à glotte fermée et des muscles transverse et obliques de l’abdomen</w:t>
-      </w:r>
-      <w:r>
-        <w:rPr>
-          <w:rFonts w:ascii="Times New Roman" w:hAnsi="Times New Roman" w:cs="Times New Roman"/>
-          <w:sz w:val="24"/>
-          <w:szCs w:val="24"/>
-        </w:rPr>
-        <w:t> ;</w:t>
+        <w:t>la contraction du diaphragme à glotte fermée et des muscles transverse et obliques de l’abdomen ;</w:t>
       </w:r>
     </w:p>
     <w:p>
@@ -6117,11 +4269,6 @@
     <w:p>
       <w:pPr>
         <w:pStyle w:val="Heading1"/>
-        <w:keepNext/>
-        <w:keepLines/>
-        <w:numPr>
-          <w:numId w:val="0"/>
-        </w:numPr>
       </w:pPr>
       <w:r>
         <w:t>8. Pathologies courantes</w:t>
@@ -6149,20 +4296,13 @@
     <w:p>
       <w:pPr>
         <w:pStyle w:val="Heading2"/>
-        <w:keepNext/>
-        <w:keepLines/>
         <w:ind w:left="348"/>
         <w:jc w:val="both"/>
         <w:rPr>
           <w:rFonts w:ascii="Times New Roman" w:hAnsi="Times New Roman" w:cs="Times New Roman"/>
-          <w:b/>
-          <w:bCs/>
-          <w:sz w:val="24"/>
-          <w:szCs w:val="24"/>
-        </w:rPr>
-        <w:numPr>
-          <w:numId w:val="0"/>
-        </w:numPr>
+          <w:sz w:val="24"/>
+          <w:szCs w:val="24"/>
+        </w:rPr>
       </w:pPr>
       <w:r>
         <w:t>8.1. Signes d’alerte : quand consulter sans attendre</w:t>
@@ -6358,21 +4498,14 @@
     <w:p>
       <w:pPr>
         <w:pStyle w:val="Heading2"/>
-        <w:keepNext/>
-        <w:keepLines/>
         <w:ind w:left="348"/>
         <w:jc w:val="both"/>
         <w:rPr>
           <w:rFonts w:ascii="Times New Roman" w:hAnsi="Times New Roman" w:cs="Times New Roman"/>
-          <w:b/>
-          <w:bCs/>
           <w:sz w:val="24"/>
           <w:szCs w:val="24"/>
           <w:lang w:val="en-US"/>
         </w:rPr>
-        <w:numPr>
-          <w:numId w:val="0"/>
-        </w:numPr>
       </w:pPr>
       <w:r>
         <w:t>8.2. Pathologies organiques sévères</w:t>
@@ -6441,6 +4574,7 @@
           <w:sz w:val="24"/>
           <w:szCs w:val="24"/>
         </w:rPr>
+        <w:lastRenderedPageBreak/>
         <w:t>Les diverticules peuvent s’enflammer ou s’infecter : diverticulite ou sigmoïdite.</w:t>
       </w:r>
     </w:p>
@@ -6485,1063 +4619,1006 @@
           <w:sz w:val="24"/>
           <w:szCs w:val="24"/>
         </w:rPr>
+        <w:t>Le cancer colorectal doit être recherché en présence de signes d’alerte.</w:t>
+      </w:r>
+    </w:p>
+    <w:p>
+      <w:pPr>
+        <w:numPr>
+          <w:ilvl w:val="0"/>
+          <w:numId w:val="35"/>
+        </w:numPr>
+        <w:jc w:val="both"/>
+        <w:rPr>
+          <w:rFonts w:ascii="Times New Roman" w:hAnsi="Times New Roman" w:cs="Times New Roman"/>
+          <w:sz w:val="24"/>
+          <w:szCs w:val="24"/>
+        </w:rPr>
+      </w:pPr>
+      <w:r>
+        <w:rPr>
+          <w:rFonts w:ascii="Times New Roman" w:hAnsi="Times New Roman" w:cs="Times New Roman"/>
+          <w:sz w:val="24"/>
+          <w:szCs w:val="24"/>
+        </w:rPr>
+        <w:t>Une obstruction intestinale peut empêcher le transit normal et nécessite une prise en charge médicale.</w:t>
+      </w:r>
+    </w:p>
+    <w:p>
+      <w:pPr>
+        <w:pStyle w:val="Heading1"/>
+        <w:ind w:left="348"/>
+        <w:jc w:val="both"/>
+        <w:rPr>
+          <w:rFonts w:ascii="Times New Roman" w:hAnsi="Times New Roman" w:cs="Times New Roman"/>
+          <w:sz w:val="24"/>
+          <w:szCs w:val="24"/>
+          <w:lang w:val="en-US"/>
+        </w:rPr>
+      </w:pPr>
+      <w:r>
+        <w:t>9. Indications : troubles fonctionnels</w:t>
+      </w:r>
+    </w:p>
+    <w:p>
+      <w:pPr>
+        <w:numPr>
+          <w:ilvl w:val="0"/>
+          <w:numId w:val="36"/>
+        </w:numPr>
+        <w:jc w:val="both"/>
+        <w:rPr>
+          <w:rFonts w:ascii="Times New Roman" w:hAnsi="Times New Roman" w:cs="Times New Roman"/>
+          <w:sz w:val="24"/>
+          <w:szCs w:val="24"/>
+        </w:rPr>
+      </w:pPr>
+      <w:r>
+        <w:rPr>
+          <w:rFonts w:ascii="Times New Roman" w:hAnsi="Times New Roman" w:cs="Times New Roman"/>
+          <w:sz w:val="24"/>
+          <w:szCs w:val="24"/>
+        </w:rPr>
+        <w:t>Un transit régulier dépend de plusieurs habitudes simples.</w:t>
+      </w:r>
+    </w:p>
+    <w:p>
+      <w:pPr>
+        <w:numPr>
+          <w:ilvl w:val="0"/>
+          <w:numId w:val="36"/>
+        </w:numPr>
+        <w:jc w:val="both"/>
+        <w:rPr>
+          <w:rFonts w:ascii="Times New Roman" w:hAnsi="Times New Roman" w:cs="Times New Roman"/>
+          <w:sz w:val="24"/>
+          <w:szCs w:val="24"/>
+        </w:rPr>
+      </w:pPr>
+      <w:r>
+        <w:rPr>
+          <w:rFonts w:ascii="Times New Roman" w:hAnsi="Times New Roman" w:cs="Times New Roman"/>
+          <w:sz w:val="24"/>
+          <w:szCs w:val="24"/>
+        </w:rPr>
+        <w:t>Boire suffisamment aide les selles à rester souples.</w:t>
+      </w:r>
+    </w:p>
+    <w:p>
+      <w:pPr>
+        <w:numPr>
+          <w:ilvl w:val="0"/>
+          <w:numId w:val="36"/>
+        </w:numPr>
+        <w:jc w:val="both"/>
+        <w:rPr>
+          <w:rFonts w:ascii="Times New Roman" w:hAnsi="Times New Roman" w:cs="Times New Roman"/>
+          <w:sz w:val="24"/>
+          <w:szCs w:val="24"/>
+        </w:rPr>
+      </w:pPr>
+      <w:r>
+        <w:rPr>
+          <w:rFonts w:ascii="Times New Roman" w:hAnsi="Times New Roman" w:cs="Times New Roman"/>
+          <w:sz w:val="24"/>
+          <w:szCs w:val="24"/>
+        </w:rPr>
+        <w:t>Les fibres alimentaires favorisent le volume et la progression des selles.</w:t>
+      </w:r>
+    </w:p>
+    <w:p>
+      <w:pPr>
+        <w:numPr>
+          <w:ilvl w:val="0"/>
+          <w:numId w:val="36"/>
+        </w:numPr>
+        <w:jc w:val="both"/>
+        <w:rPr>
+          <w:rFonts w:ascii="Times New Roman" w:hAnsi="Times New Roman" w:cs="Times New Roman"/>
+          <w:sz w:val="24"/>
+          <w:szCs w:val="24"/>
+        </w:rPr>
+      </w:pPr>
+      <w:r>
+        <w:rPr>
+          <w:rFonts w:ascii="Times New Roman" w:hAnsi="Times New Roman" w:cs="Times New Roman"/>
+          <w:sz w:val="24"/>
+          <w:szCs w:val="24"/>
+        </w:rPr>
+        <w:t>L’activité physique stimule naturellement le mouvement intestinal.</w:t>
+      </w:r>
+    </w:p>
+    <w:p>
+      <w:pPr>
+        <w:numPr>
+          <w:ilvl w:val="0"/>
+          <w:numId w:val="36"/>
+        </w:numPr>
+        <w:jc w:val="both"/>
+        <w:rPr>
+          <w:rFonts w:ascii="Times New Roman" w:hAnsi="Times New Roman" w:cs="Times New Roman"/>
+          <w:sz w:val="24"/>
+          <w:szCs w:val="24"/>
+        </w:rPr>
+      </w:pPr>
+      <w:r>
+        <w:rPr>
+          <w:rFonts w:ascii="Times New Roman" w:hAnsi="Times New Roman" w:cs="Times New Roman"/>
+          <w:sz w:val="24"/>
+          <w:szCs w:val="24"/>
+        </w:rPr>
+        <w:t>Le stress peut ralentir ou perturber le transit.</w:t>
+      </w:r>
+    </w:p>
+    <w:p>
+      <w:pPr>
+        <w:numPr>
+          <w:ilvl w:val="0"/>
+          <w:numId w:val="36"/>
+        </w:numPr>
+        <w:jc w:val="both"/>
+        <w:rPr>
+          <w:rFonts w:ascii="Times New Roman" w:hAnsi="Times New Roman" w:cs="Times New Roman"/>
+          <w:sz w:val="24"/>
+          <w:szCs w:val="24"/>
+        </w:rPr>
+      </w:pPr>
+      <w:r>
+        <w:rPr>
+          <w:rFonts w:ascii="Times New Roman" w:hAnsi="Times New Roman" w:cs="Times New Roman"/>
+          <w:sz w:val="24"/>
+          <w:szCs w:val="24"/>
+        </w:rPr>
+        <w:t>Une routine régulière aide le corps à retrouver son rythme.</w:t>
+      </w:r>
+    </w:p>
+    <w:p>
+      <w:pPr>
+        <w:pStyle w:val="Heading2"/>
+        <w:ind w:left="348"/>
+        <w:jc w:val="both"/>
+        <w:rPr>
+          <w:rFonts w:ascii="Times New Roman" w:hAnsi="Times New Roman" w:cs="Times New Roman"/>
+          <w:sz w:val="24"/>
+          <w:szCs w:val="24"/>
+          <w:lang w:val="en-US"/>
+        </w:rPr>
+      </w:pPr>
+      <w:r>
+        <w:t>9.1. Facteurs environnementaux</w:t>
+      </w:r>
+    </w:p>
+    <w:p>
+      <w:pPr>
+        <w:numPr>
+          <w:ilvl w:val="0"/>
+          <w:numId w:val="37"/>
+        </w:numPr>
+        <w:jc w:val="both"/>
+        <w:rPr>
+          <w:rFonts w:ascii="Times New Roman" w:hAnsi="Times New Roman" w:cs="Times New Roman"/>
+          <w:sz w:val="24"/>
+          <w:szCs w:val="24"/>
+        </w:rPr>
+      </w:pPr>
+      <w:r>
+        <w:rPr>
+          <w:rFonts w:ascii="Times New Roman" w:hAnsi="Times New Roman" w:cs="Times New Roman"/>
+          <w:sz w:val="24"/>
+          <w:szCs w:val="24"/>
+        </w:rPr>
+        <w:t>Le manque d’eau, de mouvement ou de fibres favorise la constipation.</w:t>
+      </w:r>
+    </w:p>
+    <w:p>
+      <w:pPr>
+        <w:numPr>
+          <w:ilvl w:val="0"/>
+          <w:numId w:val="37"/>
+        </w:numPr>
+        <w:jc w:val="both"/>
+        <w:rPr>
+          <w:rFonts w:ascii="Times New Roman" w:hAnsi="Times New Roman" w:cs="Times New Roman"/>
+          <w:sz w:val="24"/>
+          <w:szCs w:val="24"/>
+        </w:rPr>
+      </w:pPr>
+      <w:r>
+        <w:rPr>
+          <w:rFonts w:ascii="Times New Roman" w:hAnsi="Times New Roman" w:cs="Times New Roman"/>
+          <w:sz w:val="24"/>
+          <w:szCs w:val="24"/>
+        </w:rPr>
+        <w:t>Certains aliments peuvent ralentir le transit : chocolat, banane ou riz, selon les personnes.</w:t>
+      </w:r>
+    </w:p>
+    <w:p>
+      <w:pPr>
+        <w:numPr>
+          <w:ilvl w:val="0"/>
+          <w:numId w:val="37"/>
+        </w:numPr>
+        <w:jc w:val="both"/>
+        <w:rPr>
+          <w:rFonts w:ascii="Times New Roman" w:hAnsi="Times New Roman" w:cs="Times New Roman"/>
+          <w:sz w:val="24"/>
+          <w:szCs w:val="24"/>
+        </w:rPr>
+      </w:pPr>
+      <w:r>
+        <w:rPr>
+          <w:rFonts w:ascii="Times New Roman" w:hAnsi="Times New Roman" w:cs="Times New Roman"/>
+          <w:sz w:val="24"/>
+          <w:szCs w:val="24"/>
+        </w:rPr>
+        <w:t>Les aliments riches en fibres peuvent aider : fruits, légumes, légumineuses et pain complet.</w:t>
+      </w:r>
+    </w:p>
+    <w:p>
+      <w:pPr>
+        <w:numPr>
+          <w:ilvl w:val="0"/>
+          <w:numId w:val="37"/>
+        </w:numPr>
+        <w:jc w:val="both"/>
+        <w:rPr>
+          <w:rFonts w:ascii="Times New Roman" w:hAnsi="Times New Roman" w:cs="Times New Roman"/>
+          <w:sz w:val="24"/>
+          <w:szCs w:val="24"/>
+        </w:rPr>
+      </w:pPr>
+      <w:r>
+        <w:rPr>
+          <w:rFonts w:ascii="Times New Roman" w:hAnsi="Times New Roman" w:cs="Times New Roman"/>
+          <w:sz w:val="24"/>
+          <w:szCs w:val="24"/>
+        </w:rPr>
+        <w:t>Les fibres sont utiles seulement si l’hydratation est suffisante.</w:t>
+      </w:r>
+    </w:p>
+    <w:p>
+      <w:pPr>
+        <w:numPr>
+          <w:ilvl w:val="0"/>
+          <w:numId w:val="37"/>
+        </w:numPr>
+        <w:jc w:val="both"/>
+        <w:rPr>
+          <w:rFonts w:ascii="Times New Roman" w:hAnsi="Times New Roman" w:cs="Times New Roman"/>
+          <w:sz w:val="24"/>
+          <w:szCs w:val="24"/>
+        </w:rPr>
+      </w:pPr>
+      <w:r>
+        <w:rPr>
+          <w:rFonts w:ascii="Times New Roman" w:hAnsi="Times New Roman" w:cs="Times New Roman"/>
+          <w:sz w:val="24"/>
+          <w:szCs w:val="24"/>
+        </w:rPr>
+        <w:t>Le stress chronique peut ralentir l’activité digestive.</w:t>
+      </w:r>
+    </w:p>
+    <w:p>
+      <w:pPr>
+        <w:numPr>
+          <w:ilvl w:val="0"/>
+          <w:numId w:val="37"/>
+        </w:numPr>
+        <w:jc w:val="both"/>
+        <w:rPr>
+          <w:rFonts w:ascii="Times New Roman" w:hAnsi="Times New Roman" w:cs="Times New Roman"/>
+          <w:sz w:val="24"/>
+          <w:szCs w:val="24"/>
+        </w:rPr>
+      </w:pPr>
+      <w:r>
+        <w:rPr>
+          <w:rFonts w:ascii="Times New Roman" w:hAnsi="Times New Roman" w:cs="Times New Roman"/>
+          <w:sz w:val="24"/>
+          <w:szCs w:val="24"/>
+        </w:rPr>
+        <w:t>Les habitudes de vie participent donc directement au confort intestinal.</w:t>
+      </w:r>
+    </w:p>
+    <w:p>
+      <w:pPr>
+        <w:pStyle w:val="Heading2"/>
+        <w:ind w:left="348"/>
+        <w:jc w:val="both"/>
+        <w:rPr>
+          <w:rFonts w:ascii="Times New Roman" w:hAnsi="Times New Roman" w:cs="Times New Roman"/>
+          <w:sz w:val="24"/>
+          <w:szCs w:val="24"/>
+        </w:rPr>
+      </w:pPr>
+      <w:r>
+        <w:t>9.2. Inhibition du réflexe de défécation</w:t>
+      </w:r>
+    </w:p>
+    <w:p>
+      <w:pPr>
+        <w:numPr>
+          <w:ilvl w:val="0"/>
+          <w:numId w:val="38"/>
+        </w:numPr>
+        <w:jc w:val="both"/>
+        <w:rPr>
+          <w:rFonts w:ascii="Times New Roman" w:hAnsi="Times New Roman" w:cs="Times New Roman"/>
+          <w:sz w:val="24"/>
+          <w:szCs w:val="24"/>
+        </w:rPr>
+      </w:pPr>
+      <w:r>
+        <w:rPr>
+          <w:rFonts w:ascii="Times New Roman" w:hAnsi="Times New Roman" w:cs="Times New Roman"/>
+          <w:sz w:val="24"/>
+          <w:szCs w:val="24"/>
+        </w:rPr>
+        <w:t>Retenir régulièrement l’envie d’aller à la selle peut diminuer le réflexe naturel.</w:t>
+      </w:r>
+    </w:p>
+    <w:p>
+      <w:pPr>
+        <w:numPr>
+          <w:ilvl w:val="0"/>
+          <w:numId w:val="38"/>
+        </w:numPr>
+        <w:jc w:val="both"/>
+        <w:rPr>
+          <w:rFonts w:ascii="Times New Roman" w:hAnsi="Times New Roman" w:cs="Times New Roman"/>
+          <w:sz w:val="24"/>
+          <w:szCs w:val="24"/>
+        </w:rPr>
+      </w:pPr>
+      <w:r>
+        <w:rPr>
+          <w:rFonts w:ascii="Times New Roman" w:hAnsi="Times New Roman" w:cs="Times New Roman"/>
+          <w:sz w:val="24"/>
+          <w:szCs w:val="24"/>
+        </w:rPr>
+        <w:t>Avec l’âge, la sensibilité du rectum peut parfois diminuer.</w:t>
+      </w:r>
+    </w:p>
+    <w:p>
+      <w:pPr>
+        <w:numPr>
+          <w:ilvl w:val="0"/>
+          <w:numId w:val="38"/>
+        </w:numPr>
+        <w:jc w:val="both"/>
+        <w:rPr>
+          <w:rFonts w:ascii="Times New Roman" w:hAnsi="Times New Roman" w:cs="Times New Roman"/>
+          <w:sz w:val="24"/>
+          <w:szCs w:val="24"/>
+        </w:rPr>
+      </w:pPr>
+      <w:r>
+        <w:rPr>
+          <w:rFonts w:ascii="Times New Roman" w:hAnsi="Times New Roman" w:cs="Times New Roman"/>
+          <w:sz w:val="24"/>
+          <w:szCs w:val="24"/>
+        </w:rPr>
+        <w:t>Une faiblesse de la sangle abdominale ou du périnée peut compliquer l’exonération.</w:t>
+      </w:r>
+    </w:p>
+    <w:p>
+      <w:pPr>
+        <w:numPr>
+          <w:ilvl w:val="0"/>
+          <w:numId w:val="38"/>
+        </w:numPr>
+        <w:jc w:val="both"/>
+        <w:rPr>
+          <w:rFonts w:ascii="Times New Roman" w:hAnsi="Times New Roman" w:cs="Times New Roman"/>
+          <w:sz w:val="24"/>
+          <w:szCs w:val="24"/>
+        </w:rPr>
+      </w:pPr>
+      <w:r>
+        <w:rPr>
+          <w:rFonts w:ascii="Times New Roman" w:hAnsi="Times New Roman" w:cs="Times New Roman"/>
+          <w:sz w:val="24"/>
+          <w:szCs w:val="24"/>
+        </w:rPr>
+        <w:t>Certains accouchements difficiles peuvent modifier cet équilibre.</w:t>
+      </w:r>
+    </w:p>
+    <w:p>
+      <w:pPr>
+        <w:numPr>
+          <w:ilvl w:val="0"/>
+          <w:numId w:val="38"/>
+        </w:numPr>
+        <w:jc w:val="both"/>
+        <w:rPr>
+          <w:rFonts w:ascii="Times New Roman" w:hAnsi="Times New Roman" w:cs="Times New Roman"/>
+          <w:sz w:val="24"/>
+          <w:szCs w:val="24"/>
+        </w:rPr>
+      </w:pPr>
+      <w:r>
+        <w:rPr>
+          <w:rFonts w:ascii="Times New Roman" w:hAnsi="Times New Roman" w:cs="Times New Roman"/>
+          <w:sz w:val="24"/>
+          <w:szCs w:val="24"/>
+        </w:rPr>
+        <w:t>Certains médicaments peuvent aussi ralentir ou perturber le transit.</w:t>
+      </w:r>
+    </w:p>
+    <w:p>
+      <w:pPr>
+        <w:numPr>
+          <w:ilvl w:val="0"/>
+          <w:numId w:val="38"/>
+        </w:numPr>
+        <w:jc w:val="both"/>
+        <w:rPr>
+          <w:rFonts w:ascii="Times New Roman" w:hAnsi="Times New Roman" w:cs="Times New Roman"/>
+          <w:sz w:val="24"/>
+          <w:szCs w:val="24"/>
+        </w:rPr>
+      </w:pPr>
+      <w:r>
+        <w:rPr>
+          <w:rFonts w:ascii="Times New Roman" w:hAnsi="Times New Roman" w:cs="Times New Roman"/>
+          <w:sz w:val="24"/>
+          <w:szCs w:val="24"/>
+        </w:rPr>
+        <w:t>Plus les selles stagnent, plus elles durcissent et deviennent difficiles à évacuer.</w:t>
+      </w:r>
+    </w:p>
+    <w:p>
+      <w:pPr>
+        <w:pStyle w:val="Heading2"/>
+        <w:ind w:left="348"/>
+        <w:jc w:val="both"/>
+        <w:rPr>
+          <w:rFonts w:ascii="Times New Roman" w:hAnsi="Times New Roman" w:cs="Times New Roman"/>
+          <w:sz w:val="24"/>
+          <w:szCs w:val="24"/>
+          <w:lang w:val="en-US"/>
+        </w:rPr>
+      </w:pPr>
+      <w:r>
         <w:lastRenderedPageBreak/>
-        <w:t>Le cancer colorectal doit être recherché en présence de signes d’alerte.</w:t>
-      </w:r>
-    </w:p>
-    <w:p>
-      <w:pPr>
-        <w:numPr>
-          <w:ilvl w:val="0"/>
-          <w:numId w:val="35"/>
-        </w:numPr>
-        <w:jc w:val="both"/>
-        <w:rPr>
-          <w:rFonts w:ascii="Times New Roman" w:hAnsi="Times New Roman" w:cs="Times New Roman"/>
-          <w:sz w:val="24"/>
-          <w:szCs w:val="24"/>
-        </w:rPr>
-      </w:pPr>
-      <w:r>
-        <w:rPr>
-          <w:rFonts w:ascii="Times New Roman" w:hAnsi="Times New Roman" w:cs="Times New Roman"/>
-          <w:sz w:val="24"/>
-          <w:szCs w:val="24"/>
-        </w:rPr>
-        <w:t>Une obstruction intestinale peut empêcher le transit normal et nécessite une prise en charge médicale.</w:t>
-      </w:r>
-    </w:p>
-    <w:p>
-      <w:pPr>
-        <w:pStyle w:val="Heading1"/>
-        <w:keepNext/>
-        <w:keepLines/>
+        <w:t>9.3. Constipation proximale ou distale</w:t>
+      </w:r>
+    </w:p>
+    <w:p>
+      <w:pPr>
+        <w:numPr>
+          <w:ilvl w:val="0"/>
+          <w:numId w:val="39"/>
+        </w:numPr>
+        <w:jc w:val="both"/>
+        <w:rPr>
+          <w:rFonts w:ascii="Times New Roman" w:hAnsi="Times New Roman" w:cs="Times New Roman"/>
+          <w:sz w:val="24"/>
+          <w:szCs w:val="24"/>
+        </w:rPr>
+      </w:pPr>
+      <w:r>
+        <w:rPr>
+          <w:rFonts w:ascii="Times New Roman" w:hAnsi="Times New Roman" w:cs="Times New Roman"/>
+          <w:sz w:val="24"/>
+          <w:szCs w:val="24"/>
+        </w:rPr>
+        <w:t>La constipation peut se situer plutôt dans la partie droite ou gauche du côlon.</w:t>
+      </w:r>
+    </w:p>
+    <w:p>
+      <w:pPr>
+        <w:numPr>
+          <w:ilvl w:val="0"/>
+          <w:numId w:val="39"/>
+        </w:numPr>
+        <w:jc w:val="both"/>
+        <w:rPr>
+          <w:rFonts w:ascii="Times New Roman" w:hAnsi="Times New Roman" w:cs="Times New Roman"/>
+          <w:sz w:val="24"/>
+          <w:szCs w:val="24"/>
+        </w:rPr>
+      </w:pPr>
+      <w:r>
+        <w:rPr>
+          <w:rFonts w:ascii="Times New Roman" w:hAnsi="Times New Roman" w:cs="Times New Roman"/>
+          <w:sz w:val="24"/>
+          <w:szCs w:val="24"/>
+        </w:rPr>
+        <w:t xml:space="preserve">La constipation proximale concerne davantage le début du côlon, près du </w:t>
+      </w:r>
+      <w:proofErr w:type="spellStart"/>
+      <w:r>
+        <w:rPr>
+          <w:rFonts w:ascii="Times New Roman" w:hAnsi="Times New Roman" w:cs="Times New Roman"/>
+          <w:sz w:val="24"/>
+          <w:szCs w:val="24"/>
+        </w:rPr>
+        <w:t>caecum</w:t>
+      </w:r>
+      <w:proofErr w:type="spellEnd"/>
+      <w:r>
+        <w:rPr>
+          <w:rFonts w:ascii="Times New Roman" w:hAnsi="Times New Roman" w:cs="Times New Roman"/>
+          <w:sz w:val="24"/>
+          <w:szCs w:val="24"/>
+        </w:rPr>
+        <w:t>.</w:t>
+      </w:r>
+    </w:p>
+    <w:p>
+      <w:pPr>
+        <w:numPr>
+          <w:ilvl w:val="0"/>
+          <w:numId w:val="39"/>
+        </w:numPr>
+        <w:jc w:val="both"/>
+        <w:rPr>
+          <w:rFonts w:ascii="Times New Roman" w:hAnsi="Times New Roman" w:cs="Times New Roman"/>
+          <w:sz w:val="24"/>
+          <w:szCs w:val="24"/>
+        </w:rPr>
+      </w:pPr>
+      <w:r>
+        <w:rPr>
+          <w:rFonts w:ascii="Times New Roman" w:hAnsi="Times New Roman" w:cs="Times New Roman"/>
+          <w:sz w:val="24"/>
+          <w:szCs w:val="24"/>
+        </w:rPr>
+        <w:t>La constipation distale concerne davantage la partie finale : côlon descendant, sigmoïde et rectum.</w:t>
+      </w:r>
+    </w:p>
+    <w:p>
+      <w:pPr>
+        <w:numPr>
+          <w:ilvl w:val="0"/>
+          <w:numId w:val="39"/>
+        </w:numPr>
+        <w:jc w:val="both"/>
+        <w:rPr>
+          <w:rFonts w:ascii="Times New Roman" w:hAnsi="Times New Roman" w:cs="Times New Roman"/>
+          <w:sz w:val="24"/>
+          <w:szCs w:val="24"/>
+        </w:rPr>
+      </w:pPr>
+      <w:r>
+        <w:rPr>
+          <w:rFonts w:ascii="Times New Roman" w:hAnsi="Times New Roman" w:cs="Times New Roman"/>
+          <w:sz w:val="24"/>
+          <w:szCs w:val="24"/>
+        </w:rPr>
+        <w:t>Cette distinction aide à mieux comprendre les symptômes ressentis.</w:t>
+      </w:r>
+    </w:p>
+    <w:p>
+      <w:pPr>
+        <w:numPr>
+          <w:ilvl w:val="0"/>
+          <w:numId w:val="39"/>
+        </w:numPr>
+        <w:jc w:val="both"/>
+        <w:rPr>
+          <w:rFonts w:ascii="Times New Roman" w:hAnsi="Times New Roman" w:cs="Times New Roman"/>
+          <w:sz w:val="24"/>
+          <w:szCs w:val="24"/>
+        </w:rPr>
+      </w:pPr>
+      <w:r>
+        <w:rPr>
+          <w:rFonts w:ascii="Times New Roman" w:hAnsi="Times New Roman" w:cs="Times New Roman"/>
+          <w:sz w:val="24"/>
+          <w:szCs w:val="24"/>
+        </w:rPr>
+        <w:t>Elle ne remplace pas un diagnostic médical lorsque les symptômes sont inhabituels ou persistants.</w:t>
+      </w:r>
+    </w:p>
+    <w:p>
+      <w:pPr>
+        <w:pStyle w:val="Heading3"/>
         <w:ind w:left="348"/>
         <w:jc w:val="both"/>
         <w:rPr>
           <w:rFonts w:ascii="Times New Roman" w:hAnsi="Times New Roman" w:cs="Times New Roman"/>
-          <w:b/>
-          <w:bCs/>
+          <w:sz w:val="24"/>
+          <w:szCs w:val="24"/>
+        </w:rPr>
+      </w:pPr>
+      <w:r>
+        <w:t>9.3.1. Constipation proximale : partie droite du côlon</w:t>
+      </w:r>
+    </w:p>
+    <w:p>
+      <w:pPr>
+        <w:numPr>
+          <w:ilvl w:val="0"/>
+          <w:numId w:val="40"/>
+        </w:numPr>
+        <w:jc w:val="both"/>
+        <w:rPr>
+          <w:rFonts w:ascii="Times New Roman" w:hAnsi="Times New Roman" w:cs="Times New Roman"/>
+          <w:sz w:val="24"/>
+          <w:szCs w:val="24"/>
+        </w:rPr>
+      </w:pPr>
+      <w:r>
+        <w:rPr>
+          <w:rFonts w:ascii="Times New Roman" w:hAnsi="Times New Roman" w:cs="Times New Roman"/>
+          <w:sz w:val="24"/>
+          <w:szCs w:val="24"/>
+        </w:rPr>
+        <w:t>Les selles ralentissent davantage au début du côlon.</w:t>
+      </w:r>
+    </w:p>
+    <w:p>
+      <w:pPr>
+        <w:numPr>
+          <w:ilvl w:val="0"/>
+          <w:numId w:val="40"/>
+        </w:numPr>
+        <w:jc w:val="both"/>
+        <w:rPr>
+          <w:rFonts w:ascii="Times New Roman" w:hAnsi="Times New Roman" w:cs="Times New Roman"/>
+          <w:sz w:val="24"/>
+          <w:szCs w:val="24"/>
+        </w:rPr>
+      </w:pPr>
+      <w:r>
+        <w:rPr>
+          <w:rFonts w:ascii="Times New Roman" w:hAnsi="Times New Roman" w:cs="Times New Roman"/>
+          <w:sz w:val="24"/>
+          <w:szCs w:val="24"/>
+        </w:rPr>
+        <w:t>La fosse iliaque droite peut être sensible chez certaines personnes.</w:t>
+      </w:r>
+    </w:p>
+    <w:p>
+      <w:pPr>
+        <w:numPr>
+          <w:ilvl w:val="0"/>
+          <w:numId w:val="40"/>
+        </w:numPr>
+        <w:jc w:val="both"/>
+        <w:rPr>
+          <w:rFonts w:ascii="Times New Roman" w:hAnsi="Times New Roman" w:cs="Times New Roman"/>
+          <w:sz w:val="24"/>
+          <w:szCs w:val="24"/>
+        </w:rPr>
+      </w:pPr>
+      <w:r>
+        <w:rPr>
+          <w:rFonts w:ascii="Times New Roman" w:hAnsi="Times New Roman" w:cs="Times New Roman"/>
+          <w:sz w:val="24"/>
+          <w:szCs w:val="24"/>
+        </w:rPr>
+        <w:t>La stagnation prolongée peut s’accompagner de ballonnements, de dyspepsie ou de mauvaise haleine.</w:t>
+      </w:r>
+    </w:p>
+    <w:p>
+      <w:pPr>
+        <w:numPr>
+          <w:ilvl w:val="0"/>
+          <w:numId w:val="40"/>
+        </w:numPr>
+        <w:jc w:val="both"/>
+        <w:rPr>
+          <w:rFonts w:ascii="Times New Roman" w:hAnsi="Times New Roman" w:cs="Times New Roman"/>
+          <w:sz w:val="24"/>
+          <w:szCs w:val="24"/>
+        </w:rPr>
+      </w:pPr>
+      <w:r>
+        <w:rPr>
+          <w:rFonts w:ascii="Times New Roman" w:hAnsi="Times New Roman" w:cs="Times New Roman"/>
+          <w:sz w:val="24"/>
+          <w:szCs w:val="24"/>
+        </w:rPr>
+        <w:t>Certaines personnes décrivent aussi des céphalées ou une sensation de lourdeur.</w:t>
+      </w:r>
+    </w:p>
+    <w:p>
+      <w:pPr>
+        <w:numPr>
+          <w:ilvl w:val="0"/>
+          <w:numId w:val="40"/>
+        </w:numPr>
+        <w:jc w:val="both"/>
+        <w:rPr>
+          <w:rFonts w:ascii="Times New Roman" w:hAnsi="Times New Roman" w:cs="Times New Roman"/>
+          <w:sz w:val="24"/>
+          <w:szCs w:val="24"/>
+        </w:rPr>
+      </w:pPr>
+      <w:r>
+        <w:rPr>
+          <w:rFonts w:ascii="Times New Roman" w:hAnsi="Times New Roman" w:cs="Times New Roman"/>
+          <w:sz w:val="24"/>
+          <w:szCs w:val="24"/>
+        </w:rPr>
+        <w:t>Une alimentation adaptée, l’hydratation et l’activité physique font partie des premières mesures utiles.</w:t>
+      </w:r>
+    </w:p>
+    <w:p>
+      <w:pPr>
+        <w:pStyle w:val="Heading3"/>
+        <w:ind w:left="348"/>
+        <w:jc w:val="both"/>
+        <w:rPr>
+          <w:rFonts w:ascii="Times New Roman" w:hAnsi="Times New Roman" w:cs="Times New Roman"/>
           <w:sz w:val="24"/>
           <w:szCs w:val="24"/>
           <w:lang w:val="en-US"/>
         </w:rPr>
-        <w:numPr>
-          <w:numId w:val="0"/>
-        </w:numPr>
-      </w:pPr>
-      <w:r>
-        <w:t>9. Indications : troubles fonctionnels</w:t>
-      </w:r>
-    </w:p>
-    <w:p>
-      <w:pPr>
-        <w:numPr>
-          <w:ilvl w:val="0"/>
-          <w:numId w:val="36"/>
-        </w:numPr>
-        <w:jc w:val="both"/>
-        <w:rPr>
-          <w:rFonts w:ascii="Times New Roman" w:hAnsi="Times New Roman" w:cs="Times New Roman"/>
-          <w:sz w:val="24"/>
-          <w:szCs w:val="24"/>
-        </w:rPr>
-      </w:pPr>
-      <w:r>
-        <w:rPr>
-          <w:rFonts w:ascii="Times New Roman" w:hAnsi="Times New Roman" w:cs="Times New Roman"/>
-          <w:sz w:val="24"/>
-          <w:szCs w:val="24"/>
-        </w:rPr>
-        <w:t>Un transit régulier dépend de plusieurs habitudes simples.</w:t>
-      </w:r>
-    </w:p>
-    <w:p>
-      <w:pPr>
-        <w:numPr>
-          <w:ilvl w:val="0"/>
-          <w:numId w:val="36"/>
-        </w:numPr>
-        <w:jc w:val="both"/>
-        <w:rPr>
-          <w:rFonts w:ascii="Times New Roman" w:hAnsi="Times New Roman" w:cs="Times New Roman"/>
-          <w:sz w:val="24"/>
-          <w:szCs w:val="24"/>
-        </w:rPr>
-      </w:pPr>
-      <w:r>
-        <w:rPr>
-          <w:rFonts w:ascii="Times New Roman" w:hAnsi="Times New Roman" w:cs="Times New Roman"/>
-          <w:sz w:val="24"/>
-          <w:szCs w:val="24"/>
-        </w:rPr>
-        <w:t>Boire suffisamment aide les selles à rester souples.</w:t>
-      </w:r>
-    </w:p>
-    <w:p>
-      <w:pPr>
-        <w:numPr>
-          <w:ilvl w:val="0"/>
-          <w:numId w:val="36"/>
-        </w:numPr>
-        <w:jc w:val="both"/>
-        <w:rPr>
-          <w:rFonts w:ascii="Times New Roman" w:hAnsi="Times New Roman" w:cs="Times New Roman"/>
-          <w:sz w:val="24"/>
-          <w:szCs w:val="24"/>
-        </w:rPr>
-      </w:pPr>
-      <w:r>
-        <w:rPr>
-          <w:rFonts w:ascii="Times New Roman" w:hAnsi="Times New Roman" w:cs="Times New Roman"/>
-          <w:sz w:val="24"/>
-          <w:szCs w:val="24"/>
-        </w:rPr>
-        <w:t>Les fibres alimentaires favorisent le volume et la progression des selles.</w:t>
-      </w:r>
-    </w:p>
-    <w:p>
-      <w:pPr>
-        <w:numPr>
-          <w:ilvl w:val="0"/>
-          <w:numId w:val="36"/>
-        </w:numPr>
-        <w:jc w:val="both"/>
-        <w:rPr>
-          <w:rFonts w:ascii="Times New Roman" w:hAnsi="Times New Roman" w:cs="Times New Roman"/>
-          <w:sz w:val="24"/>
-          <w:szCs w:val="24"/>
-        </w:rPr>
-      </w:pPr>
-      <w:r>
-        <w:rPr>
-          <w:rFonts w:ascii="Times New Roman" w:hAnsi="Times New Roman" w:cs="Times New Roman"/>
-          <w:sz w:val="24"/>
-          <w:szCs w:val="24"/>
-        </w:rPr>
-        <w:t>L’activité physique stimule naturellement le mouvement intestinal.</w:t>
-      </w:r>
-    </w:p>
-    <w:p>
-      <w:pPr>
-        <w:numPr>
-          <w:ilvl w:val="0"/>
-          <w:numId w:val="36"/>
-        </w:numPr>
-        <w:jc w:val="both"/>
-        <w:rPr>
-          <w:rFonts w:ascii="Times New Roman" w:hAnsi="Times New Roman" w:cs="Times New Roman"/>
-          <w:sz w:val="24"/>
-          <w:szCs w:val="24"/>
-        </w:rPr>
-      </w:pPr>
-      <w:r>
-        <w:rPr>
-          <w:rFonts w:ascii="Times New Roman" w:hAnsi="Times New Roman" w:cs="Times New Roman"/>
-          <w:sz w:val="24"/>
-          <w:szCs w:val="24"/>
-        </w:rPr>
-        <w:t>Le stress peut ralentir ou perturber le transit.</w:t>
-      </w:r>
-    </w:p>
-    <w:p>
-      <w:pPr>
-        <w:numPr>
-          <w:ilvl w:val="0"/>
-          <w:numId w:val="36"/>
-        </w:numPr>
-        <w:jc w:val="both"/>
-        <w:rPr>
-          <w:rFonts w:ascii="Times New Roman" w:hAnsi="Times New Roman" w:cs="Times New Roman"/>
-          <w:sz w:val="24"/>
-          <w:szCs w:val="24"/>
-        </w:rPr>
-      </w:pPr>
-      <w:r>
-        <w:rPr>
-          <w:rFonts w:ascii="Times New Roman" w:hAnsi="Times New Roman" w:cs="Times New Roman"/>
-          <w:sz w:val="24"/>
-          <w:szCs w:val="24"/>
-        </w:rPr>
-        <w:t>Une routine régulière aide le corps à retrouver son rythme.</w:t>
-      </w:r>
-    </w:p>
-    <w:p>
-      <w:pPr>
-        <w:pStyle w:val="Heading2"/>
-        <w:keepNext/>
-        <w:keepLines/>
+      </w:pPr>
+      <w:r>
+        <w:t>9.3.2. Gastroparésie et réflexe gastro-colique</w:t>
+      </w:r>
+    </w:p>
+    <w:p>
+      <w:pPr>
+        <w:numPr>
+          <w:ilvl w:val="0"/>
+          <w:numId w:val="41"/>
+        </w:numPr>
+        <w:jc w:val="both"/>
+        <w:rPr>
+          <w:rFonts w:ascii="Times New Roman" w:hAnsi="Times New Roman" w:cs="Times New Roman"/>
+          <w:sz w:val="24"/>
+          <w:szCs w:val="24"/>
+        </w:rPr>
+      </w:pPr>
+      <w:r>
+        <w:rPr>
+          <w:rFonts w:ascii="Times New Roman" w:hAnsi="Times New Roman" w:cs="Times New Roman"/>
+          <w:sz w:val="24"/>
+          <w:szCs w:val="24"/>
+        </w:rPr>
+        <w:t>Le réflexe gastro-colique est l’envie d’aller à la selle après un repas.</w:t>
+      </w:r>
+    </w:p>
+    <w:p>
+      <w:pPr>
+        <w:numPr>
+          <w:ilvl w:val="0"/>
+          <w:numId w:val="41"/>
+        </w:numPr>
+        <w:jc w:val="both"/>
+        <w:rPr>
+          <w:rFonts w:ascii="Times New Roman" w:hAnsi="Times New Roman" w:cs="Times New Roman"/>
+          <w:sz w:val="24"/>
+          <w:szCs w:val="24"/>
+        </w:rPr>
+      </w:pPr>
+      <w:r>
+        <w:rPr>
+          <w:rFonts w:ascii="Times New Roman" w:hAnsi="Times New Roman" w:cs="Times New Roman"/>
+          <w:sz w:val="24"/>
+          <w:szCs w:val="24"/>
+        </w:rPr>
+        <w:t>Il est souvent plus marqué le matin, après le petit-déjeuner.</w:t>
+      </w:r>
+    </w:p>
+    <w:p>
+      <w:pPr>
+        <w:numPr>
+          <w:ilvl w:val="0"/>
+          <w:numId w:val="41"/>
+        </w:numPr>
+        <w:jc w:val="both"/>
+        <w:rPr>
+          <w:rFonts w:ascii="Times New Roman" w:hAnsi="Times New Roman" w:cs="Times New Roman"/>
+          <w:sz w:val="24"/>
+          <w:szCs w:val="24"/>
+        </w:rPr>
+      </w:pPr>
+      <w:r>
+        <w:rPr>
+          <w:rFonts w:ascii="Times New Roman" w:hAnsi="Times New Roman" w:cs="Times New Roman"/>
+          <w:sz w:val="24"/>
+          <w:szCs w:val="24"/>
+        </w:rPr>
+        <w:t>Lorsque l’estomac se vide lentement, ce réflexe peut être moins efficace.</w:t>
+      </w:r>
+    </w:p>
+    <w:p>
+      <w:pPr>
+        <w:numPr>
+          <w:ilvl w:val="0"/>
+          <w:numId w:val="41"/>
+        </w:numPr>
+        <w:jc w:val="both"/>
+        <w:rPr>
+          <w:rFonts w:ascii="Times New Roman" w:hAnsi="Times New Roman" w:cs="Times New Roman"/>
+          <w:sz w:val="24"/>
+          <w:szCs w:val="24"/>
+        </w:rPr>
+      </w:pPr>
+      <w:r>
+        <w:rPr>
+          <w:rFonts w:ascii="Times New Roman" w:hAnsi="Times New Roman" w:cs="Times New Roman"/>
+          <w:sz w:val="24"/>
+          <w:szCs w:val="24"/>
+        </w:rPr>
+        <w:t>Cela peut contribuer à un transit plus lent.</w:t>
+      </w:r>
+    </w:p>
+    <w:p>
+      <w:pPr>
+        <w:numPr>
+          <w:ilvl w:val="0"/>
+          <w:numId w:val="41"/>
+        </w:numPr>
+        <w:jc w:val="both"/>
+        <w:rPr>
+          <w:rFonts w:ascii="Times New Roman" w:hAnsi="Times New Roman" w:cs="Times New Roman"/>
+          <w:sz w:val="24"/>
+          <w:szCs w:val="24"/>
+        </w:rPr>
+      </w:pPr>
+      <w:r>
+        <w:rPr>
+          <w:rFonts w:ascii="Times New Roman" w:hAnsi="Times New Roman" w:cs="Times New Roman"/>
+          <w:sz w:val="24"/>
+          <w:szCs w:val="24"/>
+        </w:rPr>
+        <w:t>Les troubles hépato-biliaires ou pancréatiques peuvent aussi influencer la digestion et le transit.</w:t>
+      </w:r>
+    </w:p>
+    <w:p>
+      <w:pPr>
+        <w:pStyle w:val="Heading3"/>
         <w:ind w:left="348"/>
         <w:jc w:val="both"/>
         <w:rPr>
           <w:rFonts w:ascii="Times New Roman" w:hAnsi="Times New Roman" w:cs="Times New Roman"/>
-          <w:b/>
-          <w:bCs/>
           <w:sz w:val="24"/>
           <w:szCs w:val="24"/>
           <w:lang w:val="en-US"/>
         </w:rPr>
-        <w:numPr>
-          <w:numId w:val="0"/>
-        </w:numPr>
-      </w:pPr>
-      <w:r>
-        <w:t>9.1. Facteurs environnementaux</w:t>
-      </w:r>
-    </w:p>
-    <w:p>
-      <w:pPr>
-        <w:numPr>
-          <w:ilvl w:val="0"/>
-          <w:numId w:val="37"/>
-        </w:numPr>
-        <w:jc w:val="both"/>
-        <w:rPr>
-          <w:rFonts w:ascii="Times New Roman" w:hAnsi="Times New Roman" w:cs="Times New Roman"/>
-          <w:sz w:val="24"/>
-          <w:szCs w:val="24"/>
-        </w:rPr>
-      </w:pPr>
-      <w:r>
-        <w:rPr>
-          <w:rFonts w:ascii="Times New Roman" w:hAnsi="Times New Roman" w:cs="Times New Roman"/>
-          <w:sz w:val="24"/>
-          <w:szCs w:val="24"/>
-        </w:rPr>
-        <w:t>Le manque d’eau, de mouvement ou de fibres favorise la constipation.</w:t>
-      </w:r>
-    </w:p>
-    <w:p>
-      <w:pPr>
-        <w:numPr>
-          <w:ilvl w:val="0"/>
-          <w:numId w:val="37"/>
-        </w:numPr>
-        <w:jc w:val="both"/>
-        <w:rPr>
-          <w:rFonts w:ascii="Times New Roman" w:hAnsi="Times New Roman" w:cs="Times New Roman"/>
-          <w:sz w:val="24"/>
-          <w:szCs w:val="24"/>
-        </w:rPr>
-      </w:pPr>
-      <w:r>
-        <w:rPr>
-          <w:rFonts w:ascii="Times New Roman" w:hAnsi="Times New Roman" w:cs="Times New Roman"/>
-          <w:sz w:val="24"/>
-          <w:szCs w:val="24"/>
-        </w:rPr>
-        <w:t>Certains aliments peuvent ralentir le transit : chocolat, banane ou riz, selon les personnes.</w:t>
-      </w:r>
-    </w:p>
-    <w:p>
-      <w:pPr>
-        <w:numPr>
-          <w:ilvl w:val="0"/>
-          <w:numId w:val="37"/>
-        </w:numPr>
-        <w:jc w:val="both"/>
-        <w:rPr>
-          <w:rFonts w:ascii="Times New Roman" w:hAnsi="Times New Roman" w:cs="Times New Roman"/>
-          <w:sz w:val="24"/>
-          <w:szCs w:val="24"/>
-        </w:rPr>
-      </w:pPr>
-      <w:r>
-        <w:rPr>
-          <w:rFonts w:ascii="Times New Roman" w:hAnsi="Times New Roman" w:cs="Times New Roman"/>
-          <w:sz w:val="24"/>
-          <w:szCs w:val="24"/>
-        </w:rPr>
-        <w:t>Les aliments riches en fibres peuvent aider : fruits, légumes, légumineuses et pain complet.</w:t>
-      </w:r>
-    </w:p>
-    <w:p>
-      <w:pPr>
-        <w:numPr>
-          <w:ilvl w:val="0"/>
-          <w:numId w:val="37"/>
-        </w:numPr>
-        <w:jc w:val="both"/>
-        <w:rPr>
-          <w:rFonts w:ascii="Times New Roman" w:hAnsi="Times New Roman" w:cs="Times New Roman"/>
-          <w:sz w:val="24"/>
-          <w:szCs w:val="24"/>
-        </w:rPr>
-      </w:pPr>
-      <w:r>
-        <w:rPr>
-          <w:rFonts w:ascii="Times New Roman" w:hAnsi="Times New Roman" w:cs="Times New Roman"/>
-          <w:sz w:val="24"/>
-          <w:szCs w:val="24"/>
-        </w:rPr>
-        <w:t>Les fibres sont utiles seulement si l’hydratation est suffisante.</w:t>
-      </w:r>
-    </w:p>
-    <w:p>
-      <w:pPr>
-        <w:numPr>
-          <w:ilvl w:val="0"/>
-          <w:numId w:val="37"/>
-        </w:numPr>
-        <w:jc w:val="both"/>
-        <w:rPr>
-          <w:rFonts w:ascii="Times New Roman" w:hAnsi="Times New Roman" w:cs="Times New Roman"/>
-          <w:sz w:val="24"/>
-          <w:szCs w:val="24"/>
-        </w:rPr>
-      </w:pPr>
-      <w:r>
-        <w:rPr>
-          <w:rFonts w:ascii="Times New Roman" w:hAnsi="Times New Roman" w:cs="Times New Roman"/>
-          <w:sz w:val="24"/>
-          <w:szCs w:val="24"/>
-        </w:rPr>
-        <w:t>Le stress chronique peut ralentir l’activité digestive.</w:t>
-      </w:r>
-    </w:p>
-    <w:p>
-      <w:pPr>
-        <w:numPr>
-          <w:ilvl w:val="0"/>
-          <w:numId w:val="37"/>
-        </w:numPr>
-        <w:jc w:val="both"/>
-        <w:rPr>
-          <w:rFonts w:ascii="Times New Roman" w:hAnsi="Times New Roman" w:cs="Times New Roman"/>
-          <w:sz w:val="24"/>
-          <w:szCs w:val="24"/>
-        </w:rPr>
-      </w:pPr>
-      <w:r>
-        <w:rPr>
-          <w:rFonts w:ascii="Times New Roman" w:hAnsi="Times New Roman" w:cs="Times New Roman"/>
-          <w:sz w:val="24"/>
-          <w:szCs w:val="24"/>
-        </w:rPr>
-        <w:t>Les habitudes de vie participent donc directement au confort intestinal.</w:t>
-      </w:r>
-    </w:p>
-    <w:p>
-      <w:pPr>
-        <w:pStyle w:val="Heading2"/>
-        <w:keepNext/>
-        <w:keepLines/>
+      </w:pPr>
+      <w:r>
+        <w:t>9.3.3. Contrôle systémique du transit</w:t>
+      </w:r>
+    </w:p>
+    <w:p>
+      <w:pPr>
+        <w:numPr>
+          <w:ilvl w:val="0"/>
+          <w:numId w:val="42"/>
+        </w:numPr>
+        <w:jc w:val="both"/>
+        <w:rPr>
+          <w:rFonts w:ascii="Times New Roman" w:hAnsi="Times New Roman" w:cs="Times New Roman"/>
+          <w:sz w:val="24"/>
+          <w:szCs w:val="24"/>
+        </w:rPr>
+      </w:pPr>
+      <w:r>
+        <w:rPr>
+          <w:rFonts w:ascii="Times New Roman" w:hAnsi="Times New Roman" w:cs="Times New Roman"/>
+          <w:sz w:val="24"/>
+          <w:szCs w:val="24"/>
+        </w:rPr>
+        <w:t>Le cerveau, le stress et le système digestif communiquent en permanence.</w:t>
+      </w:r>
+    </w:p>
+    <w:p>
+      <w:pPr>
+        <w:numPr>
+          <w:ilvl w:val="0"/>
+          <w:numId w:val="42"/>
+        </w:numPr>
+        <w:jc w:val="both"/>
+        <w:rPr>
+          <w:rFonts w:ascii="Times New Roman" w:hAnsi="Times New Roman" w:cs="Times New Roman"/>
+          <w:sz w:val="24"/>
+          <w:szCs w:val="24"/>
+        </w:rPr>
+      </w:pPr>
+      <w:r>
+        <w:rPr>
+          <w:rFonts w:ascii="Times New Roman" w:hAnsi="Times New Roman" w:cs="Times New Roman"/>
+          <w:sz w:val="24"/>
+          <w:szCs w:val="24"/>
+        </w:rPr>
+        <w:t>Le stress peut freiner directement les mouvements de l’intestin.</w:t>
+      </w:r>
+    </w:p>
+    <w:p>
+      <w:pPr>
+        <w:numPr>
+          <w:ilvl w:val="0"/>
+          <w:numId w:val="42"/>
+        </w:numPr>
+        <w:jc w:val="both"/>
+        <w:rPr>
+          <w:rFonts w:ascii="Times New Roman" w:hAnsi="Times New Roman" w:cs="Times New Roman"/>
+          <w:sz w:val="24"/>
+          <w:szCs w:val="24"/>
+        </w:rPr>
+      </w:pPr>
+      <w:r>
+        <w:rPr>
+          <w:rFonts w:ascii="Times New Roman" w:hAnsi="Times New Roman" w:cs="Times New Roman"/>
+          <w:sz w:val="24"/>
+          <w:szCs w:val="24"/>
+        </w:rPr>
+        <w:t>L’estomac participe au déclenchement du réflexe gastro-colique.</w:t>
+      </w:r>
+    </w:p>
+    <w:p>
+      <w:pPr>
+        <w:numPr>
+          <w:ilvl w:val="0"/>
+          <w:numId w:val="42"/>
+        </w:numPr>
+        <w:jc w:val="both"/>
+        <w:rPr>
+          <w:rFonts w:ascii="Times New Roman" w:hAnsi="Times New Roman" w:cs="Times New Roman"/>
+          <w:sz w:val="24"/>
+          <w:szCs w:val="24"/>
+        </w:rPr>
+      </w:pPr>
+      <w:r>
+        <w:rPr>
+          <w:rFonts w:ascii="Times New Roman" w:hAnsi="Times New Roman" w:cs="Times New Roman"/>
+          <w:sz w:val="24"/>
+          <w:szCs w:val="24"/>
+        </w:rPr>
+        <w:t>La bile aide la digestion et soutient un transit intestinal fluide.</w:t>
+      </w:r>
+    </w:p>
+    <w:p>
+      <w:pPr>
+        <w:numPr>
+          <w:ilvl w:val="0"/>
+          <w:numId w:val="42"/>
+        </w:numPr>
+        <w:jc w:val="both"/>
+        <w:rPr>
+          <w:rFonts w:ascii="Times New Roman" w:hAnsi="Times New Roman" w:cs="Times New Roman"/>
+          <w:sz w:val="24"/>
+          <w:szCs w:val="24"/>
+        </w:rPr>
+      </w:pPr>
+      <w:r>
+        <w:rPr>
+          <w:rFonts w:ascii="Times New Roman" w:hAnsi="Times New Roman" w:cs="Times New Roman"/>
+          <w:sz w:val="24"/>
+          <w:szCs w:val="24"/>
+        </w:rPr>
+        <w:t>Le foie, la vésicule biliaire et le pancréas participent donc à l’équilibre digestif global.</w:t>
+      </w:r>
+    </w:p>
+    <w:p>
+      <w:pPr>
+        <w:pStyle w:val="Heading3"/>
         <w:ind w:left="348"/>
         <w:jc w:val="both"/>
         <w:rPr>
           <w:rFonts w:ascii="Times New Roman" w:hAnsi="Times New Roman" w:cs="Times New Roman"/>
-          <w:b/>
-          <w:bCs/>
-          <w:sz w:val="24"/>
-          <w:szCs w:val="24"/>
-        </w:rPr>
-        <w:numPr>
-          <w:numId w:val="0"/>
-        </w:numPr>
-      </w:pPr>
-      <w:r>
-        <w:t>9.2. Inhibition du réflexe de défécation</w:t>
-      </w:r>
-    </w:p>
-    <w:p>
-      <w:pPr>
-        <w:numPr>
-          <w:ilvl w:val="0"/>
-          <w:numId w:val="38"/>
-        </w:numPr>
-        <w:jc w:val="both"/>
-        <w:rPr>
-          <w:rFonts w:ascii="Times New Roman" w:hAnsi="Times New Roman" w:cs="Times New Roman"/>
-          <w:sz w:val="24"/>
-          <w:szCs w:val="24"/>
-        </w:rPr>
-      </w:pPr>
-      <w:r>
-        <w:rPr>
-          <w:rFonts w:ascii="Times New Roman" w:hAnsi="Times New Roman" w:cs="Times New Roman"/>
-          <w:sz w:val="24"/>
-          <w:szCs w:val="24"/>
-        </w:rPr>
-        <w:t>Retenir régulièrement l’envie d’aller à la selle peut diminuer le réflexe naturel.</w:t>
-      </w:r>
-    </w:p>
-    <w:p>
-      <w:pPr>
-        <w:numPr>
-          <w:ilvl w:val="0"/>
-          <w:numId w:val="38"/>
-        </w:numPr>
-        <w:jc w:val="both"/>
-        <w:rPr>
-          <w:rFonts w:ascii="Times New Roman" w:hAnsi="Times New Roman" w:cs="Times New Roman"/>
-          <w:sz w:val="24"/>
-          <w:szCs w:val="24"/>
-        </w:rPr>
-      </w:pPr>
-      <w:r>
-        <w:rPr>
-          <w:rFonts w:ascii="Times New Roman" w:hAnsi="Times New Roman" w:cs="Times New Roman"/>
-          <w:sz w:val="24"/>
-          <w:szCs w:val="24"/>
-        </w:rPr>
-        <w:t>Avec l’âge, la sensibilité du rectum peut parfois diminuer.</w:t>
-      </w:r>
-    </w:p>
-    <w:p>
-      <w:pPr>
-        <w:numPr>
-          <w:ilvl w:val="0"/>
-          <w:numId w:val="38"/>
-        </w:numPr>
-        <w:jc w:val="both"/>
-        <w:rPr>
-          <w:rFonts w:ascii="Times New Roman" w:hAnsi="Times New Roman" w:cs="Times New Roman"/>
-          <w:sz w:val="24"/>
-          <w:szCs w:val="24"/>
-        </w:rPr>
-      </w:pPr>
-      <w:r>
-        <w:rPr>
-          <w:rFonts w:ascii="Times New Roman" w:hAnsi="Times New Roman" w:cs="Times New Roman"/>
-          <w:sz w:val="24"/>
-          <w:szCs w:val="24"/>
-        </w:rPr>
-        <w:t>Une faiblesse de la sangle abdominale ou du périnée peut compliquer l’exonération.</w:t>
-      </w:r>
-    </w:p>
-    <w:p>
-      <w:pPr>
-        <w:numPr>
-          <w:ilvl w:val="0"/>
-          <w:numId w:val="38"/>
-        </w:numPr>
-        <w:jc w:val="both"/>
-        <w:rPr>
-          <w:rFonts w:ascii="Times New Roman" w:hAnsi="Times New Roman" w:cs="Times New Roman"/>
-          <w:sz w:val="24"/>
-          <w:szCs w:val="24"/>
-        </w:rPr>
-      </w:pPr>
-      <w:r>
-        <w:rPr>
-          <w:rFonts w:ascii="Times New Roman" w:hAnsi="Times New Roman" w:cs="Times New Roman"/>
-          <w:sz w:val="24"/>
-          <w:szCs w:val="24"/>
-        </w:rPr>
-        <w:t>Certains accouchements difficiles peuvent modifier cet équilibre.</w:t>
-      </w:r>
-    </w:p>
-    <w:p>
-      <w:pPr>
-        <w:numPr>
-          <w:ilvl w:val="0"/>
-          <w:numId w:val="38"/>
-        </w:numPr>
-        <w:jc w:val="both"/>
-        <w:rPr>
-          <w:rFonts w:ascii="Times New Roman" w:hAnsi="Times New Roman" w:cs="Times New Roman"/>
-          <w:sz w:val="24"/>
-          <w:szCs w:val="24"/>
-        </w:rPr>
-      </w:pPr>
-      <w:r>
-        <w:rPr>
-          <w:rFonts w:ascii="Times New Roman" w:hAnsi="Times New Roman" w:cs="Times New Roman"/>
-          <w:sz w:val="24"/>
-          <w:szCs w:val="24"/>
-        </w:rPr>
-        <w:t>Certains médicaments peuvent aussi ralentir ou perturber le transit.</w:t>
-      </w:r>
-    </w:p>
-    <w:p>
-      <w:pPr>
-        <w:numPr>
-          <w:ilvl w:val="0"/>
-          <w:numId w:val="38"/>
-        </w:numPr>
-        <w:jc w:val="both"/>
-        <w:rPr>
-          <w:rFonts w:ascii="Times New Roman" w:hAnsi="Times New Roman" w:cs="Times New Roman"/>
-          <w:sz w:val="24"/>
-          <w:szCs w:val="24"/>
-        </w:rPr>
-      </w:pPr>
-      <w:r>
-        <w:rPr>
-          <w:rFonts w:ascii="Times New Roman" w:hAnsi="Times New Roman" w:cs="Times New Roman"/>
-          <w:sz w:val="24"/>
-          <w:szCs w:val="24"/>
-        </w:rPr>
-        <w:t>Plus les selles stagnent, plus elles durcissent et deviennent difficiles à évacuer.</w:t>
-      </w:r>
-    </w:p>
-    <w:p>
-      <w:pPr>
-        <w:pStyle w:val="Heading2"/>
-        <w:keepNext/>
-        <w:keepLines/>
-        <w:ind w:left="348"/>
-        <w:jc w:val="both"/>
-        <w:rPr>
-          <w:rFonts w:ascii="Times New Roman" w:hAnsi="Times New Roman" w:cs="Times New Roman"/>
-          <w:b/>
-          <w:bCs/>
-          <w:sz w:val="24"/>
-          <w:szCs w:val="24"/>
-          <w:lang w:val="en-US"/>
-        </w:rPr>
-        <w:numPr>
-          <w:numId w:val="0"/>
-        </w:numPr>
-      </w:pPr>
-      <w:r>
-        <w:t>9.3. Constipation proximale ou distale</w:t>
-      </w:r>
-    </w:p>
-    <w:p>
-      <w:pPr>
-        <w:numPr>
-          <w:ilvl w:val="0"/>
-          <w:numId w:val="39"/>
-        </w:numPr>
-        <w:jc w:val="both"/>
-        <w:rPr>
-          <w:rFonts w:ascii="Times New Roman" w:hAnsi="Times New Roman" w:cs="Times New Roman"/>
-          <w:sz w:val="24"/>
-          <w:szCs w:val="24"/>
-        </w:rPr>
-      </w:pPr>
-      <w:r>
-        <w:rPr>
-          <w:rFonts w:ascii="Times New Roman" w:hAnsi="Times New Roman" w:cs="Times New Roman"/>
-          <w:sz w:val="24"/>
-          <w:szCs w:val="24"/>
-        </w:rPr>
-        <w:t>La constipation peut se situer plutôt dans la partie droite ou gauche du côlon.</w:t>
-      </w:r>
-    </w:p>
-    <w:p>
-      <w:pPr>
-        <w:numPr>
-          <w:ilvl w:val="0"/>
-          <w:numId w:val="39"/>
-        </w:numPr>
-        <w:jc w:val="both"/>
-        <w:rPr>
-          <w:rFonts w:ascii="Times New Roman" w:hAnsi="Times New Roman" w:cs="Times New Roman"/>
-          <w:sz w:val="24"/>
-          <w:szCs w:val="24"/>
-        </w:rPr>
-      </w:pPr>
-      <w:r>
-        <w:rPr>
-          <w:rFonts w:ascii="Times New Roman" w:hAnsi="Times New Roman" w:cs="Times New Roman"/>
-          <w:sz w:val="24"/>
-          <w:szCs w:val="24"/>
-        </w:rPr>
-        <w:lastRenderedPageBreak/>
-        <w:t xml:space="preserve">La constipation proximale concerne davantage le début du côlon, près du </w:t>
-      </w:r>
-      <w:proofErr w:type="spellStart"/>
-      <w:r>
-        <w:rPr>
-          <w:rFonts w:ascii="Times New Roman" w:hAnsi="Times New Roman" w:cs="Times New Roman"/>
-          <w:sz w:val="24"/>
-          <w:szCs w:val="24"/>
-        </w:rPr>
-        <w:t>caecum</w:t>
-      </w:r>
-      <w:proofErr w:type="spellEnd"/>
-      <w:r>
-        <w:rPr>
-          <w:rFonts w:ascii="Times New Roman" w:hAnsi="Times New Roman" w:cs="Times New Roman"/>
-          <w:sz w:val="24"/>
-          <w:szCs w:val="24"/>
-        </w:rPr>
-        <w:t>.</w:t>
-      </w:r>
-    </w:p>
-    <w:p>
-      <w:pPr>
-        <w:numPr>
-          <w:ilvl w:val="0"/>
-          <w:numId w:val="39"/>
-        </w:numPr>
-        <w:jc w:val="both"/>
-        <w:rPr>
-          <w:rFonts w:ascii="Times New Roman" w:hAnsi="Times New Roman" w:cs="Times New Roman"/>
-          <w:sz w:val="24"/>
-          <w:szCs w:val="24"/>
-        </w:rPr>
-      </w:pPr>
-      <w:r>
-        <w:rPr>
-          <w:rFonts w:ascii="Times New Roman" w:hAnsi="Times New Roman" w:cs="Times New Roman"/>
-          <w:sz w:val="24"/>
-          <w:szCs w:val="24"/>
-        </w:rPr>
-        <w:t>La constipation distale concerne davantage la partie finale : côlon descendant, sigmoïde et rectum.</w:t>
-      </w:r>
-    </w:p>
-    <w:p>
-      <w:pPr>
-        <w:numPr>
-          <w:ilvl w:val="0"/>
-          <w:numId w:val="39"/>
-        </w:numPr>
-        <w:jc w:val="both"/>
-        <w:rPr>
-          <w:rFonts w:ascii="Times New Roman" w:hAnsi="Times New Roman" w:cs="Times New Roman"/>
-          <w:sz w:val="24"/>
-          <w:szCs w:val="24"/>
-        </w:rPr>
-      </w:pPr>
-      <w:r>
-        <w:rPr>
-          <w:rFonts w:ascii="Times New Roman" w:hAnsi="Times New Roman" w:cs="Times New Roman"/>
-          <w:sz w:val="24"/>
-          <w:szCs w:val="24"/>
-        </w:rPr>
-        <w:t>Cette distinction aide à mieux comprendre les symptômes ressentis.</w:t>
-      </w:r>
-    </w:p>
-    <w:p>
-      <w:pPr>
-        <w:numPr>
-          <w:ilvl w:val="0"/>
-          <w:numId w:val="39"/>
-        </w:numPr>
-        <w:jc w:val="both"/>
-        <w:rPr>
-          <w:rFonts w:ascii="Times New Roman" w:hAnsi="Times New Roman" w:cs="Times New Roman"/>
-          <w:sz w:val="24"/>
-          <w:szCs w:val="24"/>
-        </w:rPr>
-      </w:pPr>
-      <w:r>
-        <w:rPr>
-          <w:rFonts w:ascii="Times New Roman" w:hAnsi="Times New Roman" w:cs="Times New Roman"/>
-          <w:sz w:val="24"/>
-          <w:szCs w:val="24"/>
-        </w:rPr>
-        <w:t>Elle ne remplace pas un diagnostic médical lorsque les symptômes sont inhabituels ou persistants.</w:t>
-      </w:r>
-    </w:p>
-    <w:p>
-      <w:pPr>
-        <w:pStyle w:val="Heading3"/>
-        <w:keepNext/>
-        <w:keepLines/>
-        <w:ind w:left="348"/>
-        <w:jc w:val="both"/>
-        <w:rPr>
-          <w:rFonts w:ascii="Times New Roman" w:hAnsi="Times New Roman" w:cs="Times New Roman"/>
-          <w:b/>
-          <w:bCs/>
-          <w:sz w:val="24"/>
-          <w:szCs w:val="24"/>
-        </w:rPr>
-        <w:numPr>
-          <w:numId w:val="0"/>
-        </w:numPr>
-      </w:pPr>
-      <w:r>
-        <w:t>9.3.1. Constipation proximale : partie droite du côlon</w:t>
-      </w:r>
-    </w:p>
-    <w:p>
-      <w:pPr>
-        <w:numPr>
-          <w:ilvl w:val="0"/>
-          <w:numId w:val="40"/>
-        </w:numPr>
-        <w:jc w:val="both"/>
-        <w:rPr>
-          <w:rFonts w:ascii="Times New Roman" w:hAnsi="Times New Roman" w:cs="Times New Roman"/>
-          <w:sz w:val="24"/>
-          <w:szCs w:val="24"/>
-        </w:rPr>
-      </w:pPr>
-      <w:r>
-        <w:rPr>
-          <w:rFonts w:ascii="Times New Roman" w:hAnsi="Times New Roman" w:cs="Times New Roman"/>
-          <w:sz w:val="24"/>
-          <w:szCs w:val="24"/>
-        </w:rPr>
-        <w:t>Les selles ralentissent davantage au début du côlon.</w:t>
-      </w:r>
-    </w:p>
-    <w:p>
-      <w:pPr>
-        <w:numPr>
-          <w:ilvl w:val="0"/>
-          <w:numId w:val="40"/>
-        </w:numPr>
-        <w:jc w:val="both"/>
-        <w:rPr>
-          <w:rFonts w:ascii="Times New Roman" w:hAnsi="Times New Roman" w:cs="Times New Roman"/>
-          <w:sz w:val="24"/>
-          <w:szCs w:val="24"/>
-        </w:rPr>
-      </w:pPr>
-      <w:r>
-        <w:rPr>
-          <w:rFonts w:ascii="Times New Roman" w:hAnsi="Times New Roman" w:cs="Times New Roman"/>
-          <w:sz w:val="24"/>
-          <w:szCs w:val="24"/>
-        </w:rPr>
-        <w:t>La fosse iliaque droite peut être sensible chez certaines personnes.</w:t>
-      </w:r>
-    </w:p>
-    <w:p>
-      <w:pPr>
-        <w:numPr>
-          <w:ilvl w:val="0"/>
-          <w:numId w:val="40"/>
-        </w:numPr>
-        <w:jc w:val="both"/>
-        <w:rPr>
-          <w:rFonts w:ascii="Times New Roman" w:hAnsi="Times New Roman" w:cs="Times New Roman"/>
-          <w:sz w:val="24"/>
-          <w:szCs w:val="24"/>
-        </w:rPr>
-      </w:pPr>
-      <w:r>
-        <w:rPr>
-          <w:rFonts w:ascii="Times New Roman" w:hAnsi="Times New Roman" w:cs="Times New Roman"/>
-          <w:sz w:val="24"/>
-          <w:szCs w:val="24"/>
-        </w:rPr>
-        <w:t>La stagnation prolongée peut s’accompagner de ballonnements, de dyspepsie ou de mauvaise haleine.</w:t>
-      </w:r>
-    </w:p>
-    <w:p>
-      <w:pPr>
-        <w:numPr>
-          <w:ilvl w:val="0"/>
-          <w:numId w:val="40"/>
-        </w:numPr>
-        <w:jc w:val="both"/>
-        <w:rPr>
-          <w:rFonts w:ascii="Times New Roman" w:hAnsi="Times New Roman" w:cs="Times New Roman"/>
-          <w:sz w:val="24"/>
-          <w:szCs w:val="24"/>
-        </w:rPr>
-      </w:pPr>
-      <w:r>
-        <w:rPr>
-          <w:rFonts w:ascii="Times New Roman" w:hAnsi="Times New Roman" w:cs="Times New Roman"/>
-          <w:sz w:val="24"/>
-          <w:szCs w:val="24"/>
-        </w:rPr>
-        <w:t>Certaines personnes décrivent aussi des céphalées ou une sensation de lourdeur.</w:t>
-      </w:r>
-    </w:p>
-    <w:p>
-      <w:pPr>
-        <w:numPr>
-          <w:ilvl w:val="0"/>
-          <w:numId w:val="40"/>
-        </w:numPr>
-        <w:jc w:val="both"/>
-        <w:rPr>
-          <w:rFonts w:ascii="Times New Roman" w:hAnsi="Times New Roman" w:cs="Times New Roman"/>
-          <w:sz w:val="24"/>
-          <w:szCs w:val="24"/>
-        </w:rPr>
-      </w:pPr>
-      <w:r>
-        <w:rPr>
-          <w:rFonts w:ascii="Times New Roman" w:hAnsi="Times New Roman" w:cs="Times New Roman"/>
-          <w:sz w:val="24"/>
-          <w:szCs w:val="24"/>
-        </w:rPr>
-        <w:t>Une alimentation adaptée, l’hydratation et l’activité physique font partie des premières mesures utiles.</w:t>
-      </w:r>
-    </w:p>
-    <w:p>
-      <w:pPr>
-        <w:pStyle w:val="Heading3"/>
-        <w:keepNext/>
-        <w:keepLines/>
-        <w:ind w:left="348"/>
-        <w:jc w:val="both"/>
-        <w:rPr>
-          <w:rFonts w:ascii="Times New Roman" w:hAnsi="Times New Roman" w:cs="Times New Roman"/>
-          <w:b/>
-          <w:bCs/>
-          <w:sz w:val="24"/>
-          <w:szCs w:val="24"/>
-          <w:lang w:val="en-US"/>
-        </w:rPr>
-        <w:numPr>
-          <w:numId w:val="0"/>
-        </w:numPr>
-      </w:pPr>
-      <w:r>
-        <w:t>9.3.2. Gastroparésie et réflexe gastro-colique</w:t>
-      </w:r>
-    </w:p>
-    <w:p>
-      <w:pPr>
-        <w:numPr>
-          <w:ilvl w:val="0"/>
-          <w:numId w:val="41"/>
-        </w:numPr>
-        <w:jc w:val="both"/>
-        <w:rPr>
-          <w:rFonts w:ascii="Times New Roman" w:hAnsi="Times New Roman" w:cs="Times New Roman"/>
-          <w:sz w:val="24"/>
-          <w:szCs w:val="24"/>
-        </w:rPr>
-      </w:pPr>
-      <w:r>
-        <w:rPr>
-          <w:rFonts w:ascii="Times New Roman" w:hAnsi="Times New Roman" w:cs="Times New Roman"/>
-          <w:sz w:val="24"/>
-          <w:szCs w:val="24"/>
-        </w:rPr>
-        <w:t>Le réflexe gastro-colique est l’envie d’aller à la selle après un repas.</w:t>
-      </w:r>
-    </w:p>
-    <w:p>
-      <w:pPr>
-        <w:numPr>
-          <w:ilvl w:val="0"/>
-          <w:numId w:val="41"/>
-        </w:numPr>
-        <w:jc w:val="both"/>
-        <w:rPr>
-          <w:rFonts w:ascii="Times New Roman" w:hAnsi="Times New Roman" w:cs="Times New Roman"/>
-          <w:sz w:val="24"/>
-          <w:szCs w:val="24"/>
-        </w:rPr>
-      </w:pPr>
-      <w:r>
-        <w:rPr>
-          <w:rFonts w:ascii="Times New Roman" w:hAnsi="Times New Roman" w:cs="Times New Roman"/>
-          <w:sz w:val="24"/>
-          <w:szCs w:val="24"/>
-        </w:rPr>
-        <w:t>Il est souvent plus marqué le matin, après le petit-déjeuner.</w:t>
-      </w:r>
-    </w:p>
-    <w:p>
-      <w:pPr>
-        <w:numPr>
-          <w:ilvl w:val="0"/>
-          <w:numId w:val="41"/>
-        </w:numPr>
-        <w:jc w:val="both"/>
-        <w:rPr>
-          <w:rFonts w:ascii="Times New Roman" w:hAnsi="Times New Roman" w:cs="Times New Roman"/>
-          <w:sz w:val="24"/>
-          <w:szCs w:val="24"/>
-        </w:rPr>
-      </w:pPr>
-      <w:r>
-        <w:rPr>
-          <w:rFonts w:ascii="Times New Roman" w:hAnsi="Times New Roman" w:cs="Times New Roman"/>
-          <w:sz w:val="24"/>
-          <w:szCs w:val="24"/>
-        </w:rPr>
-        <w:t>Lorsque l’estomac se vide lentement, ce réflexe peut être moins efficace.</w:t>
-      </w:r>
-    </w:p>
-    <w:p>
-      <w:pPr>
-        <w:numPr>
-          <w:ilvl w:val="0"/>
-          <w:numId w:val="41"/>
-        </w:numPr>
-        <w:jc w:val="both"/>
-        <w:rPr>
-          <w:rFonts w:ascii="Times New Roman" w:hAnsi="Times New Roman" w:cs="Times New Roman"/>
-          <w:sz w:val="24"/>
-          <w:szCs w:val="24"/>
-        </w:rPr>
-      </w:pPr>
-      <w:r>
-        <w:rPr>
-          <w:rFonts w:ascii="Times New Roman" w:hAnsi="Times New Roman" w:cs="Times New Roman"/>
-          <w:sz w:val="24"/>
-          <w:szCs w:val="24"/>
-        </w:rPr>
-        <w:t>Cela peut contribuer à un transit plus lent.</w:t>
-      </w:r>
-    </w:p>
-    <w:p>
-      <w:pPr>
-        <w:numPr>
-          <w:ilvl w:val="0"/>
-          <w:numId w:val="41"/>
-        </w:numPr>
-        <w:jc w:val="both"/>
-        <w:rPr>
-          <w:rFonts w:ascii="Times New Roman" w:hAnsi="Times New Roman" w:cs="Times New Roman"/>
-          <w:sz w:val="24"/>
-          <w:szCs w:val="24"/>
-        </w:rPr>
-      </w:pPr>
-      <w:r>
-        <w:rPr>
-          <w:rFonts w:ascii="Times New Roman" w:hAnsi="Times New Roman" w:cs="Times New Roman"/>
-          <w:sz w:val="24"/>
-          <w:szCs w:val="24"/>
-        </w:rPr>
-        <w:t>Les troubles hépato-biliaires ou pancréatiques peuvent aussi influencer la digestion et le transit.</w:t>
-      </w:r>
-    </w:p>
-    <w:p>
-      <w:pPr>
-        <w:pStyle w:val="Heading3"/>
-        <w:keepNext/>
-        <w:keepLines/>
-        <w:ind w:left="348"/>
-        <w:jc w:val="both"/>
-        <w:rPr>
-          <w:rFonts w:ascii="Times New Roman" w:hAnsi="Times New Roman" w:cs="Times New Roman"/>
-          <w:b/>
-          <w:bCs/>
-          <w:sz w:val="24"/>
-          <w:szCs w:val="24"/>
-          <w:lang w:val="en-US"/>
-        </w:rPr>
-        <w:numPr>
-          <w:numId w:val="0"/>
-        </w:numPr>
-      </w:pPr>
-      <w:r>
-        <w:t>9.3.3. Contrôle systémique du transit</w:t>
-      </w:r>
-    </w:p>
-    <w:p>
-      <w:pPr>
-        <w:numPr>
-          <w:ilvl w:val="0"/>
-          <w:numId w:val="42"/>
-        </w:numPr>
-        <w:jc w:val="both"/>
-        <w:rPr>
-          <w:rFonts w:ascii="Times New Roman" w:hAnsi="Times New Roman" w:cs="Times New Roman"/>
-          <w:sz w:val="24"/>
-          <w:szCs w:val="24"/>
-        </w:rPr>
-      </w:pPr>
-      <w:r>
-        <w:rPr>
-          <w:rFonts w:ascii="Times New Roman" w:hAnsi="Times New Roman" w:cs="Times New Roman"/>
-          <w:sz w:val="24"/>
-          <w:szCs w:val="24"/>
-        </w:rPr>
-        <w:t>Le cerveau, le stress et le système digestif communiquent en permanence.</w:t>
-      </w:r>
-    </w:p>
-    <w:p>
-      <w:pPr>
-        <w:numPr>
-          <w:ilvl w:val="0"/>
-          <w:numId w:val="42"/>
-        </w:numPr>
-        <w:jc w:val="both"/>
-        <w:rPr>
-          <w:rFonts w:ascii="Times New Roman" w:hAnsi="Times New Roman" w:cs="Times New Roman"/>
-          <w:sz w:val="24"/>
-          <w:szCs w:val="24"/>
-        </w:rPr>
-      </w:pPr>
-      <w:r>
-        <w:rPr>
-          <w:rFonts w:ascii="Times New Roman" w:hAnsi="Times New Roman" w:cs="Times New Roman"/>
-          <w:sz w:val="24"/>
-          <w:szCs w:val="24"/>
-        </w:rPr>
-        <w:t>Le stress peut freiner directement les mouvements de l’intestin.</w:t>
-      </w:r>
-    </w:p>
-    <w:p>
-      <w:pPr>
-        <w:numPr>
-          <w:ilvl w:val="0"/>
-          <w:numId w:val="42"/>
-        </w:numPr>
-        <w:jc w:val="both"/>
-        <w:rPr>
-          <w:rFonts w:ascii="Times New Roman" w:hAnsi="Times New Roman" w:cs="Times New Roman"/>
-          <w:sz w:val="24"/>
-          <w:szCs w:val="24"/>
-        </w:rPr>
-      </w:pPr>
-      <w:r>
-        <w:rPr>
-          <w:rFonts w:ascii="Times New Roman" w:hAnsi="Times New Roman" w:cs="Times New Roman"/>
-          <w:sz w:val="24"/>
-          <w:szCs w:val="24"/>
-        </w:rPr>
-        <w:t>L’estomac participe au déclenchement du réflexe gastro-colique.</w:t>
-      </w:r>
-    </w:p>
-    <w:p>
-      <w:pPr>
-        <w:numPr>
-          <w:ilvl w:val="0"/>
-          <w:numId w:val="42"/>
-        </w:numPr>
-        <w:jc w:val="both"/>
-        <w:rPr>
-          <w:rFonts w:ascii="Times New Roman" w:hAnsi="Times New Roman" w:cs="Times New Roman"/>
-          <w:sz w:val="24"/>
-          <w:szCs w:val="24"/>
-        </w:rPr>
-      </w:pPr>
-      <w:r>
-        <w:rPr>
-          <w:rFonts w:ascii="Times New Roman" w:hAnsi="Times New Roman" w:cs="Times New Roman"/>
-          <w:sz w:val="24"/>
-          <w:szCs w:val="24"/>
-        </w:rPr>
-        <w:t>La bile aide la digestion et soutient un transit intestinal fluide.</w:t>
-      </w:r>
-    </w:p>
-    <w:p>
-      <w:pPr>
-        <w:numPr>
-          <w:ilvl w:val="0"/>
-          <w:numId w:val="42"/>
-        </w:numPr>
-        <w:jc w:val="both"/>
-        <w:rPr>
-          <w:rFonts w:ascii="Times New Roman" w:hAnsi="Times New Roman" w:cs="Times New Roman"/>
-          <w:sz w:val="24"/>
-          <w:szCs w:val="24"/>
-        </w:rPr>
-      </w:pPr>
-      <w:r>
-        <w:rPr>
-          <w:rFonts w:ascii="Times New Roman" w:hAnsi="Times New Roman" w:cs="Times New Roman"/>
-          <w:sz w:val="24"/>
-          <w:szCs w:val="24"/>
-        </w:rPr>
-        <w:t>Le foie, la vésicule biliaire et le pancréas participent donc à l’équilibre digestif global.</w:t>
-      </w:r>
-    </w:p>
-    <w:p>
-      <w:pPr>
-        <w:pStyle w:val="Heading3"/>
-        <w:keepNext/>
-        <w:keepLines/>
-        <w:ind w:left="348"/>
-        <w:jc w:val="both"/>
-        <w:rPr>
-          <w:rFonts w:ascii="Times New Roman" w:hAnsi="Times New Roman" w:cs="Times New Roman"/>
-          <w:b/>
-          <w:bCs/>
-          <w:sz w:val="24"/>
-          <w:szCs w:val="24"/>
-        </w:rPr>
-        <w:numPr>
-          <w:numId w:val="0"/>
-        </w:numPr>
+          <w:sz w:val="24"/>
+          <w:szCs w:val="24"/>
+        </w:rPr>
       </w:pPr>
       <w:r>
         <w:t>9.3.4. Constipation distale : partie gauche du côlon</w:t>
@@ -7661,20 +5738,13 @@
     <w:p>
       <w:pPr>
         <w:pStyle w:val="Heading2"/>
-        <w:keepNext/>
-        <w:keepLines/>
         <w:ind w:left="348"/>
         <w:jc w:val="both"/>
         <w:rPr>
           <w:rFonts w:ascii="Times New Roman" w:hAnsi="Times New Roman" w:cs="Times New Roman"/>
-          <w:b/>
-          <w:bCs/>
-          <w:sz w:val="24"/>
-          <w:szCs w:val="24"/>
-        </w:rPr>
-        <w:numPr>
-          <w:numId w:val="0"/>
-        </w:numPr>
+          <w:sz w:val="24"/>
+          <w:szCs w:val="24"/>
+        </w:rPr>
       </w:pPr>
       <w:r>
         <w:t>9.4. Épreinte et ténesme</w:t>
@@ -7793,21 +5863,14 @@
     <w:p>
       <w:pPr>
         <w:pStyle w:val="Heading2"/>
-        <w:keepNext/>
-        <w:keepLines/>
         <w:ind w:left="348"/>
         <w:jc w:val="both"/>
         <w:rPr>
           <w:rFonts w:ascii="Times New Roman" w:hAnsi="Times New Roman" w:cs="Times New Roman"/>
-          <w:b/>
-          <w:bCs/>
           <w:sz w:val="24"/>
           <w:szCs w:val="24"/>
           <w:lang w:val="en-US"/>
         </w:rPr>
-        <w:numPr>
-          <w:numId w:val="0"/>
-        </w:numPr>
       </w:pPr>
       <w:r>
         <w:t>9.5. Complications mécaniques possibles</w:t>
@@ -7948,20 +6011,13 @@
     <w:p>
       <w:pPr>
         <w:pStyle w:val="Heading2"/>
-        <w:keepNext/>
-        <w:keepLines/>
         <w:ind w:left="348"/>
         <w:jc w:val="both"/>
         <w:rPr>
           <w:rFonts w:ascii="Times New Roman" w:hAnsi="Times New Roman" w:cs="Times New Roman"/>
-          <w:b/>
-          <w:bCs/>
-          <w:sz w:val="24"/>
-          <w:szCs w:val="24"/>
-        </w:rPr>
-        <w:numPr>
-          <w:numId w:val="0"/>
-        </w:numPr>
+          <w:sz w:val="24"/>
+          <w:szCs w:val="24"/>
+        </w:rPr>
       </w:pPr>
       <w:r>
         <w:t>9.6. Principaux types de colopathies</w:t>
@@ -8096,29 +6152,22 @@
           <w:sz w:val="24"/>
           <w:szCs w:val="24"/>
         </w:rPr>
+        <w:t>Le diagnostic repose sur les symptômes, l’examen clinique et l’exclusion d’une maladie organique.</w:t>
+      </w:r>
+    </w:p>
+    <w:p>
+      <w:pPr>
+        <w:pStyle w:val="Heading2"/>
+        <w:ind w:left="348"/>
+        <w:jc w:val="both"/>
+        <w:rPr>
+          <w:rFonts w:ascii="Times New Roman" w:hAnsi="Times New Roman" w:cs="Times New Roman"/>
+          <w:sz w:val="24"/>
+          <w:szCs w:val="24"/>
+        </w:rPr>
+      </w:pPr>
+      <w:r>
         <w:lastRenderedPageBreak/>
-        <w:t>Le diagnostic repose sur les symptômes, l’examen clinique et l’exclusion d’une maladie organique.</w:t>
-      </w:r>
-    </w:p>
-    <w:p>
-      <w:pPr>
-        <w:pStyle w:val="Heading2"/>
-        <w:keepNext/>
-        <w:keepLines/>
-        <w:ind w:left="348"/>
-        <w:jc w:val="both"/>
-        <w:rPr>
-          <w:rFonts w:ascii="Times New Roman" w:hAnsi="Times New Roman" w:cs="Times New Roman"/>
-          <w:b/>
-          <w:bCs/>
-          <w:sz w:val="24"/>
-          <w:szCs w:val="24"/>
-        </w:rPr>
-        <w:numPr>
-          <w:numId w:val="0"/>
-        </w:numPr>
-      </w:pPr>
-      <w:r>
         <w:t>9.7. Cercle vicieux de la colopathie fonctionnelle</w:t>
       </w:r>
     </w:p>
@@ -8257,11 +6306,6 @@
     <w:p>
       <w:pPr>
         <w:pStyle w:val="Heading1"/>
-        <w:keepNext/>
-        <w:keepLines/>
-        <w:numPr>
-          <w:numId w:val="0"/>
-        </w:numPr>
         <w:rPr>
           <w:rFonts w:ascii="Times New Roman" w:hAnsi="Times New Roman" w:cs="Times New Roman"/>
           <w:sz w:val="24"/>
@@ -8291,15 +6335,7 @@
           <w:sz w:val="24"/>
           <w:szCs w:val="24"/>
         </w:rPr>
-        <w:t>Vertèbres L1 et L2</w:t>
-      </w:r>
-      <w:r>
-        <w:rPr>
-          <w:rFonts w:ascii="Times New Roman" w:hAnsi="Times New Roman" w:cs="Times New Roman"/>
-          <w:sz w:val="24"/>
-          <w:szCs w:val="24"/>
-        </w:rPr>
-        <w:t> ;</w:t>
+        <w:t>Vertèbres L1 et L2 ;</w:t>
       </w:r>
     </w:p>
     <w:p>
@@ -8338,25 +6374,12 @@
           <w:sz w:val="24"/>
           <w:szCs w:val="24"/>
         </w:rPr>
-        <w:t>Gonalgies</w:t>
-      </w:r>
-      <w:r>
-        <w:rPr>
-          <w:rFonts w:ascii="Times New Roman" w:hAnsi="Times New Roman" w:cs="Times New Roman"/>
-          <w:sz w:val="24"/>
-          <w:szCs w:val="24"/>
-        </w:rPr>
-        <w:t>.</w:t>
+        <w:t>Gonalgies.</w:t>
       </w:r>
     </w:p>
     <w:p>
       <w:pPr>
         <w:pStyle w:val="Heading1"/>
-        <w:keepNext/>
-        <w:keepLines/>
-        <w:numPr>
-          <w:numId w:val="0"/>
-        </w:numPr>
         <w:rPr>
           <w:rFonts w:ascii="Times New Roman" w:hAnsi="Times New Roman" w:cs="Times New Roman"/>
           <w:sz w:val="24"/>
@@ -8385,11 +6408,6 @@
     <w:p>
       <w:pPr>
         <w:pStyle w:val="Heading1"/>
-        <w:keepNext/>
-        <w:keepLines/>
-        <w:numPr>
-          <w:numId w:val="0"/>
-        </w:numPr>
         <w:rPr>
           <w:rFonts w:ascii="Times New Roman" w:hAnsi="Times New Roman" w:cs="Times New Roman"/>
           <w:sz w:val="24"/>
@@ -8419,15 +6437,7 @@
           <w:sz w:val="24"/>
           <w:szCs w:val="24"/>
         </w:rPr>
-        <w:t>Importance de bien s’hydrater : boire de l’eau en petite quantité mais souv</w:t>
-      </w:r>
-      <w:r>
-        <w:rPr>
-          <w:rFonts w:ascii="Times New Roman" w:hAnsi="Times New Roman" w:cs="Times New Roman"/>
-          <w:sz w:val="24"/>
-          <w:szCs w:val="24"/>
-        </w:rPr>
-        <w:t>ent ;</w:t>
+        <w:t>Importance de bien s’hydrater : boire de l’eau en petite quantité mais souvent ;</w:t>
       </w:r>
     </w:p>
     <w:p>
@@ -8449,15 +6459,7 @@
           <w:sz w:val="24"/>
           <w:szCs w:val="24"/>
         </w:rPr>
-        <w:t>Privilégier les aliments riches en fibres</w:t>
-      </w:r>
-      <w:r>
-        <w:rPr>
-          <w:rFonts w:ascii="Times New Roman" w:hAnsi="Times New Roman" w:cs="Times New Roman"/>
-          <w:sz w:val="24"/>
-          <w:szCs w:val="24"/>
-        </w:rPr>
-        <w:t> ;</w:t>
+        <w:t>Privilégier les aliments riches en fibres ;</w:t>
       </w:r>
     </w:p>
     <w:p>
@@ -8479,15 +6481,7 @@
           <w:sz w:val="24"/>
           <w:szCs w:val="24"/>
         </w:rPr>
-        <w:t>Réduire les protéines animales</w:t>
-      </w:r>
-      <w:r>
-        <w:rPr>
-          <w:rFonts w:ascii="Times New Roman" w:hAnsi="Times New Roman" w:cs="Times New Roman"/>
-          <w:sz w:val="24"/>
-          <w:szCs w:val="24"/>
-        </w:rPr>
-        <w:t> ;</w:t>
+        <w:t>Réduire les protéines animales ;</w:t>
       </w:r>
     </w:p>
     <w:p>
@@ -8509,15 +6503,7 @@
           <w:sz w:val="24"/>
           <w:szCs w:val="24"/>
         </w:rPr>
-        <w:t>Ne pas retarder le moment d’aller à la selle</w:t>
-      </w:r>
-      <w:r>
-        <w:rPr>
-          <w:rFonts w:ascii="Times New Roman" w:hAnsi="Times New Roman" w:cs="Times New Roman"/>
-          <w:sz w:val="24"/>
-          <w:szCs w:val="24"/>
-        </w:rPr>
-        <w:t> ;</w:t>
+        <w:t>Ne pas retarder le moment d’aller à la selle ;</w:t>
       </w:r>
     </w:p>
     <w:p>
@@ -8539,15 +6525,7 @@
           <w:sz w:val="24"/>
           <w:szCs w:val="24"/>
         </w:rPr>
-        <w:t>Avoir une activité physique favorise le transit intestinal</w:t>
-      </w:r>
-      <w:r>
-        <w:rPr>
-          <w:rFonts w:ascii="Times New Roman" w:hAnsi="Times New Roman" w:cs="Times New Roman"/>
-          <w:sz w:val="24"/>
-          <w:szCs w:val="24"/>
-        </w:rPr>
-        <w:t>.</w:t>
+        <w:t>Avoir une activité physique favorise le transit intestinal.</w:t>
       </w:r>
     </w:p>
     <w:p>
@@ -8572,7 +6550,7 @@
     </w:p>
     <w:p>
       <w:pPr>
-        <w:shd w:fill="EEF5F5"/>
+        <w:shd w:val="clear" w:color="auto" w:fill="EEF5F5"/>
         <w:spacing w:before="80" w:after="100"/>
         <w:ind w:left="142" w:right="142"/>
       </w:pPr>
@@ -8583,7 +6561,7 @@
         <w:t xml:space="preserve">PRÉCISION MÉTHODOLOGIQUE - </w:t>
       </w:r>
       <w:r>
-        <w:t>Les localisations décrites dans la cartographie ROP constituent des repères cliniques. Elles ne correspondent pas à une projection anatomique directe du côlon, du rectum ou de leurs voies nerveuses sur le pied. Pour le côlon et le rectum, le protocole associe la zone spécifique du segment colorectal, la régulation neuro-végétative adaptée, le socle régional abdominal ou pelvien selon le territoire, puis l’intégration viscéro-somatique et l’axe cerveau-intestin.</w:t>
+        <w:t xml:space="preserve">Les localisations décrites dans la cartographie ROP constituent des repères cliniques. Elles ne correspondent pas à une projection anatomique directe du côlon, du rectum ou de leurs voies nerveuses sur le pied. </w:t>
       </w:r>
     </w:p>
     <w:p>
@@ -8591,14 +6569,12 @@
         <w:pStyle w:val="Heading2"/>
       </w:pPr>
       <w:r>
+        <w:lastRenderedPageBreak/>
         <w:t>13.1. Repères propres au côlon et au rectum</w:t>
       </w:r>
     </w:p>
     <w:p>
       <w:r>
-        <w:rPr>
-          <w:i w:val="0"/>
-        </w:rPr>
         <w:t>La cartographie doit permettre de suivre le cadre colique dans sa continuité plutôt que de considérer le côlon comme une zone unique.</w:t>
       </w:r>
     </w:p>
@@ -8609,10 +6585,7 @@
         <w:ind w:left="255" w:hanging="142"/>
       </w:pPr>
       <w:r>
-        <w:t xml:space="preserve">• </w:t>
-      </w:r>
-      <w:r>
-        <w:t>Cæcum et jonction iléo-cæcale.</w:t>
+        <w:t>• Cæcum et jonction iléo-cæcale.</w:t>
       </w:r>
     </w:p>
     <w:p>
@@ -8622,10 +6595,7 @@
         <w:ind w:left="255" w:hanging="142"/>
       </w:pPr>
       <w:r>
-        <w:t xml:space="preserve">• </w:t>
-      </w:r>
-      <w:r>
-        <w:t>Côlon ascendant.</w:t>
+        <w:t>• Côlon ascendant.</w:t>
       </w:r>
     </w:p>
     <w:p>
@@ -8635,10 +6605,7 @@
         <w:ind w:left="255" w:hanging="142"/>
       </w:pPr>
       <w:r>
-        <w:t xml:space="preserve">• </w:t>
-      </w:r>
-      <w:r>
-        <w:t>Angle colique droit.</w:t>
+        <w:t>• Angle colique droit.</w:t>
       </w:r>
     </w:p>
     <w:p>
@@ -8648,10 +6615,7 @@
         <w:ind w:left="255" w:hanging="142"/>
       </w:pPr>
       <w:r>
-        <w:t xml:space="preserve">• </w:t>
-      </w:r>
-      <w:r>
-        <w:t>Côlon transverse.</w:t>
+        <w:t>• Côlon transverse.</w:t>
       </w:r>
     </w:p>
     <w:p>
@@ -8661,10 +6625,7 @@
         <w:ind w:left="255" w:hanging="142"/>
       </w:pPr>
       <w:r>
-        <w:t xml:space="preserve">• </w:t>
-      </w:r>
-      <w:r>
-        <w:t>Angle colique gauche.</w:t>
+        <w:t>• Angle colique gauche.</w:t>
       </w:r>
     </w:p>
     <w:p>
@@ -8674,10 +6635,7 @@
         <w:ind w:left="255" w:hanging="142"/>
       </w:pPr>
       <w:r>
-        <w:t xml:space="preserve">• </w:t>
-      </w:r>
-      <w:r>
-        <w:t>Côlon descendant.</w:t>
+        <w:t>• Côlon descendant.</w:t>
       </w:r>
     </w:p>
     <w:p>
@@ -8687,10 +6645,7 @@
         <w:ind w:left="255" w:hanging="142"/>
       </w:pPr>
       <w:r>
-        <w:t xml:space="preserve">• </w:t>
-      </w:r>
-      <w:r>
-        <w:t>Sigmoïde.</w:t>
+        <w:t>• Sigmoïde.</w:t>
       </w:r>
     </w:p>
     <w:p>
@@ -8700,17 +6655,11 @@
         <w:ind w:left="255" w:hanging="142"/>
       </w:pPr>
       <w:r>
-        <w:t xml:space="preserve">• </w:t>
-      </w:r>
-      <w:r>
-        <w:t>Rectum et canal anal.</w:t>
-      </w:r>
-    </w:p>
-    <w:p>
-      <w:r>
-        <w:rPr>
-          <w:i w:val="0"/>
-        </w:rPr>
+        <w:t>• Rectum et canal anal.</w:t>
+      </w:r>
+    </w:p>
+    <w:p>
+      <w:r>
         <w:t>Les coordonnées podales détaillées doivent reprendre la cartographie validée de la méthode lorsqu’elle est disponible ; elles ne sont pas redéfinies ici à partir de l’anatomie seule.</w:t>
       </w:r>
     </w:p>
@@ -8724,9 +6673,6 @@
     </w:p>
     <w:p>
       <w:r>
-        <w:rPr>
-          <w:i w:val="0"/>
-        </w:rPr>
         <w:t>Pour le côlon, le Niveau 1 est optionnel mais pertinent lorsque le tableau comporte un stress important, une hypervigilance digestive, un syndrome de l’intestin irritable, des troubles fonctionnels entretenus par l’anxiété, ou une perturbation du réflexe de défécation et de la perception rectale.</w:t>
       </w:r>
     </w:p>
@@ -8737,10 +6683,7 @@
         <w:ind w:left="255" w:hanging="142"/>
       </w:pPr>
       <w:r>
-        <w:t xml:space="preserve">• </w:t>
-      </w:r>
-      <w:r>
-        <w:t>Zones réflexes occipitales.</w:t>
+        <w:t>• Zones réflexes occipitales.</w:t>
       </w:r>
     </w:p>
     <w:p>
@@ -8750,10 +6693,7 @@
         <w:ind w:left="255" w:hanging="142"/>
       </w:pPr>
       <w:r>
-        <w:t xml:space="preserve">• </w:t>
-      </w:r>
-      <w:r>
-        <w:t>Tronc cérébral et centres d’intégration.</w:t>
+        <w:t>• Tronc cérébral et centres d’intégration.</w:t>
       </w:r>
     </w:p>
     <w:p>
@@ -8763,10 +6703,7 @@
         <w:ind w:left="255" w:hanging="142"/>
       </w:pPr>
       <w:r>
-        <w:t xml:space="preserve">• </w:t>
-      </w:r>
-      <w:r>
-        <w:t>Diencéphale, notamment hypothalamus.</w:t>
+        <w:t>• Diencéphale, notamment hypothalamus.</w:t>
       </w:r>
     </w:p>
     <w:p>
@@ -8776,10 +6713,7 @@
         <w:ind w:left="255" w:hanging="142"/>
       </w:pPr>
       <w:r>
-        <w:t xml:space="preserve">• </w:t>
-      </w:r>
-      <w:r>
-        <w:t>Réseaux centraux impliqués dans l’interoception et la modulation descendante.</w:t>
+        <w:t>• Réseaux centraux impliqués dans l’interoception et la modulation descendante.</w:t>
       </w:r>
     </w:p>
     <w:p>
@@ -8796,7 +6730,171 @@
     </w:p>
     <w:p>
       <w:pPr>
-        <w:shd w:fill="F3EEE4"/>
+        <w:pStyle w:val="Heading2"/>
+      </w:pPr>
+      <w:r>
+        <w:t>13.3. Niveau 2 - Régulation neuro-végétative et adaptation</w:t>
+      </w:r>
+    </w:p>
+    <w:p>
+      <w:r>
+        <w:t>Le côlon présente deux grands territoires parasympathiques. La lecture ROP doit donc distinguer le côlon proximal du côlon distal, du sigmoïde et du rectum.</w:t>
+      </w:r>
+    </w:p>
+    <w:p>
+      <w:pPr>
+        <w:spacing w:before="120" w:after="60"/>
+      </w:pPr>
+      <w:r>
+        <w:rPr>
+          <w:b/>
+        </w:rPr>
+        <w:t>13.3.1. Côlon proximal</w:t>
+      </w:r>
+    </w:p>
+    <w:p>
+      <w:r>
+        <w:t>Selon les tests, la lecture peut intégrer :</w:t>
+      </w:r>
+    </w:p>
+    <w:p>
+      <w:pPr>
+        <w:pStyle w:val="ListParagraph"/>
+        <w:spacing w:after="30"/>
+        <w:ind w:left="255" w:hanging="142"/>
+      </w:pPr>
+      <w:r>
+        <w:t>• Nerf vague.</w:t>
+      </w:r>
+    </w:p>
+    <w:p>
+      <w:pPr>
+        <w:pStyle w:val="ListParagraph"/>
+        <w:spacing w:after="30"/>
+        <w:ind w:left="255" w:hanging="142"/>
+      </w:pPr>
+      <w:r>
+        <w:t>• Voies sympathiques thoraco-lombaires.</w:t>
+      </w:r>
+    </w:p>
+    <w:p>
+      <w:pPr>
+        <w:pStyle w:val="ListParagraph"/>
+        <w:spacing w:after="30"/>
+        <w:ind w:left="255" w:hanging="142"/>
+      </w:pPr>
+      <w:r>
+        <w:t>• Plexus mésentérique supérieur.</w:t>
+      </w:r>
+    </w:p>
+    <w:p>
+      <w:pPr>
+        <w:pStyle w:val="ListParagraph"/>
+        <w:spacing w:after="30"/>
+        <w:ind w:left="255" w:hanging="142"/>
+      </w:pPr>
+      <w:r>
+        <w:t>• Interface SNA-SNE.</w:t>
+      </w:r>
+    </w:p>
+    <w:p>
+      <w:pPr>
+        <w:spacing w:before="120" w:after="60"/>
+      </w:pPr>
+      <w:r>
+        <w:rPr>
+          <w:b/>
+        </w:rPr>
+        <w:t>13.3.2. Côlon distal, sigmoïde et rectum</w:t>
+      </w:r>
+    </w:p>
+    <w:p>
+      <w:r>
+        <w:t>Selon les tests, la lecture peut intégrer :</w:t>
+      </w:r>
+    </w:p>
+    <w:p>
+      <w:pPr>
+        <w:pStyle w:val="ListParagraph"/>
+        <w:spacing w:after="30"/>
+        <w:ind w:left="255" w:hanging="142"/>
+      </w:pPr>
+      <w:r>
+        <w:t>• Parasympathique pelvien S2-S4.</w:t>
+      </w:r>
+    </w:p>
+    <w:p>
+      <w:pPr>
+        <w:pStyle w:val="ListParagraph"/>
+        <w:spacing w:after="30"/>
+        <w:ind w:left="255" w:hanging="142"/>
+      </w:pPr>
+      <w:r>
+        <w:t>• Voies sympathiques thoraco-lombaires basses.</w:t>
+      </w:r>
+    </w:p>
+    <w:p>
+      <w:pPr>
+        <w:pStyle w:val="ListParagraph"/>
+        <w:spacing w:after="30"/>
+        <w:ind w:left="255" w:hanging="142"/>
+      </w:pPr>
+      <w:r>
+        <w:t>• Plexus mésentérique inférieur.</w:t>
+      </w:r>
+    </w:p>
+    <w:p>
+      <w:pPr>
+        <w:pStyle w:val="ListParagraph"/>
+        <w:spacing w:after="30"/>
+        <w:ind w:left="255" w:hanging="142"/>
+      </w:pPr>
+      <w:r>
+        <w:t>• Plexus hypogastrique supérieur et nerfs hypogastriques.</w:t>
+      </w:r>
+    </w:p>
+    <w:p>
+      <w:pPr>
+        <w:pStyle w:val="ListParagraph"/>
+        <w:spacing w:after="30"/>
+        <w:ind w:left="255" w:hanging="142"/>
+      </w:pPr>
+      <w:r>
+        <w:t>• Plexus hypogastrique inférieur pour le territoire rectal et pelvien.</w:t>
+      </w:r>
+    </w:p>
+    <w:p>
+      <w:pPr>
+        <w:spacing w:before="120" w:after="60"/>
+      </w:pPr>
+      <w:r>
+        <w:rPr>
+          <w:b/>
+        </w:rPr>
+        <w:t>13.3.3. Zone de transition de Cannon-Böhm</w:t>
+      </w:r>
+    </w:p>
+    <w:p>
+      <w:r>
+        <w:lastRenderedPageBreak/>
+        <w:t>La zone de Cannon-Böhm peut être conservée comme repère de transition fonctionnelle entre les territoires parasympathiques proximal et distal, sans la présenter comme un point anatomique absolument fixe.</w:t>
+      </w:r>
+    </w:p>
+    <w:p>
+      <w:pPr>
+        <w:spacing w:after="80"/>
+      </w:pPr>
+      <w:r>
+        <w:rPr>
+          <w:i/>
+          <w:color w:val="5E666A"/>
+        </w:rPr>
+        <w:t>Cf. chapitre 4 - Système nerveux autonome.</w:t>
+      </w:r>
+    </w:p>
+    <w:p>
+      <w:pPr>
+        <w:shd w:val="clear" w:color="auto" w:fill="F3EEE4"/>
         <w:spacing w:before="80" w:after="100"/>
         <w:ind w:left="142" w:right="142"/>
       </w:pPr>
@@ -8807,7 +6905,7 @@
         <w:t xml:space="preserve">INTÉRÊT EN ROP - </w:t>
       </w:r>
       <w:r>
-        <w:t>Le Niveau 1 prend surtout son intérêt dans les troubles fonctionnels dans lesquels perception digestive, stress et contrôle central interagissent. Il ne suppose pas une action podale directe sur une structure cérébrale déterminée.</w:t>
+        <w:t>Le Niveau 2 ne vise pas à stimuler isolément le vague ou le parasympathique pelvien. Il vise à accompagner la coordination autonome du transit, de la motricité, des sécrétions et de la défécation.</w:t>
       </w:r>
     </w:p>
     <w:p>
@@ -8815,15 +6913,12 @@
         <w:pStyle w:val="Heading2"/>
       </w:pPr>
       <w:r>
-        <w:t>13.3. Niveau 2 - Régulation neuro-végétative et adaptation</w:t>
-      </w:r>
-    </w:p>
-    <w:p>
-      <w:r>
-        <w:rPr>
-          <w:i w:val="0"/>
-        </w:rPr>
-        <w:t>Le côlon présente deux grands territoires parasympathiques. La lecture ROP doit donc distinguer le côlon proximal du côlon distal, du sigmoïde et du rectum.</w:t>
+        <w:t>13.4. Niveau 3 - Régulation viscérale loco-régionale</w:t>
+      </w:r>
+    </w:p>
+    <w:p>
+      <w:r>
+        <w:t>C’est le niveau principal du protocole colorectal. Le socle régional change selon le segment concerné.</w:t>
       </w:r>
     </w:p>
     <w:p>
@@ -8833,17 +6928,8 @@
       <w:r>
         <w:rPr>
           <w:b/>
-          <w:sz w:val="22"/>
-        </w:rPr>
-        <w:t>13.3.1. Côlon proximal</w:t>
-      </w:r>
-    </w:p>
-    <w:p>
-      <w:r>
-        <w:rPr>
-          <w:i w:val="0"/>
-        </w:rPr>
-        <w:t>Selon les tests, la lecture peut intégrer :</w:t>
+        </w:rPr>
+        <w:t>13.4.1. Côlon droit</w:t>
       </w:r>
     </w:p>
     <w:p>
@@ -8853,10 +6939,7 @@
         <w:ind w:left="255" w:hanging="142"/>
       </w:pPr>
       <w:r>
-        <w:t xml:space="preserve">• </w:t>
-      </w:r>
-      <w:r>
-        <w:t>Nerf vague.</w:t>
+        <w:t>• Cæcum et jonction iléo-cæcale.</w:t>
       </w:r>
     </w:p>
     <w:p>
@@ -8866,10 +6949,7 @@
         <w:ind w:left="255" w:hanging="142"/>
       </w:pPr>
       <w:r>
-        <w:t xml:space="preserve">• </w:t>
-      </w:r>
-      <w:r>
-        <w:t>Voies sympathiques thoraco-lombaires.</w:t>
+        <w:t>• Côlon ascendant.</w:t>
       </w:r>
     </w:p>
     <w:p>
@@ -8879,10 +6959,7 @@
         <w:ind w:left="255" w:hanging="142"/>
       </w:pPr>
       <w:r>
-        <w:t xml:space="preserve">• </w:t>
-      </w:r>
-      <w:r>
-        <w:t>Plexus mésentérique supérieur.</w:t>
+        <w:t>• Angle colique droit.</w:t>
       </w:r>
     </w:p>
     <w:p>
@@ -8892,10 +6969,19 @@
         <w:ind w:left="255" w:hanging="142"/>
       </w:pPr>
       <w:r>
-        <w:t xml:space="preserve">• </w:t>
-      </w:r>
-      <w:r>
-        <w:t>Interface SNA-SNE.</w:t>
+        <w:t>• Rapports avec l’iléon, le rein droit, le foie et le diaphragme selon les tests.</w:t>
+      </w:r>
+    </w:p>
+    <w:p>
+      <w:pPr>
+        <w:spacing w:after="80"/>
+      </w:pPr>
+      <w:r>
+        <w:rPr>
+          <w:i/>
+          <w:color w:val="5E666A"/>
+        </w:rPr>
+        <w:t>Module régional : cf. chapitre 7 - Socle régional abdominal et péritonéal.</w:t>
       </w:r>
     </w:p>
     <w:p>
@@ -8905,17 +6991,8 @@
       <w:r>
         <w:rPr>
           <w:b/>
-          <w:sz w:val="22"/>
-        </w:rPr>
-        <w:t>13.3.2. Côlon distal, sigmoïde et rectum</w:t>
-      </w:r>
-    </w:p>
-    <w:p>
-      <w:r>
-        <w:rPr>
-          <w:i w:val="0"/>
-        </w:rPr>
-        <w:t>Selon les tests, la lecture peut intégrer :</w:t>
+        </w:rPr>
+        <w:t>13.4.2. Côlon transverse</w:t>
       </w:r>
     </w:p>
     <w:p>
@@ -8925,10 +7002,7 @@
         <w:ind w:left="255" w:hanging="142"/>
       </w:pPr>
       <w:r>
-        <w:t xml:space="preserve">• </w:t>
-      </w:r>
-      <w:r>
-        <w:t>Parasympathique pelvien S2-S4.</w:t>
+        <w:t>• Côlon transverse.</w:t>
       </w:r>
     </w:p>
     <w:p>
@@ -8938,10 +7012,7 @@
         <w:ind w:left="255" w:hanging="142"/>
       </w:pPr>
       <w:r>
-        <w:t xml:space="preserve">• </w:t>
-      </w:r>
-      <w:r>
-        <w:t>Voies sympathiques thoraco-lombaires basses.</w:t>
+        <w:t>• Angles coliques droit et gauche.</w:t>
       </w:r>
     </w:p>
     <w:p>
@@ -8951,10 +7022,7 @@
         <w:ind w:left="255" w:hanging="142"/>
       </w:pPr>
       <w:r>
-        <w:t xml:space="preserve">• </w:t>
-      </w:r>
-      <w:r>
-        <w:t>Plexus mésentérique inférieur.</w:t>
+        <w:t>• Mésocôlon transverse.</w:t>
       </w:r>
     </w:p>
     <w:p>
@@ -8964,10 +7032,23 @@
         <w:ind w:left="255" w:hanging="142"/>
       </w:pPr>
       <w:r>
-        <w:t xml:space="preserve">• </w:t>
-      </w:r>
-      <w:r>
-        <w:t>Plexus hypogastrique supérieur et nerfs hypogastriques.</w:t>
+        <w:t>• Racine du mésocôlon transverse lorsqu’elle est pertinente.</w:t>
+      </w:r>
+    </w:p>
+    <w:p>
+      <w:r>
+        <w:t>La racine du mésocôlon transverse est utilisée comme complément régional de la zone colique, et non comme une étape systématique.</w:t>
+      </w:r>
+    </w:p>
+    <w:p>
+      <w:pPr>
+        <w:spacing w:before="120" w:after="60"/>
+      </w:pPr>
+      <w:r>
+        <w:rPr>
+          <w:b/>
+        </w:rPr>
+        <w:t>13.4.3. Côlon gauche et sigmoïde</w:t>
       </w:r>
     </w:p>
     <w:p>
@@ -8977,30 +7058,47 @@
         <w:ind w:left="255" w:hanging="142"/>
       </w:pPr>
       <w:r>
-        <w:t xml:space="preserve">• </w:t>
-      </w:r>
-      <w:r>
-        <w:t>Plexus hypogastrique inférieur pour le territoire rectal et pelvien.</w:t>
-      </w:r>
-    </w:p>
-    <w:p>
-      <w:pPr>
-        <w:spacing w:before="120" w:after="60"/>
-      </w:pPr>
-      <w:r>
-        <w:rPr>
-          <w:b/>
-          <w:sz w:val="22"/>
-        </w:rPr>
-        <w:t>13.3.3. Zone de transition de Cannon-Böhm</w:t>
-      </w:r>
-    </w:p>
-    <w:p>
-      <w:r>
-        <w:rPr>
-          <w:i w:val="0"/>
-        </w:rPr>
-        <w:t>La zone de Cannon-Böhm peut être conservée comme repère de transition fonctionnelle entre les territoires parasympathiques proximal et distal, sans la présenter comme un point anatomique absolument fixe.</w:t>
+        <w:t>• Angle colique gauche.</w:t>
+      </w:r>
+    </w:p>
+    <w:p>
+      <w:pPr>
+        <w:pStyle w:val="ListParagraph"/>
+        <w:spacing w:after="30"/>
+        <w:ind w:left="255" w:hanging="142"/>
+      </w:pPr>
+      <w:r>
+        <w:t>• Côlon descendant.</w:t>
+      </w:r>
+    </w:p>
+    <w:p>
+      <w:pPr>
+        <w:pStyle w:val="ListParagraph"/>
+        <w:spacing w:after="30"/>
+        <w:ind w:left="255" w:hanging="142"/>
+      </w:pPr>
+      <w:r>
+        <w:t>• Sigmoïde.</w:t>
+      </w:r>
+    </w:p>
+    <w:p>
+      <w:pPr>
+        <w:pStyle w:val="ListParagraph"/>
+        <w:spacing w:after="30"/>
+        <w:ind w:left="255" w:hanging="142"/>
+      </w:pPr>
+      <w:r>
+        <w:t>• Mésosigmoïde et ses racines selon les tests.</w:t>
+      </w:r>
+    </w:p>
+    <w:p>
+      <w:pPr>
+        <w:pStyle w:val="ListParagraph"/>
+        <w:spacing w:after="30"/>
+        <w:ind w:left="255" w:hanging="142"/>
+      </w:pPr>
+      <w:r>
+        <w:t>• Rapports avec le psoas gauche, le rein gauche et le pelvis lorsqu’ils sont pertinents.</w:t>
       </w:r>
     </w:p>
     <w:p>
@@ -9012,12 +7110,75 @@
           <w:i/>
           <w:color w:val="5E666A"/>
         </w:rPr>
-        <w:t>Cf. chapitre 4 - Système nerveux autonome.</w:t>
-      </w:r>
-    </w:p>
-    <w:p>
-      <w:pPr>
-        <w:shd w:fill="F3EEE4"/>
+        <w:t>Module régional : cf. chapitre 7 - Socle régional abdominal et péritonéal.</w:t>
+      </w:r>
+    </w:p>
+    <w:p>
+      <w:pPr>
+        <w:spacing w:before="120" w:after="60"/>
+      </w:pPr>
+      <w:r>
+        <w:rPr>
+          <w:b/>
+        </w:rPr>
+        <w:t>13.4.4. Rectum</w:t>
+      </w:r>
+    </w:p>
+    <w:p>
+      <w:pPr>
+        <w:pStyle w:val="ListParagraph"/>
+        <w:spacing w:after="30"/>
+        <w:ind w:left="255" w:hanging="142"/>
+      </w:pPr>
+      <w:r>
+        <w:t>• Ampoule rectale.</w:t>
+      </w:r>
+    </w:p>
+    <w:p>
+      <w:pPr>
+        <w:pStyle w:val="ListParagraph"/>
+        <w:spacing w:after="30"/>
+        <w:ind w:left="255" w:hanging="142"/>
+      </w:pPr>
+      <w:r>
+        <w:t>• Canal anal.</w:t>
+      </w:r>
+    </w:p>
+    <w:p>
+      <w:pPr>
+        <w:pStyle w:val="ListParagraph"/>
+        <w:spacing w:after="30"/>
+        <w:ind w:left="255" w:hanging="142"/>
+      </w:pPr>
+      <w:r>
+        <w:t>• Sphincter interne.</w:t>
+      </w:r>
+    </w:p>
+    <w:p>
+      <w:pPr>
+        <w:pStyle w:val="ListParagraph"/>
+        <w:spacing w:after="30"/>
+        <w:ind w:left="255" w:hanging="142"/>
+      </w:pPr>
+      <w:r>
+        <w:t>• Rapports avec le sacrum, le périnée et les organes pelviens.</w:t>
+      </w:r>
+    </w:p>
+    <w:p>
+      <w:pPr>
+        <w:spacing w:after="80"/>
+      </w:pPr>
+      <w:r>
+        <w:rPr>
+          <w:i/>
+          <w:color w:val="5E666A"/>
+        </w:rPr>
+        <w:t>Module régional : cf. chapitre 17 - Socle régional du Niveau 3 pelvien.</w:t>
+      </w:r>
+    </w:p>
+    <w:p>
+      <w:pPr>
+        <w:shd w:val="clear" w:color="auto" w:fill="F3EEE4"/>
         <w:spacing w:before="80" w:after="100"/>
         <w:ind w:left="142" w:right="142"/>
       </w:pPr>
@@ -9028,7 +7189,7 @@
         <w:t xml:space="preserve">INTÉRÊT EN ROP - </w:t>
       </w:r>
       <w:r>
-        <w:t>Le Niveau 2 ne vise pas à stimuler isolément le vague ou le parasympathique pelvien. Il vise à accompagner la coordination autonome du transit, de la motricité, des sécrétions et de la défécation.</w:t>
+        <w:t>Le Niveau 3 associe la zone propre du segment colorectal aux seules composantes régionales pertinentes. Il n’impose pas de traiter systématiquement tout le mésocôlon ou toute la cavité pelvienne.</w:t>
       </w:r>
     </w:p>
     <w:p>
@@ -9036,15 +7197,8 @@
         <w:pStyle w:val="Heading2"/>
       </w:pPr>
       <w:r>
-        <w:t>13.4. Niveau 3 - Régulation viscérale loco-régionale</w:t>
-      </w:r>
-    </w:p>
-    <w:p>
-      <w:r>
-        <w:rPr>
-          <w:i w:val="0"/>
-        </w:rPr>
-        <w:t>C’est le niveau principal du protocole colorectal. Le socle régional change selon le segment concerné.</w:t>
+        <w:lastRenderedPageBreak/>
+        <w:t>13.5. Niveau 4 - Intégration viscéro-somatique et axe cerveau-intestin</w:t>
       </w:r>
     </w:p>
     <w:p>
@@ -9054,9 +7208,13 @@
       <w:r>
         <w:rPr>
           <w:b/>
-          <w:sz w:val="22"/>
-        </w:rPr>
-        <w:t>13.4.1. Côlon droit</w:t>
+        </w:rPr>
+        <w:t>13.5.1. Versant viscéro-somatique</w:t>
+      </w:r>
+    </w:p>
+    <w:p>
+      <w:r>
+        <w:t>Selon le segment et le tableau clinique, la lecture peut intégrer :</w:t>
       </w:r>
     </w:p>
     <w:p>
@@ -9066,10 +7224,7 @@
         <w:ind w:left="255" w:hanging="142"/>
       </w:pPr>
       <w:r>
-        <w:t xml:space="preserve">• </w:t>
-      </w:r>
-      <w:r>
-        <w:t>Cæcum et jonction iléo-cæcale.</w:t>
+        <w:t>• L1-L2 et région thoraco-lombaire selon le segment.</w:t>
       </w:r>
     </w:p>
     <w:p>
@@ -9079,10 +7234,7 @@
         <w:ind w:left="255" w:hanging="142"/>
       </w:pPr>
       <w:r>
-        <w:t xml:space="preserve">• </w:t>
-      </w:r>
-      <w:r>
-        <w:t>Côlon ascendant.</w:t>
+        <w:t>• Sacro-iliaque droite pour le côlon droit.</w:t>
       </w:r>
     </w:p>
     <w:p>
@@ -9092,10 +7244,7 @@
         <w:ind w:left="255" w:hanging="142"/>
       </w:pPr>
       <w:r>
-        <w:t xml:space="preserve">• </w:t>
-      </w:r>
-      <w:r>
-        <w:t>Angle colique droit.</w:t>
+        <w:t>• Sacro-iliaque gauche pour le côlon gauche et le sigmoïde.</w:t>
       </w:r>
     </w:p>
     <w:p>
@@ -9105,10 +7254,78 @@
         <w:ind w:left="255" w:hanging="142"/>
       </w:pPr>
       <w:r>
-        <w:t xml:space="preserve">• </w:t>
-      </w:r>
-      <w:r>
-        <w:t>Rapports avec l’iléon, le rein droit, le foie et le diaphragme selon les tests.</w:t>
+        <w:t>• Psoas et carré des lombes.</w:t>
+      </w:r>
+    </w:p>
+    <w:p>
+      <w:pPr>
+        <w:pStyle w:val="ListParagraph"/>
+        <w:spacing w:after="30"/>
+        <w:ind w:left="255" w:hanging="142"/>
+      </w:pPr>
+      <w:r>
+        <w:t>• Bassin.</w:t>
+      </w:r>
+    </w:p>
+    <w:p>
+      <w:pPr>
+        <w:pStyle w:val="ListParagraph"/>
+        <w:spacing w:after="30"/>
+        <w:ind w:left="255" w:hanging="142"/>
+      </w:pPr>
+      <w:r>
+        <w:t>• Genou lorsque cette association est retrouvée cliniquement.</w:t>
+      </w:r>
+    </w:p>
+    <w:p>
+      <w:r>
+        <w:t>Pour le rectum, compléter selon le tableau par :</w:t>
+      </w:r>
+    </w:p>
+    <w:p>
+      <w:pPr>
+        <w:pStyle w:val="ListParagraph"/>
+        <w:spacing w:after="30"/>
+        <w:ind w:left="255" w:hanging="142"/>
+      </w:pPr>
+      <w:r>
+        <w:t>• Sacrum et coccyx.</w:t>
+      </w:r>
+    </w:p>
+    <w:p>
+      <w:pPr>
+        <w:pStyle w:val="ListParagraph"/>
+        <w:spacing w:after="30"/>
+        <w:ind w:left="255" w:hanging="142"/>
+      </w:pPr>
+      <w:r>
+        <w:t>• Plancher pelvien.</w:t>
+      </w:r>
+    </w:p>
+    <w:p>
+      <w:pPr>
+        <w:pStyle w:val="ListParagraph"/>
+        <w:spacing w:after="30"/>
+        <w:ind w:left="255" w:hanging="142"/>
+      </w:pPr>
+      <w:r>
+        <w:t>• Nerf pudendal pour le sphincter externe et les composantes somatiques de la défécation.</w:t>
+      </w:r>
+    </w:p>
+    <w:p>
+      <w:pPr>
+        <w:spacing w:before="120" w:after="60"/>
+      </w:pPr>
+      <w:r>
+        <w:rPr>
+          <w:b/>
+        </w:rPr>
+        <w:t>13.5.2. Axe cerveau-intestin</w:t>
+      </w:r>
+    </w:p>
+    <w:p>
+      <w:r>
+        <w:t>Stress, attention portée aux sensations digestives, motricité, hypersensibilité viscérale et vécu émotionnel peuvent s’influencer réciproquement. Dans les colopathies fonctionnelles, l’inconfort peut augmenter la vigilance portée aux sensations digestives, entretenir la tension et perturber le transit.</w:t>
       </w:r>
     </w:p>
     <w:p>
@@ -9120,19 +7337,20 @@
           <w:i/>
           <w:color w:val="5E666A"/>
         </w:rPr>
-        <w:t>Module régional : cf. chapitre 7 - Socle régional abdominal et péritonéal.</w:t>
-      </w:r>
-    </w:p>
-    <w:p>
-      <w:pPr>
-        <w:spacing w:before="120" w:after="60"/>
-      </w:pPr>
-      <w:r>
-        <w:rPr>
-          <w:b/>
-          <w:sz w:val="22"/>
-        </w:rPr>
-        <w:t>13.4.2. Côlon transverse</w:t>
+        <w:t>Cf. chapitre 3 - Système nerveux central ; cf. chapitre 5 - Mécanisme de stress.</w:t>
+      </w:r>
+    </w:p>
+    <w:p>
+      <w:pPr>
+        <w:pStyle w:val="Heading2"/>
+      </w:pPr>
+      <w:r>
+        <w:t>13.6. Soutiens associés selon les tests</w:t>
+      </w:r>
+    </w:p>
+    <w:p>
+      <w:r>
+        <w:t>Ces territoires sont des soutiens associés et non des étapes obligatoires du protocole :</w:t>
       </w:r>
     </w:p>
     <w:p>
@@ -9142,10 +7360,7 @@
         <w:ind w:left="255" w:hanging="142"/>
       </w:pPr>
       <w:r>
-        <w:t xml:space="preserve">• </w:t>
-      </w:r>
-      <w:r>
-        <w:t>Côlon transverse.</w:t>
+        <w:t>• Estomac : réflexe gastro-colique.</w:t>
       </w:r>
     </w:p>
     <w:p>
@@ -9155,10 +7370,7 @@
         <w:ind w:left="255" w:hanging="142"/>
       </w:pPr>
       <w:r>
-        <w:t xml:space="preserve">• </w:t>
-      </w:r>
-      <w:r>
-        <w:t>Angles coliques droit et gauche.</w:t>
+        <w:t>• Intestin grêle : continuité iléo-cæcale et fonction digestive globale.</w:t>
       </w:r>
     </w:p>
     <w:p>
@@ -9168,10 +7380,7 @@
         <w:ind w:left="255" w:hanging="142"/>
       </w:pPr>
       <w:r>
-        <w:t xml:space="preserve">• </w:t>
-      </w:r>
-      <w:r>
-        <w:t>Mésocôlon transverse.</w:t>
+        <w:t>• Foie, voies biliaires et pancréas : uniquement si le contexte digestif les rend pertinents.</w:t>
       </w:r>
     </w:p>
     <w:p>
@@ -9181,30 +7390,7 @@
         <w:ind w:left="255" w:hanging="142"/>
       </w:pPr>
       <w:r>
-        <w:t xml:space="preserve">• </w:t>
-      </w:r>
-      <w:r>
-        <w:t>Racine du mésocôlon transverse lorsqu’elle est pertinente.</w:t>
-      </w:r>
-    </w:p>
-    <w:p>
-      <w:r>
-        <w:rPr>
-          <w:i w:val="0"/>
-        </w:rPr>
-        <w:t>La racine du mésocôlon transverse est utilisée comme complément régional de la zone colique, et non comme une étape systématique.</w:t>
-      </w:r>
-    </w:p>
-    <w:p>
-      <w:pPr>
-        <w:spacing w:before="120" w:after="60"/>
-      </w:pPr>
-      <w:r>
-        <w:rPr>
-          <w:b/>
-          <w:sz w:val="22"/>
-        </w:rPr>
-        <w:t>13.4.3. Côlon gauche et sigmoïde</w:t>
+        <w:t>• Diaphragme : angles coliques et dynamique abdominale.</w:t>
       </w:r>
     </w:p>
     <w:p>
@@ -9214,10 +7400,7 @@
         <w:ind w:left="255" w:hanging="142"/>
       </w:pPr>
       <w:r>
-        <w:t xml:space="preserve">• </w:t>
-      </w:r>
-      <w:r>
-        <w:t>Angle colique gauche.</w:t>
+        <w:t>• Reins : uniquement lorsque les rapports loco-régionaux le justifient.</w:t>
       </w:r>
     </w:p>
     <w:p>
@@ -9227,10 +7410,15 @@
         <w:ind w:left="255" w:hanging="142"/>
       </w:pPr>
       <w:r>
-        <w:t xml:space="preserve">• </w:t>
-      </w:r>
-      <w:r>
-        <w:t>Côlon descendant.</w:t>
+        <w:t>• Pelvis : sigmoïde, rectum et défécation.</w:t>
+      </w:r>
+    </w:p>
+    <w:p>
+      <w:pPr>
+        <w:pStyle w:val="Heading2"/>
+      </w:pPr>
+      <w:r>
+        <w:t>13.7. Lecture clinique selon le tableau</w:t>
       </w:r>
     </w:p>
     <w:p>
@@ -9240,10 +7428,7 @@
         <w:ind w:left="255" w:hanging="142"/>
       </w:pPr>
       <w:r>
-        <w:t xml:space="preserve">• </w:t>
-      </w:r>
-      <w:r>
-        <w:t>Sigmoïde.</w:t>
+        <w:t>• Constipation proximale : côlon droit + Niveau 2 proximal + module abdominal selon les tests.</w:t>
       </w:r>
     </w:p>
     <w:p>
@@ -9253,10 +7438,7 @@
         <w:ind w:left="255" w:hanging="142"/>
       </w:pPr>
       <w:r>
-        <w:t xml:space="preserve">• </w:t>
-      </w:r>
-      <w:r>
-        <w:t>Mésosigmoïde et ses racines selon les tests.</w:t>
+        <w:t>• Constipation distale : côlon gauche, sigmoïde ou rectum + parasympathique pelvien + module pelvien si nécessaire.</w:t>
       </w:r>
     </w:p>
     <w:p>
@@ -9266,34 +7448,7 @@
         <w:ind w:left="255" w:hanging="142"/>
       </w:pPr>
       <w:r>
-        <w:t xml:space="preserve">• </w:t>
-      </w:r>
-      <w:r>
-        <w:t>Rapports avec le psoas gauche, le rein gauche et le pelvis lorsqu’ils sont pertinents.</w:t>
-      </w:r>
-    </w:p>
-    <w:p>
-      <w:pPr>
-        <w:spacing w:after="80"/>
-      </w:pPr>
-      <w:r>
-        <w:rPr>
-          <w:i/>
-          <w:color w:val="5E666A"/>
-        </w:rPr>
-        <w:t>Module régional : cf. chapitre 7 - Socle régional abdominal et péritonéal.</w:t>
-      </w:r>
-    </w:p>
-    <w:p>
-      <w:pPr>
-        <w:spacing w:before="120" w:after="60"/>
-      </w:pPr>
-      <w:r>
-        <w:rPr>
-          <w:b/>
-          <w:sz w:val="22"/>
-        </w:rPr>
-        <w:t>13.4.4. Rectum</w:t>
+        <w:t>• Syndrome de l’intestin irritable ou colopathie fonctionnelle : Niveau 1 + Niveau 2 + zones coliques symptomatiques + axe cerveau-intestin.</w:t>
       </w:r>
     </w:p>
     <w:p>
@@ -9303,437 +7458,12 @@
         <w:ind w:left="255" w:hanging="142"/>
       </w:pPr>
       <w:r>
-        <w:t xml:space="preserve">• </w:t>
-      </w:r>
-      <w:r>
-        <w:t>Ampoule rectale.</w:t>
-      </w:r>
-    </w:p>
-    <w:p>
-      <w:pPr>
-        <w:pStyle w:val="ListParagraph"/>
-        <w:spacing w:after="30"/>
-        <w:ind w:left="255" w:hanging="142"/>
-      </w:pPr>
-      <w:r>
-        <w:t xml:space="preserve">• </w:t>
-      </w:r>
-      <w:r>
-        <w:t>Canal anal.</w:t>
-      </w:r>
-    </w:p>
-    <w:p>
-      <w:pPr>
-        <w:pStyle w:val="ListParagraph"/>
-        <w:spacing w:after="30"/>
-        <w:ind w:left="255" w:hanging="142"/>
-      </w:pPr>
-      <w:r>
-        <w:t xml:space="preserve">• </w:t>
-      </w:r>
-      <w:r>
-        <w:t>Sphincter interne.</w:t>
-      </w:r>
-    </w:p>
-    <w:p>
-      <w:pPr>
-        <w:pStyle w:val="ListParagraph"/>
-        <w:spacing w:after="30"/>
-        <w:ind w:left="255" w:hanging="142"/>
-      </w:pPr>
-      <w:r>
-        <w:t xml:space="preserve">• </w:t>
-      </w:r>
-      <w:r>
-        <w:t>Rapports avec le sacrum, le périnée et les organes pelviens.</w:t>
-      </w:r>
-    </w:p>
-    <w:p>
-      <w:pPr>
-        <w:spacing w:after="80"/>
-      </w:pPr>
-      <w:r>
-        <w:rPr>
-          <w:i/>
-          <w:color w:val="5E666A"/>
-        </w:rPr>
-        <w:t>Module régional : cf. chapitre 17 - Socle régional du Niveau 3 pelvien.</w:t>
-      </w:r>
-    </w:p>
-    <w:p>
-      <w:pPr>
-        <w:shd w:fill="F3EEE4"/>
-        <w:spacing w:before="80" w:after="100"/>
-        <w:ind w:left="142" w:right="142"/>
-      </w:pPr>
-      <w:r>
-        <w:rPr>
-          <w:b/>
-        </w:rPr>
-        <w:t xml:space="preserve">INTÉRÊT EN ROP - </w:t>
-      </w:r>
-      <w:r>
-        <w:t>Le Niveau 3 associe la zone propre du segment colorectal aux seules composantes régionales pertinentes. Il n’impose pas de traiter systématiquement tout le mésocôlon ou toute la cavité pelvienne.</w:t>
-      </w:r>
-    </w:p>
-    <w:p>
-      <w:pPr>
-        <w:pStyle w:val="Heading2"/>
-      </w:pPr>
-      <w:r>
-        <w:t>13.5. Niveau 4 - Intégration viscéro-somatique et axe cerveau-intestin</w:t>
-      </w:r>
-    </w:p>
-    <w:p>
-      <w:pPr>
-        <w:spacing w:before="120" w:after="60"/>
-      </w:pPr>
-      <w:r>
-        <w:rPr>
-          <w:b/>
-          <w:sz w:val="22"/>
-        </w:rPr>
-        <w:t>13.5.1. Versant viscéro-somatique</w:t>
-      </w:r>
-    </w:p>
-    <w:p>
-      <w:r>
-        <w:rPr>
-          <w:i w:val="0"/>
-        </w:rPr>
-        <w:t>Selon le segment et le tableau clinique, la lecture peut intégrer :</w:t>
-      </w:r>
-    </w:p>
-    <w:p>
-      <w:pPr>
-        <w:pStyle w:val="ListParagraph"/>
-        <w:spacing w:after="30"/>
-        <w:ind w:left="255" w:hanging="142"/>
-      </w:pPr>
-      <w:r>
-        <w:t xml:space="preserve">• </w:t>
-      </w:r>
-      <w:r>
-        <w:t>L1-L2 et région thoraco-lombaire selon le segment.</w:t>
-      </w:r>
-    </w:p>
-    <w:p>
-      <w:pPr>
-        <w:pStyle w:val="ListParagraph"/>
-        <w:spacing w:after="30"/>
-        <w:ind w:left="255" w:hanging="142"/>
-      </w:pPr>
-      <w:r>
-        <w:t xml:space="preserve">• </w:t>
-      </w:r>
-      <w:r>
-        <w:t>Sacro-iliaque droite pour le côlon droit.</w:t>
-      </w:r>
-    </w:p>
-    <w:p>
-      <w:pPr>
-        <w:pStyle w:val="ListParagraph"/>
-        <w:spacing w:after="30"/>
-        <w:ind w:left="255" w:hanging="142"/>
-      </w:pPr>
-      <w:r>
-        <w:t xml:space="preserve">• </w:t>
-      </w:r>
-      <w:r>
-        <w:t>Sacro-iliaque gauche pour le côlon gauche et le sigmoïde.</w:t>
-      </w:r>
-    </w:p>
-    <w:p>
-      <w:pPr>
-        <w:pStyle w:val="ListParagraph"/>
-        <w:spacing w:after="30"/>
-        <w:ind w:left="255" w:hanging="142"/>
-      </w:pPr>
-      <w:r>
-        <w:t xml:space="preserve">• </w:t>
-      </w:r>
-      <w:r>
-        <w:t>Psoas et carré des lombes.</w:t>
-      </w:r>
-    </w:p>
-    <w:p>
-      <w:pPr>
-        <w:pStyle w:val="ListParagraph"/>
-        <w:spacing w:after="30"/>
-        <w:ind w:left="255" w:hanging="142"/>
-      </w:pPr>
-      <w:r>
-        <w:t xml:space="preserve">• </w:t>
-      </w:r>
-      <w:r>
-        <w:t>Bassin.</w:t>
-      </w:r>
-    </w:p>
-    <w:p>
-      <w:pPr>
-        <w:pStyle w:val="ListParagraph"/>
-        <w:spacing w:after="30"/>
-        <w:ind w:left="255" w:hanging="142"/>
-      </w:pPr>
-      <w:r>
-        <w:t xml:space="preserve">• </w:t>
-      </w:r>
-      <w:r>
-        <w:t>Genou lorsque cette association est retrouvée cliniquement.</w:t>
-      </w:r>
-    </w:p>
-    <w:p>
-      <w:r>
-        <w:rPr>
-          <w:i w:val="0"/>
-        </w:rPr>
-        <w:t>Pour le rectum, compléter selon le tableau par :</w:t>
-      </w:r>
-    </w:p>
-    <w:p>
-      <w:pPr>
-        <w:pStyle w:val="ListParagraph"/>
-        <w:spacing w:after="30"/>
-        <w:ind w:left="255" w:hanging="142"/>
-      </w:pPr>
-      <w:r>
-        <w:t xml:space="preserve">• </w:t>
-      </w:r>
-      <w:r>
-        <w:t>Sacrum et coccyx.</w:t>
-      </w:r>
-    </w:p>
-    <w:p>
-      <w:pPr>
-        <w:pStyle w:val="ListParagraph"/>
-        <w:spacing w:after="30"/>
-        <w:ind w:left="255" w:hanging="142"/>
-      </w:pPr>
-      <w:r>
-        <w:t xml:space="preserve">• </w:t>
-      </w:r>
-      <w:r>
-        <w:t>Plancher pelvien.</w:t>
-      </w:r>
-    </w:p>
-    <w:p>
-      <w:pPr>
-        <w:pStyle w:val="ListParagraph"/>
-        <w:spacing w:after="30"/>
-        <w:ind w:left="255" w:hanging="142"/>
-      </w:pPr>
-      <w:r>
-        <w:t xml:space="preserve">• </w:t>
-      </w:r>
-      <w:r>
-        <w:t>Nerf pudendal pour le sphincter externe et les composantes somatiques de la défécation.</w:t>
-      </w:r>
-    </w:p>
-    <w:p>
-      <w:pPr>
-        <w:spacing w:before="120" w:after="60"/>
-      </w:pPr>
-      <w:r>
-        <w:rPr>
-          <w:b/>
-          <w:sz w:val="22"/>
-        </w:rPr>
-        <w:t>13.5.2. Axe cerveau-intestin</w:t>
-      </w:r>
-    </w:p>
-    <w:p>
-      <w:r>
-        <w:rPr>
-          <w:i w:val="0"/>
-        </w:rPr>
-        <w:t>Stress, attention portée aux sensations digestives, motricité, hypersensibilité viscérale et vécu émotionnel peuvent s’influencer réciproquement. Dans les colopathies fonctionnelles, l’inconfort peut augmenter la vigilance portée aux sensations digestives, entretenir la tension et perturber le transit.</w:t>
-      </w:r>
-    </w:p>
-    <w:p>
-      <w:pPr>
-        <w:spacing w:after="80"/>
-      </w:pPr>
-      <w:r>
-        <w:rPr>
-          <w:i/>
-          <w:color w:val="5E666A"/>
-        </w:rPr>
-        <w:t>Cf. chapitre 3 - Système nerveux central ; cf. chapitre 5 - Mécanisme de stress.</w:t>
-      </w:r>
-    </w:p>
-    <w:p>
-      <w:pPr>
-        <w:shd w:fill="F3EEE4"/>
-        <w:spacing w:before="80" w:after="100"/>
-        <w:ind w:left="142" w:right="142"/>
-      </w:pPr>
-      <w:r>
-        <w:rPr>
-          <w:b/>
-        </w:rPr>
-        <w:t xml:space="preserve">INTÉRÊT EN ROP - </w:t>
-      </w:r>
-      <w:r>
-        <w:t>Le Niveau 4 vise à intégrer les convergences somatiques et l’axe cerveau-intestin, sans attribuer au côlon une personnalité ou une émotion spécifique.</w:t>
-      </w:r>
-    </w:p>
-    <w:p>
-      <w:pPr>
-        <w:pStyle w:val="Heading2"/>
-      </w:pPr>
-      <w:r>
-        <w:t>13.6. Soutiens associés selon les tests</w:t>
-      </w:r>
-    </w:p>
-    <w:p>
-      <w:r>
-        <w:rPr>
-          <w:i w:val="0"/>
-        </w:rPr>
-        <w:t>Ces territoires sont des soutiens associés et non des étapes obligatoires du protocole :</w:t>
-      </w:r>
-    </w:p>
-    <w:p>
-      <w:pPr>
-        <w:pStyle w:val="ListParagraph"/>
-        <w:spacing w:after="30"/>
-        <w:ind w:left="255" w:hanging="142"/>
-      </w:pPr>
-      <w:r>
-        <w:t xml:space="preserve">• </w:t>
-      </w:r>
-      <w:r>
-        <w:t>Estomac : réflexe gastro-colique.</w:t>
-      </w:r>
-    </w:p>
-    <w:p>
-      <w:pPr>
-        <w:pStyle w:val="ListParagraph"/>
-        <w:spacing w:after="30"/>
-        <w:ind w:left="255" w:hanging="142"/>
-      </w:pPr>
-      <w:r>
-        <w:t xml:space="preserve">• </w:t>
-      </w:r>
-      <w:r>
-        <w:t>Intestin grêle : continuité iléo-cæcale et fonction digestive globale.</w:t>
-      </w:r>
-    </w:p>
-    <w:p>
-      <w:pPr>
-        <w:pStyle w:val="ListParagraph"/>
-        <w:spacing w:after="30"/>
-        <w:ind w:left="255" w:hanging="142"/>
-      </w:pPr>
-      <w:r>
-        <w:t xml:space="preserve">• </w:t>
-      </w:r>
-      <w:r>
-        <w:t>Foie, voies biliaires et pancréas : uniquement si le contexte digestif les rend pertinents.</w:t>
-      </w:r>
-    </w:p>
-    <w:p>
-      <w:pPr>
-        <w:pStyle w:val="ListParagraph"/>
-        <w:spacing w:after="30"/>
-        <w:ind w:left="255" w:hanging="142"/>
-      </w:pPr>
-      <w:r>
-        <w:t xml:space="preserve">• </w:t>
-      </w:r>
-      <w:r>
-        <w:t>Diaphragme : angles coliques et dynamique abdominale.</w:t>
-      </w:r>
-    </w:p>
-    <w:p>
-      <w:pPr>
-        <w:pStyle w:val="ListParagraph"/>
-        <w:spacing w:after="30"/>
-        <w:ind w:left="255" w:hanging="142"/>
-      </w:pPr>
-      <w:r>
-        <w:t xml:space="preserve">• </w:t>
-      </w:r>
-      <w:r>
-        <w:t>Reins : uniquement lorsque les rapports loco-régionaux le justifient.</w:t>
-      </w:r>
-    </w:p>
-    <w:p>
-      <w:pPr>
-        <w:pStyle w:val="ListParagraph"/>
-        <w:spacing w:after="30"/>
-        <w:ind w:left="255" w:hanging="142"/>
-      </w:pPr>
-      <w:r>
-        <w:t xml:space="preserve">• </w:t>
-      </w:r>
-      <w:r>
-        <w:t>Pelvis : sigmoïde, rectum et défécation.</w:t>
-      </w:r>
-    </w:p>
-    <w:p>
-      <w:pPr>
-        <w:pStyle w:val="Heading2"/>
-      </w:pPr>
-      <w:r>
-        <w:t>13.7. Lecture clinique selon le tableau</w:t>
-      </w:r>
-    </w:p>
-    <w:p>
-      <w:pPr>
-        <w:pStyle w:val="ListParagraph"/>
-        <w:spacing w:after="30"/>
-        <w:ind w:left="255" w:hanging="142"/>
-      </w:pPr>
-      <w:r>
-        <w:t xml:space="preserve">• </w:t>
-      </w:r>
-      <w:r>
-        <w:t>Constipation proximale : côlon droit + Niveau 2 proximal + module abdominal selon les tests.</w:t>
-      </w:r>
-    </w:p>
-    <w:p>
-      <w:pPr>
-        <w:pStyle w:val="ListParagraph"/>
-        <w:spacing w:after="30"/>
-        <w:ind w:left="255" w:hanging="142"/>
-      </w:pPr>
-      <w:r>
-        <w:t xml:space="preserve">• </w:t>
-      </w:r>
-      <w:r>
-        <w:t>Constipation distale : côlon gauche, sigmoïde ou rectum + parasympathique pelvien + module pelvien si nécessaire.</w:t>
-      </w:r>
-    </w:p>
-    <w:p>
-      <w:pPr>
-        <w:pStyle w:val="ListParagraph"/>
-        <w:spacing w:after="30"/>
-        <w:ind w:left="255" w:hanging="142"/>
-      </w:pPr>
-      <w:r>
-        <w:t xml:space="preserve">• </w:t>
-      </w:r>
-      <w:r>
-        <w:t>Syndrome de l’intestin irritable ou colopathie fonctionnelle : Niveau 1 + Niveau 2 + zones coliques symptomatiques + axe cerveau-intestin.</w:t>
-      </w:r>
-    </w:p>
-    <w:p>
-      <w:pPr>
-        <w:pStyle w:val="ListParagraph"/>
-        <w:spacing w:after="30"/>
-        <w:ind w:left="255" w:hanging="142"/>
-      </w:pPr>
-      <w:r>
-        <w:t xml:space="preserve">• </w:t>
-      </w:r>
-      <w:r>
-        <w:t>Trouble de l’exonération ou ténesme : rectum + Niveau 2 pelvien + plancher pelvien et pudendal au Niveau 4.</w:t>
-      </w:r>
-    </w:p>
-    <w:p>
-      <w:pPr>
-        <w:shd w:fill="F8E9E5"/>
+        <w:t>• Trouble de l’exonération ou ténesme : rectum + Niveau 2 pelvien + plancher pelvien et pudendal au Niveau 4.</w:t>
+      </w:r>
+    </w:p>
+    <w:p>
+      <w:pPr>
+        <w:shd w:val="clear" w:color="auto" w:fill="F8E9E5"/>
         <w:spacing w:before="80" w:after="100"/>
         <w:ind w:left="142" w:right="142"/>
       </w:pPr>
@@ -9758,7 +7488,7 @@
 </file>
 
 <file path=word/numbering.xml><?xml version="1.0" encoding="utf-8"?>
-<w:numbering xmlns:wpc="http://schemas.microsoft.com/office/word/2010/wordprocessingCanvas" xmlns:cx="http://schemas.microsoft.com/office/drawing/2014/chartex" xmlns:cx1="http://schemas.microsoft.com/office/drawing/2015/9/8/chartex" xmlns:cx2="http://schemas.microsoft.com/office/drawing/2015/10/21/chartex" xmlns:cx3="http://schemas.microsoft.com/office/drawing/2016/5/9/chartex" xmlns:cx4="http://schemas.microsoft.com/office/drawing/2016/5/10/chartex" xmlns:cx5="http://schemas.microsoft.com/office/drawing/2016/5/11/chartex" xmlns:cx6="http://schemas.microsoft.com/office/drawing/2016/5/12/chartex" xmlns:cx7="http://schemas.microsoft.com/office/drawing/2016/5/13/chartex" xmlns:cx8="http://schemas.microsoft.com/office/drawing/2016/5/14/chartex" xmlns:mc="http://schemas.openxmlformats.org/markup-compatibility/2006" xmlns:aink="http://schemas.microsoft.com/office/drawing/2016/ink" xmlns:am3d="http://schemas.microsoft.com/office/drawing/2017/model3d" xmlns:o="urn:schemas-microsoft-com:office:office" xmlns:oel="http://schemas.microsoft.com/office/2019/extlst" xmlns:r="http://schemas.openxmlformats.org/officeDocument/2006/relationships" xmlns:m="http://schemas.openxmlformats.org/officeDocument/2006/math" xmlns:v="urn:schemas-microsoft-com:vml" xmlns:wp14="http://schemas.microsoft.com/office/word/2010/wordprocessingDrawing" xmlns:wp="http://schemas.openxmlformats.org/drawingml/2006/wordprocessingDrawing" xmlns:w10="urn:schemas-microsoft-com:office:word" xmlns:w="http://schemas.openxmlformats.org/wordprocessingml/2006/main" xmlns:w14="http://schemas.microsoft.com/office/word/2010/wordml" xmlns:w15="http://schemas.microsoft.com/office/word/2012/wordml" xmlns:w16cei="http://schemas.microsoft.com/office/word/2026/wordml/cei" xmlns:w16cex="http://schemas.microsoft.com/office/word/2018/wordml/cex" xmlns:w16cid="http://schemas.microsoft.com/office/word/2016/wordml/cid" xmlns:w16="http://schemas.microsoft.com/office/word/2018/wordml" xmlns:w16du="http://schemas.microsoft.com/office/word/2023/wordml/word16du" xmlns:w16sdtdh="http://schemas.microsoft.com/office/word/2020/wordml/sdtdatahash" xmlns:w16sdtfl="http://schemas.microsoft.com/office/word/2024/wordml/sdtformatlock" xmlns:w16se="http://schemas.microsoft.com/office/word/2015/wordml/symex" xmlns:wpg="http://schemas.microsoft.com/office/word/2010/wordprocessingGroup" xmlns:wpi="http://schemas.microsoft.com/office/word/2010/wordprocessingInk" xmlns:wne="http://schemas.microsoft.com/office/word/2006/wordml" xmlns:wps="http://schemas.microsoft.com/office/word/2010/wordprocessingShape" mc:Ignorable="w14 w15 w16se w16cid w16 w16cex w16sdtdh w16sdtfl w16du wp14">
+<w:numbering xmlns:wpc="http://schemas.microsoft.com/office/word/2010/wordprocessingCanvas" xmlns:cx="http://schemas.microsoft.com/office/drawing/2014/chartex" xmlns:cx1="http://schemas.microsoft.com/office/drawing/2015/9/8/chartex" xmlns:cx2="http://schemas.microsoft.com/office/drawing/2015/10/21/chartex" xmlns:cx3="http://schemas.microsoft.com/office/drawing/2016/5/9/chartex" xmlns:cx4="http://schemas.microsoft.com/office/drawing/2016/5/10/chartex" xmlns:cx5="http://schemas.microsoft.com/office/drawing/2016/5/11/chartex" xmlns:cx6="http://schemas.microsoft.com/office/drawing/2016/5/12/chartex" xmlns:cx7="http://schemas.microsoft.com/office/drawing/2016/5/13/chartex" xmlns:cx8="http://schemas.microsoft.com/office/drawing/2016/5/14/chartex" xmlns:mc="http://schemas.openxmlformats.org/markup-compatibility/2006" xmlns:aink="http://schemas.microsoft.com/office/drawing/2016/ink" xmlns:am3d="http://schemas.microsoft.com/office/drawing/2017/model3d" xmlns:o="urn:schemas-microsoft-com:office:office" xmlns:oel="http://schemas.microsoft.com/office/2019/extlst" xmlns:r="http://schemas.openxmlformats.org/officeDocument/2006/relationships" xmlns:m="http://schemas.openxmlformats.org/officeDocument/2006/math" xmlns:v="urn:schemas-microsoft-com:vml" xmlns:wp14="http://schemas.microsoft.com/office/word/2010/wordprocessingDrawing" xmlns:wp="http://schemas.openxmlformats.org/drawingml/2006/wordprocessingDrawing" xmlns:w10="urn:schemas-microsoft-com:office:word" xmlns:w="http://schemas.openxmlformats.org/wordprocessingml/2006/main" xmlns:w14="http://schemas.microsoft.com/office/word/2010/wordml" xmlns:w15="http://schemas.microsoft.com/office/word/2012/wordml" xmlns:w16cex="http://schemas.microsoft.com/office/word/2018/wordml/cex" xmlns:w16cid="http://schemas.microsoft.com/office/word/2016/wordml/cid" xmlns:w16="http://schemas.microsoft.com/office/word/2018/wordml" xmlns:w16du="http://schemas.microsoft.com/office/word/2023/wordml/word16du" xmlns:w16sdtdh="http://schemas.microsoft.com/office/word/2020/wordml/sdtdatahash" xmlns:w16sdtfl="http://schemas.microsoft.com/office/word/2024/wordml/sdtformatlock" xmlns:w16se="http://schemas.microsoft.com/office/word/2015/wordml/symex" xmlns:wpg="http://schemas.microsoft.com/office/word/2010/wordprocessingGroup" xmlns:wpi="http://schemas.microsoft.com/office/word/2010/wordprocessingInk" xmlns:wne="http://schemas.microsoft.com/office/word/2006/wordml" xmlns:wps="http://schemas.microsoft.com/office/word/2010/wordprocessingShape" mc:Ignorable="w14 w15 w16se w16cid w16 w16cex w16sdtdh w16sdtfl w16du wp14">
   <w:abstractNum w:abstractNumId="0" w15:restartNumberingAfterBreak="0">
     <w:nsid w:val="01426D8B"/>
     <w:multiLevelType w:val="hybridMultilevel"/>
@@ -16137,6 +13867,7 @@
   <w:style w:type="character" w:default="1" w:styleId="DefaultParagraphFont">
     <w:name w:val="Default Paragraph Font"/>
     <w:uiPriority w:val="1"/>
+    <w:semiHidden/>
     <w:unhideWhenUsed/>
   </w:style>
   <w:style w:type="table" w:default="1" w:styleId="TableNormal">
